--- a/Verkefni 1_ vefsida_skref_TSF.docx
+++ b/Verkefni 1_ vefsida_skref_TSF.docx
@@ -3573,6 +3573,692 @@
           <w:rFonts w:ascii="Times New Roman" w:hAnsi="Times New Roman" w:cs="Times New Roman"/>
           <w:b/>
           <w:bCs/>
+          <w:sz w:val="32"/>
+          <w:szCs w:val="32"/>
+        </w:rPr>
+      </w:pPr>
+      <w:r>
+        <w:rPr>
+          <w:rFonts w:ascii="Times New Roman" w:hAnsi="Times New Roman" w:cs="Times New Roman"/>
+          <w:b/>
+          <w:bCs/>
+          <w:sz w:val="32"/>
+          <w:szCs w:val="32"/>
+        </w:rPr>
+        <w:t>Uploading files to GitHub and publishing the website</w:t>
+      </w:r>
+    </w:p>
+    <w:p>
+      <w:pPr>
+        <w:spacing w:line="360" w:lineRule="auto"/>
+        <w:jc w:val="both"/>
+        <w:rPr>
+          <w:rFonts w:ascii="Times New Roman" w:hAnsi="Times New Roman" w:cs="Times New Roman"/>
+          <w:sz w:val="24"/>
+          <w:szCs w:val="24"/>
+        </w:rPr>
+      </w:pPr>
+      <w:r>
+        <w:rPr>
+          <w:rFonts w:ascii="Times New Roman" w:hAnsi="Times New Roman" w:cs="Times New Roman"/>
+          <w:sz w:val="24"/>
+          <w:szCs w:val="24"/>
+        </w:rPr>
+        <w:t>After finishing the most part of the website design</w:t>
+      </w:r>
+      <w:r>
+        <w:rPr>
+          <w:rFonts w:ascii="Times New Roman" w:hAnsi="Times New Roman" w:cs="Times New Roman"/>
+          <w:sz w:val="24"/>
+          <w:szCs w:val="24"/>
+        </w:rPr>
+        <w:t>, I began the process of uploading the</w:t>
+      </w:r>
+      <w:r>
+        <w:rPr>
+          <w:rFonts w:ascii="Times New Roman" w:hAnsi="Times New Roman" w:cs="Times New Roman"/>
+          <w:sz w:val="24"/>
+          <w:szCs w:val="24"/>
+        </w:rPr>
+        <w:t xml:space="preserve"> files to GitHub</w:t>
+      </w:r>
+      <w:r>
+        <w:rPr>
+          <w:rFonts w:ascii="Times New Roman" w:hAnsi="Times New Roman" w:cs="Times New Roman"/>
+          <w:sz w:val="24"/>
+          <w:szCs w:val="24"/>
+        </w:rPr>
+        <w:t xml:space="preserve"> </w:t>
+      </w:r>
+      <w:r>
+        <w:rPr>
+          <w:rFonts w:ascii="Times New Roman" w:hAnsi="Times New Roman" w:cs="Times New Roman"/>
+          <w:sz w:val="24"/>
+          <w:szCs w:val="24"/>
+        </w:rPr>
+        <w:t>using Git</w:t>
+      </w:r>
+      <w:r>
+        <w:rPr>
+          <w:rFonts w:ascii="Times New Roman" w:hAnsi="Times New Roman" w:cs="Times New Roman"/>
+          <w:sz w:val="24"/>
+          <w:szCs w:val="24"/>
+        </w:rPr>
+        <w:t xml:space="preserve"> </w:t>
+      </w:r>
+      <w:r>
+        <w:rPr>
+          <w:rFonts w:ascii="Times New Roman" w:hAnsi="Times New Roman" w:cs="Times New Roman"/>
+          <w:sz w:val="24"/>
+          <w:szCs w:val="24"/>
+        </w:rPr>
+        <w:t>Bash and then publ</w:t>
+      </w:r>
+      <w:r>
+        <w:rPr>
+          <w:rFonts w:ascii="Times New Roman" w:hAnsi="Times New Roman" w:cs="Times New Roman"/>
+          <w:sz w:val="24"/>
+          <w:szCs w:val="24"/>
+        </w:rPr>
+        <w:t xml:space="preserve">ishing the website. </w:t>
+      </w:r>
+      <w:r>
+        <w:rPr>
+          <w:rFonts w:ascii="Times New Roman" w:hAnsi="Times New Roman" w:cs="Times New Roman"/>
+          <w:sz w:val="24"/>
+          <w:szCs w:val="24"/>
+        </w:rPr>
+        <w:t>First, I created a repository</w:t>
+      </w:r>
+      <w:r>
+        <w:rPr>
+          <w:rFonts w:ascii="Times New Roman" w:hAnsi="Times New Roman" w:cs="Times New Roman"/>
+          <w:sz w:val="24"/>
+          <w:szCs w:val="24"/>
+        </w:rPr>
+        <w:t xml:space="preserve"> in GitHub</w:t>
+      </w:r>
+      <w:r>
+        <w:rPr>
+          <w:rFonts w:ascii="Times New Roman" w:hAnsi="Times New Roman" w:cs="Times New Roman"/>
+          <w:sz w:val="24"/>
+          <w:szCs w:val="24"/>
+        </w:rPr>
+        <w:t>, named it Website_MTY and made it public.</w:t>
+      </w:r>
+      <w:r>
+        <w:rPr>
+          <w:rFonts w:ascii="Times New Roman" w:hAnsi="Times New Roman" w:cs="Times New Roman"/>
+          <w:sz w:val="24"/>
+          <w:szCs w:val="24"/>
+        </w:rPr>
+        <w:t xml:space="preserve"> Then </w:t>
+      </w:r>
+      <w:r>
+        <w:rPr>
+          <w:rFonts w:ascii="Times New Roman" w:hAnsi="Times New Roman" w:cs="Times New Roman"/>
+          <w:sz w:val="24"/>
+          <w:szCs w:val="24"/>
+        </w:rPr>
+        <w:t xml:space="preserve">I </w:t>
+      </w:r>
+      <w:r>
+        <w:rPr>
+          <w:rFonts w:ascii="Times New Roman" w:hAnsi="Times New Roman" w:cs="Times New Roman"/>
+          <w:sz w:val="24"/>
+          <w:szCs w:val="24"/>
+        </w:rPr>
+        <w:t xml:space="preserve">went to the folder </w:t>
+      </w:r>
+      <w:r>
+        <w:rPr>
+          <w:rFonts w:ascii="Times New Roman" w:hAnsi="Times New Roman" w:cs="Times New Roman"/>
+          <w:sz w:val="24"/>
+          <w:szCs w:val="24"/>
+        </w:rPr>
+        <w:t>containing the files and right clicked inside the folder</w:t>
+      </w:r>
+      <w:r>
+        <w:rPr>
+          <w:rFonts w:ascii="Times New Roman" w:hAnsi="Times New Roman" w:cs="Times New Roman"/>
+          <w:sz w:val="24"/>
+          <w:szCs w:val="24"/>
+        </w:rPr>
+        <w:t xml:space="preserve"> and opened Git Bash</w:t>
+      </w:r>
+      <w:r>
+        <w:rPr>
+          <w:rFonts w:ascii="Times New Roman" w:hAnsi="Times New Roman" w:cs="Times New Roman"/>
+          <w:sz w:val="24"/>
+          <w:szCs w:val="24"/>
+        </w:rPr>
+        <w:t>. See the image below:</w:t>
+      </w:r>
+    </w:p>
+    <w:p>
+      <w:pPr>
+        <w:spacing w:line="360" w:lineRule="auto"/>
+        <w:jc w:val="both"/>
+        <w:rPr>
+          <w:rFonts w:ascii="Times New Roman" w:hAnsi="Times New Roman" w:cs="Times New Roman"/>
+          <w:sz w:val="24"/>
+          <w:szCs w:val="24"/>
+        </w:rPr>
+      </w:pPr>
+    </w:p>
+    <w:p>
+      <w:pPr>
+        <w:spacing w:line="360" w:lineRule="auto"/>
+        <w:jc w:val="both"/>
+        <w:rPr>
+          <w:rFonts w:ascii="Times New Roman" w:hAnsi="Times New Roman" w:cs="Times New Roman"/>
+          <w:sz w:val="24"/>
+          <w:szCs w:val="24"/>
+        </w:rPr>
+      </w:pPr>
+      <w:r>
+        <w:rPr>
+          <w:rFonts w:ascii="Times New Roman" w:hAnsi="Times New Roman" w:cs="Times New Roman"/>
+          <w:sz w:val="24"/>
+          <w:szCs w:val="24"/>
+        </w:rPr>
+        <w:lastRenderedPageBreak/>
+        <w:t xml:space="preserve"> </w:t>
+      </w:r>
+      <w:r>
+        <w:rPr>
+          <w:rFonts w:ascii="Times New Roman" w:hAnsi="Times New Roman" w:cs="Times New Roman"/>
+          <w:sz w:val="24"/>
+          <w:szCs w:val="24"/>
+        </w:rPr>
+        <w:drawing>
+          <wp:inline distT="0" distB="0" distL="0" distR="0" wp14:anchorId="0420ADA8" wp14:editId="113F10E2">
+            <wp:extent cx="4108922" cy="3085106"/>
+            <wp:effectExtent l="0" t="0" r="6350" b="1270"/>
+            <wp:docPr id="535501828" name="Picture 1"/>
+            <wp:cNvGraphicFramePr>
+              <a:graphicFrameLocks xmlns:a="http://schemas.openxmlformats.org/drawingml/2006/main" noChangeAspect="1"/>
+            </wp:cNvGraphicFramePr>
+            <a:graphic xmlns:a="http://schemas.openxmlformats.org/drawingml/2006/main">
+              <a:graphicData uri="http://schemas.openxmlformats.org/drawingml/2006/picture">
+                <pic:pic xmlns:pic="http://schemas.openxmlformats.org/drawingml/2006/picture">
+                  <pic:nvPicPr>
+                    <pic:cNvPr id="535501828" name=""/>
+                    <pic:cNvPicPr/>
+                  </pic:nvPicPr>
+                  <pic:blipFill>
+                    <a:blip r:embed="rId26"/>
+                    <a:stretch>
+                      <a:fillRect/>
+                    </a:stretch>
+                  </pic:blipFill>
+                  <pic:spPr>
+                    <a:xfrm>
+                      <a:off x="0" y="0"/>
+                      <a:ext cx="4118486" cy="3092287"/>
+                    </a:xfrm>
+                    <a:prstGeom prst="rect">
+                      <a:avLst/>
+                    </a:prstGeom>
+                  </pic:spPr>
+                </pic:pic>
+              </a:graphicData>
+            </a:graphic>
+          </wp:inline>
+        </w:drawing>
+      </w:r>
+    </w:p>
+    <w:p>
+      <w:pPr>
+        <w:spacing w:line="360" w:lineRule="auto"/>
+        <w:jc w:val="both"/>
+        <w:rPr>
+          <w:rFonts w:ascii="Times New Roman" w:hAnsi="Times New Roman" w:cs="Times New Roman"/>
+          <w:sz w:val="24"/>
+          <w:szCs w:val="24"/>
+        </w:rPr>
+      </w:pPr>
+      <w:r>
+        <w:rPr>
+          <w:rFonts w:ascii="Times New Roman" w:hAnsi="Times New Roman" w:cs="Times New Roman"/>
+          <w:sz w:val="24"/>
+          <w:szCs w:val="24"/>
+        </w:rPr>
+        <w:t>Then I read the detailed instructions</w:t>
+      </w:r>
+      <w:r>
+        <w:rPr>
+          <w:rFonts w:ascii="Times New Roman" w:hAnsi="Times New Roman" w:cs="Times New Roman"/>
+          <w:sz w:val="24"/>
+          <w:szCs w:val="24"/>
+        </w:rPr>
+        <w:t xml:space="preserve"> </w:t>
+      </w:r>
+      <w:r>
+        <w:rPr>
+          <w:rFonts w:ascii="Times New Roman" w:hAnsi="Times New Roman" w:cs="Times New Roman"/>
+          <w:sz w:val="24"/>
+          <w:szCs w:val="24"/>
+        </w:rPr>
+        <w:t xml:space="preserve">in GitHub </w:t>
+      </w:r>
+      <w:r>
+        <w:rPr>
+          <w:rFonts w:ascii="Times New Roman" w:hAnsi="Times New Roman" w:cs="Times New Roman"/>
+          <w:sz w:val="24"/>
+          <w:szCs w:val="24"/>
+        </w:rPr>
+        <w:t xml:space="preserve">on how to upload </w:t>
+      </w:r>
+      <w:r>
+        <w:rPr>
+          <w:rFonts w:ascii="Times New Roman" w:hAnsi="Times New Roman" w:cs="Times New Roman"/>
+          <w:sz w:val="24"/>
+          <w:szCs w:val="24"/>
+        </w:rPr>
+        <w:t xml:space="preserve">the website directory to </w:t>
+      </w:r>
+      <w:r>
+        <w:rPr>
+          <w:rFonts w:ascii="Times New Roman" w:hAnsi="Times New Roman" w:cs="Times New Roman"/>
+          <w:sz w:val="24"/>
+          <w:szCs w:val="24"/>
+        </w:rPr>
+        <w:t>your repository</w:t>
+      </w:r>
+      <w:r>
+        <w:rPr>
+          <w:rFonts w:ascii="Times New Roman" w:hAnsi="Times New Roman" w:cs="Times New Roman"/>
+          <w:sz w:val="24"/>
+          <w:szCs w:val="24"/>
+        </w:rPr>
+        <w:t xml:space="preserve"> using commands</w:t>
+      </w:r>
+      <w:r>
+        <w:rPr>
+          <w:rFonts w:ascii="Times New Roman" w:hAnsi="Times New Roman" w:cs="Times New Roman"/>
+          <w:sz w:val="24"/>
+          <w:szCs w:val="24"/>
+        </w:rPr>
+        <w:t>. First</w:t>
+      </w:r>
+      <w:r>
+        <w:rPr>
+          <w:rFonts w:ascii="Times New Roman" w:hAnsi="Times New Roman" w:cs="Times New Roman"/>
+          <w:sz w:val="24"/>
+          <w:szCs w:val="24"/>
+        </w:rPr>
+        <w:t xml:space="preserve">, wrote the </w:t>
+      </w:r>
+      <w:r>
+        <w:rPr>
+          <w:rFonts w:ascii="Times New Roman" w:hAnsi="Times New Roman" w:cs="Times New Roman"/>
+          <w:sz w:val="24"/>
+          <w:szCs w:val="24"/>
+        </w:rPr>
+        <w:t xml:space="preserve">following commands given by the instructions, in the GitBash command window. </w:t>
+      </w:r>
+      <w:r>
+        <w:rPr>
+          <w:rFonts w:ascii="Times New Roman" w:hAnsi="Times New Roman" w:cs="Times New Roman"/>
+          <w:sz w:val="24"/>
+          <w:szCs w:val="24"/>
+        </w:rPr>
+        <w:t xml:space="preserve">I received an </w:t>
+      </w:r>
+      <w:r>
+        <w:rPr>
+          <w:rFonts w:ascii="Times New Roman" w:hAnsi="Times New Roman" w:cs="Times New Roman"/>
+          <w:sz w:val="24"/>
+          <w:szCs w:val="24"/>
+        </w:rPr>
+        <w:t xml:space="preserve">author identity </w:t>
+      </w:r>
+      <w:r>
+        <w:rPr>
+          <w:rFonts w:ascii="Times New Roman" w:hAnsi="Times New Roman" w:cs="Times New Roman"/>
+          <w:sz w:val="24"/>
+          <w:szCs w:val="24"/>
+        </w:rPr>
+        <w:t xml:space="preserve">unknown error, which </w:t>
+      </w:r>
+      <w:r>
+        <w:rPr>
+          <w:rFonts w:ascii="Times New Roman" w:hAnsi="Times New Roman" w:cs="Times New Roman"/>
+          <w:sz w:val="24"/>
+          <w:szCs w:val="24"/>
+        </w:rPr>
+        <w:t>led to “</w:t>
+      </w:r>
+      <w:r>
+        <w:rPr>
+          <w:rFonts w:ascii="Times New Roman" w:hAnsi="Times New Roman" w:cs="Times New Roman"/>
+          <w:sz w:val="24"/>
+          <w:szCs w:val="24"/>
+        </w:rPr>
+        <w:t>src refspec main does not match any</w:t>
+      </w:r>
+      <w:r>
+        <w:rPr>
+          <w:rFonts w:ascii="Times New Roman" w:hAnsi="Times New Roman" w:cs="Times New Roman"/>
+          <w:sz w:val="24"/>
+          <w:szCs w:val="24"/>
+        </w:rPr>
+        <w:t>” error. To solve</w:t>
+      </w:r>
+      <w:r>
+        <w:rPr>
+          <w:rFonts w:ascii="Times New Roman" w:hAnsi="Times New Roman" w:cs="Times New Roman"/>
+          <w:sz w:val="24"/>
+          <w:szCs w:val="24"/>
+        </w:rPr>
+        <w:t xml:space="preserve"> the problem, I asked ChatGPT for advice</w:t>
+      </w:r>
+      <w:r>
+        <w:rPr>
+          <w:rFonts w:ascii="Times New Roman" w:hAnsi="Times New Roman" w:cs="Times New Roman"/>
+          <w:sz w:val="24"/>
+          <w:szCs w:val="24"/>
+        </w:rPr>
+        <w:t>, and I run the following two commands:</w:t>
+      </w:r>
+    </w:p>
+    <w:p>
+      <w:pPr>
+        <w:spacing w:line="360" w:lineRule="auto"/>
+        <w:jc w:val="both"/>
+        <w:rPr>
+          <w:rFonts w:ascii="Times New Roman" w:hAnsi="Times New Roman" w:cs="Times New Roman"/>
+          <w:sz w:val="24"/>
+          <w:szCs w:val="24"/>
+        </w:rPr>
+      </w:pPr>
+      <w:r>
+        <w:rPr>
+          <w:rFonts w:ascii="Times New Roman" w:hAnsi="Times New Roman" w:cs="Times New Roman"/>
+          <w:sz w:val="24"/>
+          <w:szCs w:val="24"/>
+        </w:rPr>
+        <w:t>$ git config --global user.name "Thanawin Yodsurang"</w:t>
+      </w:r>
+    </w:p>
+    <w:p>
+      <w:pPr>
+        <w:spacing w:line="360" w:lineRule="auto"/>
+        <w:jc w:val="both"/>
+        <w:rPr>
+          <w:rFonts w:ascii="Times New Roman" w:hAnsi="Times New Roman" w:cs="Times New Roman"/>
+          <w:sz w:val="24"/>
+          <w:szCs w:val="24"/>
+        </w:rPr>
+      </w:pPr>
+      <w:r>
+        <w:rPr>
+          <w:rFonts w:ascii="Times New Roman" w:hAnsi="Times New Roman" w:cs="Times New Roman"/>
+          <w:sz w:val="24"/>
+          <w:szCs w:val="24"/>
+        </w:rPr>
+        <w:t>git config --global user.email "martthanawin30@gmail.com"</w:t>
+      </w:r>
+    </w:p>
+    <w:p>
+      <w:pPr>
+        <w:spacing w:line="360" w:lineRule="auto"/>
+        <w:jc w:val="both"/>
+        <w:rPr>
+          <w:rFonts w:ascii="Times New Roman" w:hAnsi="Times New Roman" w:cs="Times New Roman"/>
+          <w:sz w:val="24"/>
+          <w:szCs w:val="24"/>
+        </w:rPr>
+      </w:pPr>
+      <w:r>
+        <w:rPr>
+          <w:rFonts w:ascii="Times New Roman" w:hAnsi="Times New Roman" w:cs="Times New Roman"/>
+          <w:sz w:val="24"/>
+          <w:szCs w:val="24"/>
+        </w:rPr>
+        <w:t>Including</w:t>
+      </w:r>
+      <w:r>
+        <w:rPr>
+          <w:rFonts w:ascii="Times New Roman" w:hAnsi="Times New Roman" w:cs="Times New Roman"/>
+          <w:sz w:val="24"/>
+          <w:szCs w:val="24"/>
+        </w:rPr>
+        <w:t xml:space="preserve">  </w:t>
+      </w:r>
+      <w:r>
+        <w:rPr>
+          <w:rFonts w:ascii="Times New Roman" w:hAnsi="Times New Roman" w:cs="Times New Roman"/>
+          <w:sz w:val="24"/>
+          <w:szCs w:val="24"/>
+        </w:rPr>
+        <w:t>git commit -m "Initial commit"</w:t>
+      </w:r>
+      <w:r>
+        <w:rPr>
+          <w:rFonts w:ascii="Times New Roman" w:hAnsi="Times New Roman" w:cs="Times New Roman"/>
+          <w:sz w:val="24"/>
+          <w:szCs w:val="24"/>
+        </w:rPr>
+        <w:t xml:space="preserve"> and then</w:t>
+      </w:r>
+      <w:r>
+        <w:rPr>
+          <w:rFonts w:ascii="Times New Roman" w:hAnsi="Times New Roman" w:cs="Times New Roman"/>
+          <w:sz w:val="24"/>
+          <w:szCs w:val="24"/>
+        </w:rPr>
+        <w:t xml:space="preserve"> </w:t>
+      </w:r>
+      <w:r>
+        <w:rPr>
+          <w:rFonts w:ascii="Times New Roman" w:hAnsi="Times New Roman" w:cs="Times New Roman"/>
+          <w:sz w:val="24"/>
+          <w:szCs w:val="24"/>
+        </w:rPr>
+        <w:t>git push -u origin main</w:t>
+      </w:r>
+    </w:p>
+    <w:p>
+      <w:pPr>
+        <w:spacing w:line="360" w:lineRule="auto"/>
+        <w:jc w:val="both"/>
+        <w:rPr>
+          <w:rFonts w:ascii="Times New Roman" w:hAnsi="Times New Roman" w:cs="Times New Roman"/>
+          <w:sz w:val="24"/>
+          <w:szCs w:val="24"/>
+        </w:rPr>
+      </w:pPr>
+      <w:r>
+        <w:rPr>
+          <w:rFonts w:ascii="Times New Roman" w:hAnsi="Times New Roman" w:cs="Times New Roman"/>
+          <w:sz w:val="24"/>
+          <w:szCs w:val="24"/>
+        </w:rPr>
+        <w:t xml:space="preserve">The result I got: </w:t>
+      </w:r>
+      <w:r>
+        <w:rPr>
+          <w:rFonts w:ascii="Times New Roman" w:hAnsi="Times New Roman" w:cs="Times New Roman"/>
+          <w:sz w:val="24"/>
+          <w:szCs w:val="24"/>
+        </w:rPr>
+        <w:t>Your branch is up to date with 'origin/main'.</w:t>
+      </w:r>
+      <w:r>
+        <w:rPr>
+          <w:rFonts w:ascii="Times New Roman" w:hAnsi="Times New Roman" w:cs="Times New Roman"/>
+          <w:sz w:val="24"/>
+          <w:szCs w:val="24"/>
+        </w:rPr>
+        <w:t xml:space="preserve"> I </w:t>
+      </w:r>
+      <w:r>
+        <w:rPr>
+          <w:rFonts w:ascii="Times New Roman" w:hAnsi="Times New Roman" w:cs="Times New Roman"/>
+          <w:sz w:val="24"/>
+          <w:szCs w:val="24"/>
+        </w:rPr>
+        <w:t xml:space="preserve">was able to successfully upload </w:t>
+      </w:r>
+      <w:r>
+        <w:rPr>
+          <w:rFonts w:ascii="Times New Roman" w:hAnsi="Times New Roman" w:cs="Times New Roman"/>
+          <w:sz w:val="24"/>
+          <w:szCs w:val="24"/>
+        </w:rPr>
+        <w:t xml:space="preserve">my website directory files to my repository. </w:t>
+      </w:r>
+      <w:r>
+        <w:rPr>
+          <w:rFonts w:ascii="Times New Roman" w:hAnsi="Times New Roman" w:cs="Times New Roman"/>
+          <w:sz w:val="24"/>
+          <w:szCs w:val="24"/>
+        </w:rPr>
+        <w:t xml:space="preserve"> </w:t>
+      </w:r>
+      <w:r>
+        <w:rPr>
+          <w:rFonts w:ascii="Times New Roman" w:hAnsi="Times New Roman" w:cs="Times New Roman"/>
+          <w:sz w:val="24"/>
+          <w:szCs w:val="24"/>
+        </w:rPr>
+        <w:t>To publish the website live, I went to settings -&gt; pages</w:t>
+      </w:r>
+      <w:r>
+        <w:rPr>
+          <w:rFonts w:ascii="Times New Roman" w:hAnsi="Times New Roman" w:cs="Times New Roman"/>
+          <w:sz w:val="24"/>
+          <w:szCs w:val="24"/>
+        </w:rPr>
+        <w:t xml:space="preserve"> </w:t>
+      </w:r>
+      <w:r>
+        <w:rPr>
+          <w:rFonts w:ascii="Times New Roman" w:hAnsi="Times New Roman" w:cs="Times New Roman"/>
+          <w:sz w:val="24"/>
+          <w:szCs w:val="24"/>
+        </w:rPr>
+        <w:t xml:space="preserve">and selected the main branch </w:t>
+      </w:r>
+      <w:r>
+        <w:rPr>
+          <w:rFonts w:ascii="Times New Roman" w:hAnsi="Times New Roman" w:cs="Times New Roman"/>
+          <w:sz w:val="24"/>
+          <w:szCs w:val="24"/>
+        </w:rPr>
+        <w:t>as well</w:t>
+      </w:r>
+      <w:r>
+        <w:rPr>
+          <w:rFonts w:ascii="Times New Roman" w:hAnsi="Times New Roman" w:cs="Times New Roman"/>
+          <w:sz w:val="24"/>
+          <w:szCs w:val="24"/>
+        </w:rPr>
+        <w:t xml:space="preserve"> as the root folder</w:t>
+      </w:r>
+      <w:r>
+        <w:rPr>
+          <w:rFonts w:ascii="Times New Roman" w:hAnsi="Times New Roman" w:cs="Times New Roman"/>
+          <w:sz w:val="24"/>
+          <w:szCs w:val="24"/>
+        </w:rPr>
+        <w:t xml:space="preserve">. A link to the website </w:t>
+      </w:r>
+      <w:r>
+        <w:rPr>
+          <w:rFonts w:ascii="Times New Roman" w:hAnsi="Times New Roman" w:cs="Times New Roman"/>
+          <w:sz w:val="24"/>
+          <w:szCs w:val="24"/>
+        </w:rPr>
+        <w:t>will then appear after closing and opening the settings again.</w:t>
+      </w:r>
+    </w:p>
+    <w:p>
+      <w:pPr>
+        <w:spacing w:line="360" w:lineRule="auto"/>
+        <w:jc w:val="both"/>
+        <w:rPr>
+          <w:rFonts w:ascii="Times New Roman" w:hAnsi="Times New Roman" w:cs="Times New Roman"/>
+          <w:sz w:val="24"/>
+          <w:szCs w:val="24"/>
+        </w:rPr>
+      </w:pPr>
+      <w:r>
+        <w:rPr>
+          <w:rFonts w:ascii="Times New Roman" w:hAnsi="Times New Roman" w:cs="Times New Roman"/>
+          <w:sz w:val="24"/>
+          <w:szCs w:val="24"/>
+        </w:rPr>
+        <w:lastRenderedPageBreak/>
+        <w:drawing>
+          <wp:inline distT="0" distB="0" distL="0" distR="0" wp14:anchorId="4926FFBC" wp14:editId="08114162">
+            <wp:extent cx="5731510" cy="3150235"/>
+            <wp:effectExtent l="0" t="0" r="2540" b="0"/>
+            <wp:docPr id="406412616" name="Picture 1"/>
+            <wp:cNvGraphicFramePr>
+              <a:graphicFrameLocks xmlns:a="http://schemas.openxmlformats.org/drawingml/2006/main" noChangeAspect="1"/>
+            </wp:cNvGraphicFramePr>
+            <a:graphic xmlns:a="http://schemas.openxmlformats.org/drawingml/2006/main">
+              <a:graphicData uri="http://schemas.openxmlformats.org/drawingml/2006/picture">
+                <pic:pic xmlns:pic="http://schemas.openxmlformats.org/drawingml/2006/picture">
+                  <pic:nvPicPr>
+                    <pic:cNvPr id="406412616" name=""/>
+                    <pic:cNvPicPr/>
+                  </pic:nvPicPr>
+                  <pic:blipFill>
+                    <a:blip r:embed="rId27"/>
+                    <a:stretch>
+                      <a:fillRect/>
+                    </a:stretch>
+                  </pic:blipFill>
+                  <pic:spPr>
+                    <a:xfrm>
+                      <a:off x="0" y="0"/>
+                      <a:ext cx="5731510" cy="3150235"/>
+                    </a:xfrm>
+                    <a:prstGeom prst="rect">
+                      <a:avLst/>
+                    </a:prstGeom>
+                  </pic:spPr>
+                </pic:pic>
+              </a:graphicData>
+            </a:graphic>
+          </wp:inline>
+        </w:drawing>
+      </w:r>
+    </w:p>
+    <w:p>
+      <w:pPr>
+        <w:spacing w:line="360" w:lineRule="auto"/>
+        <w:jc w:val="both"/>
+        <w:rPr>
+          <w:rFonts w:ascii="Times New Roman" w:hAnsi="Times New Roman" w:cs="Times New Roman"/>
+          <w:sz w:val="24"/>
+          <w:szCs w:val="24"/>
+        </w:rPr>
+      </w:pPr>
+    </w:p>
+    <w:p>
+      <w:pPr>
+        <w:spacing w:line="360" w:lineRule="auto"/>
+        <w:jc w:val="both"/>
+        <w:rPr>
+          <w:rFonts w:ascii="Times New Roman" w:hAnsi="Times New Roman" w:cs="Times New Roman"/>
+          <w:sz w:val="24"/>
+          <w:szCs w:val="24"/>
+        </w:rPr>
+      </w:pPr>
+    </w:p>
+    <w:p>
+      <w:pPr>
+        <w:spacing w:line="360" w:lineRule="auto"/>
+        <w:jc w:val="both"/>
+        <w:rPr>
+          <w:rFonts w:ascii="Times New Roman" w:hAnsi="Times New Roman" w:cs="Times New Roman"/>
+          <w:b/>
+          <w:bCs/>
           <w:sz w:val="28"/>
           <w:szCs w:val="28"/>
         </w:rPr>
@@ -3663,6 +4349,102 @@
         </w:rPr>
         <w:t>}</w:t>
       </w:r>
+    </w:p>
+    <w:p>
+      <w:pPr>
+        <w:spacing w:line="360" w:lineRule="auto"/>
+        <w:jc w:val="both"/>
+        <w:rPr>
+          <w:rFonts w:ascii="Times New Roman" w:hAnsi="Times New Roman" w:cs="Times New Roman"/>
+          <w:sz w:val="24"/>
+          <w:szCs w:val="24"/>
+        </w:rPr>
+      </w:pPr>
+    </w:p>
+    <w:p>
+      <w:pPr>
+        <w:spacing w:line="360" w:lineRule="auto"/>
+        <w:jc w:val="both"/>
+        <w:rPr>
+          <w:rFonts w:ascii="Times New Roman" w:hAnsi="Times New Roman" w:cs="Times New Roman"/>
+          <w:sz w:val="24"/>
+          <w:szCs w:val="24"/>
+        </w:rPr>
+      </w:pPr>
+    </w:p>
+    <w:p>
+      <w:pPr>
+        <w:spacing w:line="360" w:lineRule="auto"/>
+        <w:jc w:val="both"/>
+        <w:rPr>
+          <w:rFonts w:ascii="Times New Roman" w:hAnsi="Times New Roman" w:cs="Times New Roman"/>
+          <w:sz w:val="24"/>
+          <w:szCs w:val="24"/>
+        </w:rPr>
+      </w:pPr>
+    </w:p>
+    <w:p>
+      <w:pPr>
+        <w:spacing w:line="360" w:lineRule="auto"/>
+        <w:jc w:val="both"/>
+        <w:rPr>
+          <w:rFonts w:ascii="Times New Roman" w:hAnsi="Times New Roman" w:cs="Times New Roman"/>
+          <w:sz w:val="24"/>
+          <w:szCs w:val="24"/>
+        </w:rPr>
+      </w:pPr>
+    </w:p>
+    <w:p>
+      <w:pPr>
+        <w:spacing w:line="360" w:lineRule="auto"/>
+        <w:jc w:val="both"/>
+        <w:rPr>
+          <w:rFonts w:ascii="Times New Roman" w:hAnsi="Times New Roman" w:cs="Times New Roman"/>
+          <w:sz w:val="24"/>
+          <w:szCs w:val="24"/>
+        </w:rPr>
+      </w:pPr>
+    </w:p>
+    <w:p>
+      <w:pPr>
+        <w:spacing w:line="360" w:lineRule="auto"/>
+        <w:jc w:val="both"/>
+        <w:rPr>
+          <w:rFonts w:ascii="Times New Roman" w:hAnsi="Times New Roman" w:cs="Times New Roman"/>
+          <w:sz w:val="24"/>
+          <w:szCs w:val="24"/>
+        </w:rPr>
+      </w:pPr>
+      <w:r>
+        <w:rPr>
+          <w:rFonts w:ascii="Times New Roman" w:hAnsi="Times New Roman" w:cs="Times New Roman"/>
+          <w:sz w:val="24"/>
+          <w:szCs w:val="24"/>
+        </w:rPr>
+        <w:t xml:space="preserve">Website link: </w:t>
+      </w:r>
+      <w:hyperlink r:id="rId28" w:history="1">
+        <w:r>
+          <w:rPr>
+            <w:rStyle w:val="Hyperlink"/>
+            <w:rFonts w:ascii="Times New Roman" w:hAnsi="Times New Roman" w:cs="Times New Roman"/>
+            <w:sz w:val="24"/>
+            <w:szCs w:val="24"/>
+          </w:rPr>
+          <w:t>https://martthanawin30.github.io/Website_MTY/</w:t>
+        </w:r>
+      </w:hyperlink>
+    </w:p>
+    <w:p>
+      <w:pPr>
+        <w:spacing w:line="360" w:lineRule="auto"/>
+        <w:jc w:val="both"/>
+        <w:rPr>
+          <w:rFonts w:ascii="Times New Roman" w:hAnsi="Times New Roman" w:cs="Times New Roman"/>
+          <w:sz w:val="24"/>
+          <w:szCs w:val="24"/>
+        </w:rPr>
+      </w:pPr>
     </w:p>
     <w:sectPr>
       <w:pgSz w:w="11906" w:h="16838"/>
@@ -4757,7 +5539,6 @@
   <w:style w:type="character" w:default="1" w:styleId="DefaultParagraphFont">
     <w:name w:val="Default Paragraph Font"/>
     <w:uiPriority w:val="1"/>
-    <w:semiHidden/>
     <w:unhideWhenUsed/>
   </w:style>
   <w:style w:type="table" w:default="1" w:styleId="TableNormal">

--- a/Verkefni 1_ vefsida_skref_TSF.docx
+++ b/Verkefni 1_ vefsida_skref_TSF.docx
@@ -13,6 +13,7 @@
           <w:szCs w:val="32"/>
         </w:rPr>
       </w:pPr>
+      <w:proofErr w:type="spellStart"/>
       <w:r>
         <w:rPr>
           <w:rFonts w:ascii="Times New Roman" w:hAnsi="Times New Roman" w:cs="Times New Roman"/>
@@ -21,8 +22,9 @@
           <w:sz w:val="32"/>
           <w:szCs w:val="32"/>
         </w:rPr>
-        <w:t xml:space="preserve">Verkefni 1 </w:t>
-      </w:r>
+        <w:t>Verkefni</w:t>
+      </w:r>
+      <w:proofErr w:type="spellEnd"/>
       <w:r>
         <w:rPr>
           <w:rFonts w:ascii="Times New Roman" w:hAnsi="Times New Roman" w:cs="Times New Roman"/>
@@ -31,7 +33,7 @@
           <w:sz w:val="32"/>
           <w:szCs w:val="32"/>
         </w:rPr>
-        <w:t>–</w:t>
+        <w:t xml:space="preserve"> 1 </w:t>
       </w:r>
       <w:r>
         <w:rPr>
@@ -41,7 +43,7 @@
           <w:sz w:val="32"/>
           <w:szCs w:val="32"/>
         </w:rPr>
-        <w:t xml:space="preserve"> VÉL</w:t>
+        <w:t>–</w:t>
       </w:r>
       <w:r>
         <w:rPr>
@@ -51,11 +53,9 @@
           <w:sz w:val="32"/>
           <w:szCs w:val="32"/>
         </w:rPr>
-        <w:t>608G</w:t>
-      </w:r>
-    </w:p>
-    <w:p>
-      <w:pPr>
+        <w:t xml:space="preserve"> VÉL</w:t>
+      </w:r>
+      <w:r>
         <w:rPr>
           <w:rFonts w:ascii="Times New Roman" w:hAnsi="Times New Roman" w:cs="Times New Roman"/>
           <w:b/>
@@ -63,8 +63,11 @@
           <w:sz w:val="32"/>
           <w:szCs w:val="32"/>
         </w:rPr>
-      </w:pPr>
-      <w:r>
+        <w:t>608G</w:t>
+      </w:r>
+    </w:p>
+    <w:p>
+      <w:pPr>
         <w:rPr>
           <w:rFonts w:ascii="Times New Roman" w:hAnsi="Times New Roman" w:cs="Times New Roman"/>
           <w:b/>
@@ -72,8 +75,19 @@
           <w:sz w:val="32"/>
           <w:szCs w:val="32"/>
         </w:rPr>
+      </w:pPr>
+      <w:proofErr w:type="spellStart"/>
+      <w:r>
+        <w:rPr>
+          <w:rFonts w:ascii="Times New Roman" w:hAnsi="Times New Roman" w:cs="Times New Roman"/>
+          <w:b/>
+          <w:bCs/>
+          <w:sz w:val="32"/>
+          <w:szCs w:val="32"/>
+        </w:rPr>
         <w:t>Íslenska</w:t>
       </w:r>
+      <w:proofErr w:type="spellEnd"/>
     </w:p>
     <w:p>
       <w:pPr>
@@ -94,6 +108,7 @@
           <w:szCs w:val="28"/>
         </w:rPr>
       </w:pPr>
+      <w:proofErr w:type="spellStart"/>
       <w:r>
         <w:rPr>
           <w:rFonts w:ascii="Times New Roman" w:hAnsi="Times New Roman" w:cs="Times New Roman"/>
@@ -104,6 +119,7 @@
         </w:rPr>
         <w:t>Verkefnislýsing</w:t>
       </w:r>
+      <w:proofErr w:type="spellEnd"/>
     </w:p>
     <w:p>
       <w:pPr>
@@ -115,13 +131,1265 @@
           <w:szCs w:val="24"/>
         </w:rPr>
       </w:pPr>
-      <w:r>
-        <w:rPr>
-          <w:rFonts w:ascii="Times New Roman" w:hAnsi="Times New Roman" w:cs="Times New Roman"/>
-          <w:sz w:val="24"/>
-          <w:szCs w:val="24"/>
-        </w:rPr>
-        <w:t>Fyrsta verkefnið felst í að búa til vefsíðu sem hýsir vinnuframlag mitt (portfolio) í áfanganum Tölvustudd framleiðsla. Hér að neðan lýsi ég ferlinu við gerð vefsíðunnar með texta og myndum, þar sem ég fer yfir val á sniðmáti og helstu hönnunarákvarðanir. Ég segi einnig frá því hvað ég vil fá út úr áfanganum og hugmyndum mínum að lokaverkefni. Að lokum útskýri ég hvernig ég hlóð síðunni upp á GitHub, hvaða áskoranir komu upp og hvernig ég leysti þær.</w:t>
+      <w:proofErr w:type="spellStart"/>
+      <w:r>
+        <w:rPr>
+          <w:rFonts w:ascii="Times New Roman" w:hAnsi="Times New Roman" w:cs="Times New Roman"/>
+          <w:sz w:val="24"/>
+          <w:szCs w:val="24"/>
+        </w:rPr>
+        <w:t>Fyrsta</w:t>
+      </w:r>
+      <w:proofErr w:type="spellEnd"/>
+      <w:r>
+        <w:rPr>
+          <w:rFonts w:ascii="Times New Roman" w:hAnsi="Times New Roman" w:cs="Times New Roman"/>
+          <w:sz w:val="24"/>
+          <w:szCs w:val="24"/>
+        </w:rPr>
+        <w:t xml:space="preserve"> </w:t>
+      </w:r>
+      <w:proofErr w:type="spellStart"/>
+      <w:r>
+        <w:rPr>
+          <w:rFonts w:ascii="Times New Roman" w:hAnsi="Times New Roman" w:cs="Times New Roman"/>
+          <w:sz w:val="24"/>
+          <w:szCs w:val="24"/>
+        </w:rPr>
+        <w:t>verkefnið</w:t>
+      </w:r>
+      <w:proofErr w:type="spellEnd"/>
+      <w:r>
+        <w:rPr>
+          <w:rFonts w:ascii="Times New Roman" w:hAnsi="Times New Roman" w:cs="Times New Roman"/>
+          <w:sz w:val="24"/>
+          <w:szCs w:val="24"/>
+        </w:rPr>
+        <w:t xml:space="preserve"> </w:t>
+      </w:r>
+      <w:proofErr w:type="spellStart"/>
+      <w:r>
+        <w:rPr>
+          <w:rFonts w:ascii="Times New Roman" w:hAnsi="Times New Roman" w:cs="Times New Roman"/>
+          <w:sz w:val="24"/>
+          <w:szCs w:val="24"/>
+        </w:rPr>
+        <w:t>felst</w:t>
+      </w:r>
+      <w:proofErr w:type="spellEnd"/>
+      <w:r>
+        <w:rPr>
+          <w:rFonts w:ascii="Times New Roman" w:hAnsi="Times New Roman" w:cs="Times New Roman"/>
+          <w:sz w:val="24"/>
+          <w:szCs w:val="24"/>
+        </w:rPr>
+        <w:t xml:space="preserve"> í </w:t>
+      </w:r>
+      <w:proofErr w:type="spellStart"/>
+      <w:r>
+        <w:rPr>
+          <w:rFonts w:ascii="Times New Roman" w:hAnsi="Times New Roman" w:cs="Times New Roman"/>
+          <w:sz w:val="24"/>
+          <w:szCs w:val="24"/>
+        </w:rPr>
+        <w:t>að</w:t>
+      </w:r>
+      <w:proofErr w:type="spellEnd"/>
+      <w:r>
+        <w:rPr>
+          <w:rFonts w:ascii="Times New Roman" w:hAnsi="Times New Roman" w:cs="Times New Roman"/>
+          <w:sz w:val="24"/>
+          <w:szCs w:val="24"/>
+        </w:rPr>
+        <w:t xml:space="preserve"> </w:t>
+      </w:r>
+      <w:proofErr w:type="spellStart"/>
+      <w:r>
+        <w:rPr>
+          <w:rFonts w:ascii="Times New Roman" w:hAnsi="Times New Roman" w:cs="Times New Roman"/>
+          <w:sz w:val="24"/>
+          <w:szCs w:val="24"/>
+        </w:rPr>
+        <w:t>búa</w:t>
+      </w:r>
+      <w:proofErr w:type="spellEnd"/>
+      <w:r>
+        <w:rPr>
+          <w:rFonts w:ascii="Times New Roman" w:hAnsi="Times New Roman" w:cs="Times New Roman"/>
+          <w:sz w:val="24"/>
+          <w:szCs w:val="24"/>
+        </w:rPr>
+        <w:t xml:space="preserve"> </w:t>
+      </w:r>
+      <w:proofErr w:type="spellStart"/>
+      <w:r>
+        <w:rPr>
+          <w:rFonts w:ascii="Times New Roman" w:hAnsi="Times New Roman" w:cs="Times New Roman"/>
+          <w:sz w:val="24"/>
+          <w:szCs w:val="24"/>
+        </w:rPr>
+        <w:t>til</w:t>
+      </w:r>
+      <w:proofErr w:type="spellEnd"/>
+      <w:r>
+        <w:rPr>
+          <w:rFonts w:ascii="Times New Roman" w:hAnsi="Times New Roman" w:cs="Times New Roman"/>
+          <w:sz w:val="24"/>
+          <w:szCs w:val="24"/>
+        </w:rPr>
+        <w:t xml:space="preserve"> </w:t>
+      </w:r>
+      <w:proofErr w:type="spellStart"/>
+      <w:r>
+        <w:rPr>
+          <w:rFonts w:ascii="Times New Roman" w:hAnsi="Times New Roman" w:cs="Times New Roman"/>
+          <w:sz w:val="24"/>
+          <w:szCs w:val="24"/>
+        </w:rPr>
+        <w:t>vefsíðu</w:t>
+      </w:r>
+      <w:proofErr w:type="spellEnd"/>
+      <w:r>
+        <w:rPr>
+          <w:rFonts w:ascii="Times New Roman" w:hAnsi="Times New Roman" w:cs="Times New Roman"/>
+          <w:sz w:val="24"/>
+          <w:szCs w:val="24"/>
+        </w:rPr>
+        <w:t xml:space="preserve"> </w:t>
+      </w:r>
+      <w:proofErr w:type="spellStart"/>
+      <w:r>
+        <w:rPr>
+          <w:rFonts w:ascii="Times New Roman" w:hAnsi="Times New Roman" w:cs="Times New Roman"/>
+          <w:sz w:val="24"/>
+          <w:szCs w:val="24"/>
+        </w:rPr>
+        <w:t>sem</w:t>
+      </w:r>
+      <w:proofErr w:type="spellEnd"/>
+      <w:r>
+        <w:rPr>
+          <w:rFonts w:ascii="Times New Roman" w:hAnsi="Times New Roman" w:cs="Times New Roman"/>
+          <w:sz w:val="24"/>
+          <w:szCs w:val="24"/>
+        </w:rPr>
+        <w:t xml:space="preserve"> </w:t>
+      </w:r>
+      <w:proofErr w:type="spellStart"/>
+      <w:r>
+        <w:rPr>
+          <w:rFonts w:ascii="Times New Roman" w:hAnsi="Times New Roman" w:cs="Times New Roman"/>
+          <w:sz w:val="24"/>
+          <w:szCs w:val="24"/>
+        </w:rPr>
+        <w:t>hýsir</w:t>
+      </w:r>
+      <w:proofErr w:type="spellEnd"/>
+      <w:r>
+        <w:rPr>
+          <w:rFonts w:ascii="Times New Roman" w:hAnsi="Times New Roman" w:cs="Times New Roman"/>
+          <w:sz w:val="24"/>
+          <w:szCs w:val="24"/>
+        </w:rPr>
+        <w:t xml:space="preserve"> </w:t>
+      </w:r>
+      <w:proofErr w:type="spellStart"/>
+      <w:r>
+        <w:rPr>
+          <w:rFonts w:ascii="Times New Roman" w:hAnsi="Times New Roman" w:cs="Times New Roman"/>
+          <w:sz w:val="24"/>
+          <w:szCs w:val="24"/>
+        </w:rPr>
+        <w:t>vinnuframlag</w:t>
+      </w:r>
+      <w:proofErr w:type="spellEnd"/>
+      <w:r>
+        <w:rPr>
+          <w:rFonts w:ascii="Times New Roman" w:hAnsi="Times New Roman" w:cs="Times New Roman"/>
+          <w:sz w:val="24"/>
+          <w:szCs w:val="24"/>
+        </w:rPr>
+        <w:t xml:space="preserve"> mitt (portfolio) í </w:t>
+      </w:r>
+      <w:proofErr w:type="spellStart"/>
+      <w:r>
+        <w:rPr>
+          <w:rFonts w:ascii="Times New Roman" w:hAnsi="Times New Roman" w:cs="Times New Roman"/>
+          <w:sz w:val="24"/>
+          <w:szCs w:val="24"/>
+        </w:rPr>
+        <w:t>áfanganum</w:t>
+      </w:r>
+      <w:proofErr w:type="spellEnd"/>
+      <w:r>
+        <w:rPr>
+          <w:rFonts w:ascii="Times New Roman" w:hAnsi="Times New Roman" w:cs="Times New Roman"/>
+          <w:sz w:val="24"/>
+          <w:szCs w:val="24"/>
+        </w:rPr>
+        <w:t xml:space="preserve"> </w:t>
+      </w:r>
+      <w:proofErr w:type="spellStart"/>
+      <w:r>
+        <w:rPr>
+          <w:rFonts w:ascii="Times New Roman" w:hAnsi="Times New Roman" w:cs="Times New Roman"/>
+          <w:sz w:val="24"/>
+          <w:szCs w:val="24"/>
+        </w:rPr>
+        <w:t>Tölvustudd</w:t>
+      </w:r>
+      <w:proofErr w:type="spellEnd"/>
+      <w:r>
+        <w:rPr>
+          <w:rFonts w:ascii="Times New Roman" w:hAnsi="Times New Roman" w:cs="Times New Roman"/>
+          <w:sz w:val="24"/>
+          <w:szCs w:val="24"/>
+        </w:rPr>
+        <w:t xml:space="preserve"> </w:t>
+      </w:r>
+      <w:proofErr w:type="spellStart"/>
+      <w:r>
+        <w:rPr>
+          <w:rFonts w:ascii="Times New Roman" w:hAnsi="Times New Roman" w:cs="Times New Roman"/>
+          <w:sz w:val="24"/>
+          <w:szCs w:val="24"/>
+        </w:rPr>
+        <w:t>framleiðsla</w:t>
+      </w:r>
+      <w:proofErr w:type="spellEnd"/>
+      <w:r>
+        <w:rPr>
+          <w:rFonts w:ascii="Times New Roman" w:hAnsi="Times New Roman" w:cs="Times New Roman"/>
+          <w:sz w:val="24"/>
+          <w:szCs w:val="24"/>
+        </w:rPr>
+        <w:t xml:space="preserve">. </w:t>
+      </w:r>
+      <w:proofErr w:type="spellStart"/>
+      <w:r>
+        <w:rPr>
+          <w:rFonts w:ascii="Times New Roman" w:hAnsi="Times New Roman" w:cs="Times New Roman"/>
+          <w:sz w:val="24"/>
+          <w:szCs w:val="24"/>
+        </w:rPr>
+        <w:t>Hér</w:t>
+      </w:r>
+      <w:proofErr w:type="spellEnd"/>
+      <w:r>
+        <w:rPr>
+          <w:rFonts w:ascii="Times New Roman" w:hAnsi="Times New Roman" w:cs="Times New Roman"/>
+          <w:sz w:val="24"/>
+          <w:szCs w:val="24"/>
+        </w:rPr>
+        <w:t xml:space="preserve"> </w:t>
+      </w:r>
+      <w:proofErr w:type="spellStart"/>
+      <w:r>
+        <w:rPr>
+          <w:rFonts w:ascii="Times New Roman" w:hAnsi="Times New Roman" w:cs="Times New Roman"/>
+          <w:sz w:val="24"/>
+          <w:szCs w:val="24"/>
+        </w:rPr>
+        <w:t>að</w:t>
+      </w:r>
+      <w:proofErr w:type="spellEnd"/>
+      <w:r>
+        <w:rPr>
+          <w:rFonts w:ascii="Times New Roman" w:hAnsi="Times New Roman" w:cs="Times New Roman"/>
+          <w:sz w:val="24"/>
+          <w:szCs w:val="24"/>
+        </w:rPr>
+        <w:t xml:space="preserve"> </w:t>
+      </w:r>
+      <w:proofErr w:type="spellStart"/>
+      <w:r>
+        <w:rPr>
+          <w:rFonts w:ascii="Times New Roman" w:hAnsi="Times New Roman" w:cs="Times New Roman"/>
+          <w:sz w:val="24"/>
+          <w:szCs w:val="24"/>
+        </w:rPr>
+        <w:t>neðan</w:t>
+      </w:r>
+      <w:proofErr w:type="spellEnd"/>
+      <w:r>
+        <w:rPr>
+          <w:rFonts w:ascii="Times New Roman" w:hAnsi="Times New Roman" w:cs="Times New Roman"/>
+          <w:sz w:val="24"/>
+          <w:szCs w:val="24"/>
+        </w:rPr>
+        <w:t xml:space="preserve"> </w:t>
+      </w:r>
+      <w:proofErr w:type="spellStart"/>
+      <w:r>
+        <w:rPr>
+          <w:rFonts w:ascii="Times New Roman" w:hAnsi="Times New Roman" w:cs="Times New Roman"/>
+          <w:sz w:val="24"/>
+          <w:szCs w:val="24"/>
+        </w:rPr>
+        <w:t>lýsi</w:t>
+      </w:r>
+      <w:proofErr w:type="spellEnd"/>
+      <w:r>
+        <w:rPr>
+          <w:rFonts w:ascii="Times New Roman" w:hAnsi="Times New Roman" w:cs="Times New Roman"/>
+          <w:sz w:val="24"/>
+          <w:szCs w:val="24"/>
+        </w:rPr>
+        <w:t xml:space="preserve"> </w:t>
+      </w:r>
+      <w:proofErr w:type="spellStart"/>
+      <w:r>
+        <w:rPr>
+          <w:rFonts w:ascii="Times New Roman" w:hAnsi="Times New Roman" w:cs="Times New Roman"/>
+          <w:sz w:val="24"/>
+          <w:szCs w:val="24"/>
+        </w:rPr>
+        <w:t>ég</w:t>
+      </w:r>
+      <w:proofErr w:type="spellEnd"/>
+      <w:r>
+        <w:rPr>
+          <w:rFonts w:ascii="Times New Roman" w:hAnsi="Times New Roman" w:cs="Times New Roman"/>
+          <w:sz w:val="24"/>
+          <w:szCs w:val="24"/>
+        </w:rPr>
+        <w:t xml:space="preserve"> </w:t>
+      </w:r>
+      <w:proofErr w:type="spellStart"/>
+      <w:r>
+        <w:rPr>
+          <w:rFonts w:ascii="Times New Roman" w:hAnsi="Times New Roman" w:cs="Times New Roman"/>
+          <w:sz w:val="24"/>
+          <w:szCs w:val="24"/>
+        </w:rPr>
+        <w:t>ferlinu</w:t>
+      </w:r>
+      <w:proofErr w:type="spellEnd"/>
+      <w:r>
+        <w:rPr>
+          <w:rFonts w:ascii="Times New Roman" w:hAnsi="Times New Roman" w:cs="Times New Roman"/>
+          <w:sz w:val="24"/>
+          <w:szCs w:val="24"/>
+        </w:rPr>
+        <w:t xml:space="preserve"> </w:t>
+      </w:r>
+      <w:proofErr w:type="spellStart"/>
+      <w:r>
+        <w:rPr>
+          <w:rFonts w:ascii="Times New Roman" w:hAnsi="Times New Roman" w:cs="Times New Roman"/>
+          <w:sz w:val="24"/>
+          <w:szCs w:val="24"/>
+        </w:rPr>
+        <w:t>við</w:t>
+      </w:r>
+      <w:proofErr w:type="spellEnd"/>
+      <w:r>
+        <w:rPr>
+          <w:rFonts w:ascii="Times New Roman" w:hAnsi="Times New Roman" w:cs="Times New Roman"/>
+          <w:sz w:val="24"/>
+          <w:szCs w:val="24"/>
+        </w:rPr>
+        <w:t xml:space="preserve"> </w:t>
+      </w:r>
+      <w:proofErr w:type="spellStart"/>
+      <w:r>
+        <w:rPr>
+          <w:rFonts w:ascii="Times New Roman" w:hAnsi="Times New Roman" w:cs="Times New Roman"/>
+          <w:sz w:val="24"/>
+          <w:szCs w:val="24"/>
+        </w:rPr>
+        <w:t>gerð</w:t>
+      </w:r>
+      <w:proofErr w:type="spellEnd"/>
+      <w:r>
+        <w:rPr>
+          <w:rFonts w:ascii="Times New Roman" w:hAnsi="Times New Roman" w:cs="Times New Roman"/>
+          <w:sz w:val="24"/>
+          <w:szCs w:val="24"/>
+        </w:rPr>
+        <w:t xml:space="preserve"> </w:t>
+      </w:r>
+      <w:proofErr w:type="spellStart"/>
+      <w:r>
+        <w:rPr>
+          <w:rFonts w:ascii="Times New Roman" w:hAnsi="Times New Roman" w:cs="Times New Roman"/>
+          <w:sz w:val="24"/>
+          <w:szCs w:val="24"/>
+        </w:rPr>
+        <w:t>vefsíðunnar</w:t>
+      </w:r>
+      <w:proofErr w:type="spellEnd"/>
+      <w:r>
+        <w:rPr>
+          <w:rFonts w:ascii="Times New Roman" w:hAnsi="Times New Roman" w:cs="Times New Roman"/>
+          <w:sz w:val="24"/>
+          <w:szCs w:val="24"/>
+        </w:rPr>
+        <w:t xml:space="preserve"> </w:t>
+      </w:r>
+      <w:proofErr w:type="spellStart"/>
+      <w:r>
+        <w:rPr>
+          <w:rFonts w:ascii="Times New Roman" w:hAnsi="Times New Roman" w:cs="Times New Roman"/>
+          <w:sz w:val="24"/>
+          <w:szCs w:val="24"/>
+        </w:rPr>
+        <w:t>með</w:t>
+      </w:r>
+      <w:proofErr w:type="spellEnd"/>
+      <w:r>
+        <w:rPr>
+          <w:rFonts w:ascii="Times New Roman" w:hAnsi="Times New Roman" w:cs="Times New Roman"/>
+          <w:sz w:val="24"/>
+          <w:szCs w:val="24"/>
+        </w:rPr>
+        <w:t xml:space="preserve"> </w:t>
+      </w:r>
+      <w:proofErr w:type="spellStart"/>
+      <w:r>
+        <w:rPr>
+          <w:rFonts w:ascii="Times New Roman" w:hAnsi="Times New Roman" w:cs="Times New Roman"/>
+          <w:sz w:val="24"/>
+          <w:szCs w:val="24"/>
+        </w:rPr>
+        <w:t>texta</w:t>
+      </w:r>
+      <w:proofErr w:type="spellEnd"/>
+      <w:r>
+        <w:rPr>
+          <w:rFonts w:ascii="Times New Roman" w:hAnsi="Times New Roman" w:cs="Times New Roman"/>
+          <w:sz w:val="24"/>
+          <w:szCs w:val="24"/>
+        </w:rPr>
+        <w:t xml:space="preserve"> </w:t>
+      </w:r>
+      <w:proofErr w:type="spellStart"/>
+      <w:r>
+        <w:rPr>
+          <w:rFonts w:ascii="Times New Roman" w:hAnsi="Times New Roman" w:cs="Times New Roman"/>
+          <w:sz w:val="24"/>
+          <w:szCs w:val="24"/>
+        </w:rPr>
+        <w:t>og</w:t>
+      </w:r>
+      <w:proofErr w:type="spellEnd"/>
+      <w:r>
+        <w:rPr>
+          <w:rFonts w:ascii="Times New Roman" w:hAnsi="Times New Roman" w:cs="Times New Roman"/>
+          <w:sz w:val="24"/>
+          <w:szCs w:val="24"/>
+        </w:rPr>
+        <w:t xml:space="preserve"> </w:t>
+      </w:r>
+      <w:proofErr w:type="spellStart"/>
+      <w:r>
+        <w:rPr>
+          <w:rFonts w:ascii="Times New Roman" w:hAnsi="Times New Roman" w:cs="Times New Roman"/>
+          <w:sz w:val="24"/>
+          <w:szCs w:val="24"/>
+        </w:rPr>
+        <w:t>myndum</w:t>
+      </w:r>
+      <w:proofErr w:type="spellEnd"/>
+      <w:r>
+        <w:rPr>
+          <w:rFonts w:ascii="Times New Roman" w:hAnsi="Times New Roman" w:cs="Times New Roman"/>
+          <w:sz w:val="24"/>
+          <w:szCs w:val="24"/>
+        </w:rPr>
+        <w:t xml:space="preserve">, </w:t>
+      </w:r>
+      <w:proofErr w:type="spellStart"/>
+      <w:r>
+        <w:rPr>
+          <w:rFonts w:ascii="Times New Roman" w:hAnsi="Times New Roman" w:cs="Times New Roman"/>
+          <w:sz w:val="24"/>
+          <w:szCs w:val="24"/>
+        </w:rPr>
+        <w:t>þar</w:t>
+      </w:r>
+      <w:proofErr w:type="spellEnd"/>
+      <w:r>
+        <w:rPr>
+          <w:rFonts w:ascii="Times New Roman" w:hAnsi="Times New Roman" w:cs="Times New Roman"/>
+          <w:sz w:val="24"/>
+          <w:szCs w:val="24"/>
+        </w:rPr>
+        <w:t xml:space="preserve"> </w:t>
+      </w:r>
+      <w:proofErr w:type="spellStart"/>
+      <w:r>
+        <w:rPr>
+          <w:rFonts w:ascii="Times New Roman" w:hAnsi="Times New Roman" w:cs="Times New Roman"/>
+          <w:sz w:val="24"/>
+          <w:szCs w:val="24"/>
+        </w:rPr>
+        <w:t>sem</w:t>
+      </w:r>
+      <w:proofErr w:type="spellEnd"/>
+      <w:r>
+        <w:rPr>
+          <w:rFonts w:ascii="Times New Roman" w:hAnsi="Times New Roman" w:cs="Times New Roman"/>
+          <w:sz w:val="24"/>
+          <w:szCs w:val="24"/>
+        </w:rPr>
+        <w:t xml:space="preserve"> </w:t>
+      </w:r>
+      <w:proofErr w:type="spellStart"/>
+      <w:r>
+        <w:rPr>
+          <w:rFonts w:ascii="Times New Roman" w:hAnsi="Times New Roman" w:cs="Times New Roman"/>
+          <w:sz w:val="24"/>
+          <w:szCs w:val="24"/>
+        </w:rPr>
+        <w:t>ég</w:t>
+      </w:r>
+      <w:proofErr w:type="spellEnd"/>
+      <w:r>
+        <w:rPr>
+          <w:rFonts w:ascii="Times New Roman" w:hAnsi="Times New Roman" w:cs="Times New Roman"/>
+          <w:sz w:val="24"/>
+          <w:szCs w:val="24"/>
+        </w:rPr>
+        <w:t xml:space="preserve"> fer </w:t>
+      </w:r>
+      <w:proofErr w:type="spellStart"/>
+      <w:r>
+        <w:rPr>
+          <w:rFonts w:ascii="Times New Roman" w:hAnsi="Times New Roman" w:cs="Times New Roman"/>
+          <w:sz w:val="24"/>
+          <w:szCs w:val="24"/>
+        </w:rPr>
+        <w:t>yfir</w:t>
+      </w:r>
+      <w:proofErr w:type="spellEnd"/>
+      <w:r>
+        <w:rPr>
+          <w:rFonts w:ascii="Times New Roman" w:hAnsi="Times New Roman" w:cs="Times New Roman"/>
+          <w:sz w:val="24"/>
+          <w:szCs w:val="24"/>
+        </w:rPr>
+        <w:t xml:space="preserve"> </w:t>
+      </w:r>
+      <w:proofErr w:type="spellStart"/>
+      <w:r>
+        <w:rPr>
+          <w:rFonts w:ascii="Times New Roman" w:hAnsi="Times New Roman" w:cs="Times New Roman"/>
+          <w:sz w:val="24"/>
+          <w:szCs w:val="24"/>
+        </w:rPr>
+        <w:t>val</w:t>
+      </w:r>
+      <w:proofErr w:type="spellEnd"/>
+      <w:r>
+        <w:rPr>
+          <w:rFonts w:ascii="Times New Roman" w:hAnsi="Times New Roman" w:cs="Times New Roman"/>
+          <w:sz w:val="24"/>
+          <w:szCs w:val="24"/>
+        </w:rPr>
+        <w:t xml:space="preserve"> á </w:t>
+      </w:r>
+      <w:proofErr w:type="spellStart"/>
+      <w:r>
+        <w:rPr>
+          <w:rFonts w:ascii="Times New Roman" w:hAnsi="Times New Roman" w:cs="Times New Roman"/>
+          <w:sz w:val="24"/>
+          <w:szCs w:val="24"/>
+        </w:rPr>
+        <w:t>sniðmáti</w:t>
+      </w:r>
+      <w:proofErr w:type="spellEnd"/>
+      <w:r>
+        <w:rPr>
+          <w:rFonts w:ascii="Times New Roman" w:hAnsi="Times New Roman" w:cs="Times New Roman"/>
+          <w:sz w:val="24"/>
+          <w:szCs w:val="24"/>
+        </w:rPr>
+        <w:t xml:space="preserve"> </w:t>
+      </w:r>
+      <w:proofErr w:type="spellStart"/>
+      <w:r>
+        <w:rPr>
+          <w:rFonts w:ascii="Times New Roman" w:hAnsi="Times New Roman" w:cs="Times New Roman"/>
+          <w:sz w:val="24"/>
+          <w:szCs w:val="24"/>
+        </w:rPr>
+        <w:t>og</w:t>
+      </w:r>
+      <w:proofErr w:type="spellEnd"/>
+      <w:r>
+        <w:rPr>
+          <w:rFonts w:ascii="Times New Roman" w:hAnsi="Times New Roman" w:cs="Times New Roman"/>
+          <w:sz w:val="24"/>
+          <w:szCs w:val="24"/>
+        </w:rPr>
+        <w:t xml:space="preserve"> </w:t>
+      </w:r>
+      <w:proofErr w:type="spellStart"/>
+      <w:r>
+        <w:rPr>
+          <w:rFonts w:ascii="Times New Roman" w:hAnsi="Times New Roman" w:cs="Times New Roman"/>
+          <w:sz w:val="24"/>
+          <w:szCs w:val="24"/>
+        </w:rPr>
+        <w:t>helstu</w:t>
+      </w:r>
+      <w:proofErr w:type="spellEnd"/>
+      <w:r>
+        <w:rPr>
+          <w:rFonts w:ascii="Times New Roman" w:hAnsi="Times New Roman" w:cs="Times New Roman"/>
+          <w:sz w:val="24"/>
+          <w:szCs w:val="24"/>
+        </w:rPr>
+        <w:t xml:space="preserve"> </w:t>
+      </w:r>
+      <w:proofErr w:type="spellStart"/>
+      <w:r>
+        <w:rPr>
+          <w:rFonts w:ascii="Times New Roman" w:hAnsi="Times New Roman" w:cs="Times New Roman"/>
+          <w:sz w:val="24"/>
+          <w:szCs w:val="24"/>
+        </w:rPr>
+        <w:t>hönnunarákvarðanir</w:t>
+      </w:r>
+      <w:proofErr w:type="spellEnd"/>
+      <w:r>
+        <w:rPr>
+          <w:rFonts w:ascii="Times New Roman" w:hAnsi="Times New Roman" w:cs="Times New Roman"/>
+          <w:sz w:val="24"/>
+          <w:szCs w:val="24"/>
+        </w:rPr>
+        <w:t xml:space="preserve">. </w:t>
+      </w:r>
+      <w:proofErr w:type="spellStart"/>
+      <w:r>
+        <w:rPr>
+          <w:rFonts w:ascii="Times New Roman" w:hAnsi="Times New Roman" w:cs="Times New Roman"/>
+          <w:sz w:val="24"/>
+          <w:szCs w:val="24"/>
+        </w:rPr>
+        <w:t>Ég</w:t>
+      </w:r>
+      <w:proofErr w:type="spellEnd"/>
+      <w:r>
+        <w:rPr>
+          <w:rFonts w:ascii="Times New Roman" w:hAnsi="Times New Roman" w:cs="Times New Roman"/>
+          <w:sz w:val="24"/>
+          <w:szCs w:val="24"/>
+        </w:rPr>
+        <w:t xml:space="preserve"> </w:t>
+      </w:r>
+      <w:proofErr w:type="spellStart"/>
+      <w:r>
+        <w:rPr>
+          <w:rFonts w:ascii="Times New Roman" w:hAnsi="Times New Roman" w:cs="Times New Roman"/>
+          <w:sz w:val="24"/>
+          <w:szCs w:val="24"/>
+        </w:rPr>
+        <w:t>segi</w:t>
+      </w:r>
+      <w:proofErr w:type="spellEnd"/>
+      <w:r>
+        <w:rPr>
+          <w:rFonts w:ascii="Times New Roman" w:hAnsi="Times New Roman" w:cs="Times New Roman"/>
+          <w:sz w:val="24"/>
+          <w:szCs w:val="24"/>
+        </w:rPr>
+        <w:t xml:space="preserve"> </w:t>
+      </w:r>
+      <w:proofErr w:type="spellStart"/>
+      <w:r>
+        <w:rPr>
+          <w:rFonts w:ascii="Times New Roman" w:hAnsi="Times New Roman" w:cs="Times New Roman"/>
+          <w:sz w:val="24"/>
+          <w:szCs w:val="24"/>
+        </w:rPr>
+        <w:t>einnig</w:t>
+      </w:r>
+      <w:proofErr w:type="spellEnd"/>
+      <w:r>
+        <w:rPr>
+          <w:rFonts w:ascii="Times New Roman" w:hAnsi="Times New Roman" w:cs="Times New Roman"/>
+          <w:sz w:val="24"/>
+          <w:szCs w:val="24"/>
+        </w:rPr>
+        <w:t xml:space="preserve"> </w:t>
+      </w:r>
+      <w:proofErr w:type="spellStart"/>
+      <w:r>
+        <w:rPr>
+          <w:rFonts w:ascii="Times New Roman" w:hAnsi="Times New Roman" w:cs="Times New Roman"/>
+          <w:sz w:val="24"/>
+          <w:szCs w:val="24"/>
+        </w:rPr>
+        <w:t>frá</w:t>
+      </w:r>
+      <w:proofErr w:type="spellEnd"/>
+      <w:r>
+        <w:rPr>
+          <w:rFonts w:ascii="Times New Roman" w:hAnsi="Times New Roman" w:cs="Times New Roman"/>
+          <w:sz w:val="24"/>
+          <w:szCs w:val="24"/>
+        </w:rPr>
+        <w:t xml:space="preserve"> </w:t>
+      </w:r>
+      <w:proofErr w:type="spellStart"/>
+      <w:r>
+        <w:rPr>
+          <w:rFonts w:ascii="Times New Roman" w:hAnsi="Times New Roman" w:cs="Times New Roman"/>
+          <w:sz w:val="24"/>
+          <w:szCs w:val="24"/>
+        </w:rPr>
+        <w:t>því</w:t>
+      </w:r>
+      <w:proofErr w:type="spellEnd"/>
+      <w:r>
+        <w:rPr>
+          <w:rFonts w:ascii="Times New Roman" w:hAnsi="Times New Roman" w:cs="Times New Roman"/>
+          <w:sz w:val="24"/>
+          <w:szCs w:val="24"/>
+        </w:rPr>
+        <w:t xml:space="preserve"> </w:t>
+      </w:r>
+      <w:proofErr w:type="spellStart"/>
+      <w:r>
+        <w:rPr>
+          <w:rFonts w:ascii="Times New Roman" w:hAnsi="Times New Roman" w:cs="Times New Roman"/>
+          <w:sz w:val="24"/>
+          <w:szCs w:val="24"/>
+        </w:rPr>
+        <w:t>hvað</w:t>
+      </w:r>
+      <w:proofErr w:type="spellEnd"/>
+      <w:r>
+        <w:rPr>
+          <w:rFonts w:ascii="Times New Roman" w:hAnsi="Times New Roman" w:cs="Times New Roman"/>
+          <w:sz w:val="24"/>
+          <w:szCs w:val="24"/>
+        </w:rPr>
+        <w:t xml:space="preserve"> </w:t>
+      </w:r>
+      <w:proofErr w:type="spellStart"/>
+      <w:r>
+        <w:rPr>
+          <w:rFonts w:ascii="Times New Roman" w:hAnsi="Times New Roman" w:cs="Times New Roman"/>
+          <w:sz w:val="24"/>
+          <w:szCs w:val="24"/>
+        </w:rPr>
+        <w:t>ég</w:t>
+      </w:r>
+      <w:proofErr w:type="spellEnd"/>
+      <w:r>
+        <w:rPr>
+          <w:rFonts w:ascii="Times New Roman" w:hAnsi="Times New Roman" w:cs="Times New Roman"/>
+          <w:sz w:val="24"/>
+          <w:szCs w:val="24"/>
+        </w:rPr>
+        <w:t xml:space="preserve"> </w:t>
+      </w:r>
+      <w:proofErr w:type="spellStart"/>
+      <w:r>
+        <w:rPr>
+          <w:rFonts w:ascii="Times New Roman" w:hAnsi="Times New Roman" w:cs="Times New Roman"/>
+          <w:sz w:val="24"/>
+          <w:szCs w:val="24"/>
+        </w:rPr>
+        <w:t>vil</w:t>
+      </w:r>
+      <w:proofErr w:type="spellEnd"/>
+      <w:r>
+        <w:rPr>
+          <w:rFonts w:ascii="Times New Roman" w:hAnsi="Times New Roman" w:cs="Times New Roman"/>
+          <w:sz w:val="24"/>
+          <w:szCs w:val="24"/>
+        </w:rPr>
+        <w:t xml:space="preserve"> </w:t>
+      </w:r>
+      <w:proofErr w:type="spellStart"/>
+      <w:r>
+        <w:rPr>
+          <w:rFonts w:ascii="Times New Roman" w:hAnsi="Times New Roman" w:cs="Times New Roman"/>
+          <w:sz w:val="24"/>
+          <w:szCs w:val="24"/>
+        </w:rPr>
+        <w:t>fá</w:t>
+      </w:r>
+      <w:proofErr w:type="spellEnd"/>
+      <w:r>
+        <w:rPr>
+          <w:rFonts w:ascii="Times New Roman" w:hAnsi="Times New Roman" w:cs="Times New Roman"/>
+          <w:sz w:val="24"/>
+          <w:szCs w:val="24"/>
+        </w:rPr>
+        <w:t xml:space="preserve"> </w:t>
+      </w:r>
+      <w:proofErr w:type="spellStart"/>
+      <w:r>
+        <w:rPr>
+          <w:rFonts w:ascii="Times New Roman" w:hAnsi="Times New Roman" w:cs="Times New Roman"/>
+          <w:sz w:val="24"/>
+          <w:szCs w:val="24"/>
+        </w:rPr>
+        <w:t>út</w:t>
+      </w:r>
+      <w:proofErr w:type="spellEnd"/>
+      <w:r>
+        <w:rPr>
+          <w:rFonts w:ascii="Times New Roman" w:hAnsi="Times New Roman" w:cs="Times New Roman"/>
+          <w:sz w:val="24"/>
+          <w:szCs w:val="24"/>
+        </w:rPr>
+        <w:t xml:space="preserve"> </w:t>
+      </w:r>
+      <w:proofErr w:type="spellStart"/>
+      <w:r>
+        <w:rPr>
+          <w:rFonts w:ascii="Times New Roman" w:hAnsi="Times New Roman" w:cs="Times New Roman"/>
+          <w:sz w:val="24"/>
+          <w:szCs w:val="24"/>
+        </w:rPr>
+        <w:t>úr</w:t>
+      </w:r>
+      <w:proofErr w:type="spellEnd"/>
+      <w:r>
+        <w:rPr>
+          <w:rFonts w:ascii="Times New Roman" w:hAnsi="Times New Roman" w:cs="Times New Roman"/>
+          <w:sz w:val="24"/>
+          <w:szCs w:val="24"/>
+        </w:rPr>
+        <w:t xml:space="preserve"> </w:t>
+      </w:r>
+      <w:proofErr w:type="spellStart"/>
+      <w:r>
+        <w:rPr>
+          <w:rFonts w:ascii="Times New Roman" w:hAnsi="Times New Roman" w:cs="Times New Roman"/>
+          <w:sz w:val="24"/>
+          <w:szCs w:val="24"/>
+        </w:rPr>
+        <w:t>áfanganum</w:t>
+      </w:r>
+      <w:proofErr w:type="spellEnd"/>
+      <w:r>
+        <w:rPr>
+          <w:rFonts w:ascii="Times New Roman" w:hAnsi="Times New Roman" w:cs="Times New Roman"/>
+          <w:sz w:val="24"/>
+          <w:szCs w:val="24"/>
+        </w:rPr>
+        <w:t xml:space="preserve"> </w:t>
+      </w:r>
+      <w:proofErr w:type="spellStart"/>
+      <w:r>
+        <w:rPr>
+          <w:rFonts w:ascii="Times New Roman" w:hAnsi="Times New Roman" w:cs="Times New Roman"/>
+          <w:sz w:val="24"/>
+          <w:szCs w:val="24"/>
+        </w:rPr>
+        <w:t>og</w:t>
+      </w:r>
+      <w:proofErr w:type="spellEnd"/>
+      <w:r>
+        <w:rPr>
+          <w:rFonts w:ascii="Times New Roman" w:hAnsi="Times New Roman" w:cs="Times New Roman"/>
+          <w:sz w:val="24"/>
+          <w:szCs w:val="24"/>
+        </w:rPr>
+        <w:t xml:space="preserve"> </w:t>
+      </w:r>
+      <w:proofErr w:type="spellStart"/>
+      <w:r>
+        <w:rPr>
+          <w:rFonts w:ascii="Times New Roman" w:hAnsi="Times New Roman" w:cs="Times New Roman"/>
+          <w:sz w:val="24"/>
+          <w:szCs w:val="24"/>
+        </w:rPr>
+        <w:t>hugmyndum</w:t>
+      </w:r>
+      <w:proofErr w:type="spellEnd"/>
+      <w:r>
+        <w:rPr>
+          <w:rFonts w:ascii="Times New Roman" w:hAnsi="Times New Roman" w:cs="Times New Roman"/>
+          <w:sz w:val="24"/>
+          <w:szCs w:val="24"/>
+        </w:rPr>
+        <w:t xml:space="preserve"> </w:t>
+      </w:r>
+      <w:proofErr w:type="spellStart"/>
+      <w:r>
+        <w:rPr>
+          <w:rFonts w:ascii="Times New Roman" w:hAnsi="Times New Roman" w:cs="Times New Roman"/>
+          <w:sz w:val="24"/>
+          <w:szCs w:val="24"/>
+        </w:rPr>
+        <w:t>mínum</w:t>
+      </w:r>
+      <w:proofErr w:type="spellEnd"/>
+      <w:r>
+        <w:rPr>
+          <w:rFonts w:ascii="Times New Roman" w:hAnsi="Times New Roman" w:cs="Times New Roman"/>
+          <w:sz w:val="24"/>
+          <w:szCs w:val="24"/>
+        </w:rPr>
+        <w:t xml:space="preserve"> </w:t>
+      </w:r>
+      <w:proofErr w:type="spellStart"/>
+      <w:r>
+        <w:rPr>
+          <w:rFonts w:ascii="Times New Roman" w:hAnsi="Times New Roman" w:cs="Times New Roman"/>
+          <w:sz w:val="24"/>
+          <w:szCs w:val="24"/>
+        </w:rPr>
+        <w:t>að</w:t>
+      </w:r>
+      <w:proofErr w:type="spellEnd"/>
+      <w:r>
+        <w:rPr>
+          <w:rFonts w:ascii="Times New Roman" w:hAnsi="Times New Roman" w:cs="Times New Roman"/>
+          <w:sz w:val="24"/>
+          <w:szCs w:val="24"/>
+        </w:rPr>
+        <w:t xml:space="preserve"> </w:t>
+      </w:r>
+      <w:proofErr w:type="spellStart"/>
+      <w:r>
+        <w:rPr>
+          <w:rFonts w:ascii="Times New Roman" w:hAnsi="Times New Roman" w:cs="Times New Roman"/>
+          <w:sz w:val="24"/>
+          <w:szCs w:val="24"/>
+        </w:rPr>
+        <w:t>lokaverkefni</w:t>
+      </w:r>
+      <w:proofErr w:type="spellEnd"/>
+      <w:r>
+        <w:rPr>
+          <w:rFonts w:ascii="Times New Roman" w:hAnsi="Times New Roman" w:cs="Times New Roman"/>
+          <w:sz w:val="24"/>
+          <w:szCs w:val="24"/>
+        </w:rPr>
+        <w:t xml:space="preserve">. </w:t>
+      </w:r>
+      <w:proofErr w:type="spellStart"/>
+      <w:r>
+        <w:rPr>
+          <w:rFonts w:ascii="Times New Roman" w:hAnsi="Times New Roman" w:cs="Times New Roman"/>
+          <w:sz w:val="24"/>
+          <w:szCs w:val="24"/>
+        </w:rPr>
+        <w:t>Að</w:t>
+      </w:r>
+      <w:proofErr w:type="spellEnd"/>
+      <w:r>
+        <w:rPr>
+          <w:rFonts w:ascii="Times New Roman" w:hAnsi="Times New Roman" w:cs="Times New Roman"/>
+          <w:sz w:val="24"/>
+          <w:szCs w:val="24"/>
+        </w:rPr>
+        <w:t xml:space="preserve"> </w:t>
+      </w:r>
+      <w:proofErr w:type="spellStart"/>
+      <w:r>
+        <w:rPr>
+          <w:rFonts w:ascii="Times New Roman" w:hAnsi="Times New Roman" w:cs="Times New Roman"/>
+          <w:sz w:val="24"/>
+          <w:szCs w:val="24"/>
+        </w:rPr>
+        <w:t>lokum</w:t>
+      </w:r>
+      <w:proofErr w:type="spellEnd"/>
+      <w:r>
+        <w:rPr>
+          <w:rFonts w:ascii="Times New Roman" w:hAnsi="Times New Roman" w:cs="Times New Roman"/>
+          <w:sz w:val="24"/>
+          <w:szCs w:val="24"/>
+        </w:rPr>
+        <w:t xml:space="preserve"> </w:t>
+      </w:r>
+      <w:proofErr w:type="spellStart"/>
+      <w:r>
+        <w:rPr>
+          <w:rFonts w:ascii="Times New Roman" w:hAnsi="Times New Roman" w:cs="Times New Roman"/>
+          <w:sz w:val="24"/>
+          <w:szCs w:val="24"/>
+        </w:rPr>
+        <w:t>útskýri</w:t>
+      </w:r>
+      <w:proofErr w:type="spellEnd"/>
+      <w:r>
+        <w:rPr>
+          <w:rFonts w:ascii="Times New Roman" w:hAnsi="Times New Roman" w:cs="Times New Roman"/>
+          <w:sz w:val="24"/>
+          <w:szCs w:val="24"/>
+        </w:rPr>
+        <w:t xml:space="preserve"> </w:t>
+      </w:r>
+      <w:proofErr w:type="spellStart"/>
+      <w:r>
+        <w:rPr>
+          <w:rFonts w:ascii="Times New Roman" w:hAnsi="Times New Roman" w:cs="Times New Roman"/>
+          <w:sz w:val="24"/>
+          <w:szCs w:val="24"/>
+        </w:rPr>
+        <w:t>ég</w:t>
+      </w:r>
+      <w:proofErr w:type="spellEnd"/>
+      <w:r>
+        <w:rPr>
+          <w:rFonts w:ascii="Times New Roman" w:hAnsi="Times New Roman" w:cs="Times New Roman"/>
+          <w:sz w:val="24"/>
+          <w:szCs w:val="24"/>
+        </w:rPr>
+        <w:t xml:space="preserve"> </w:t>
+      </w:r>
+      <w:proofErr w:type="spellStart"/>
+      <w:r>
+        <w:rPr>
+          <w:rFonts w:ascii="Times New Roman" w:hAnsi="Times New Roman" w:cs="Times New Roman"/>
+          <w:sz w:val="24"/>
+          <w:szCs w:val="24"/>
+        </w:rPr>
+        <w:t>hvernig</w:t>
+      </w:r>
+      <w:proofErr w:type="spellEnd"/>
+      <w:r>
+        <w:rPr>
+          <w:rFonts w:ascii="Times New Roman" w:hAnsi="Times New Roman" w:cs="Times New Roman"/>
+          <w:sz w:val="24"/>
+          <w:szCs w:val="24"/>
+        </w:rPr>
+        <w:t xml:space="preserve"> </w:t>
+      </w:r>
+      <w:proofErr w:type="spellStart"/>
+      <w:r>
+        <w:rPr>
+          <w:rFonts w:ascii="Times New Roman" w:hAnsi="Times New Roman" w:cs="Times New Roman"/>
+          <w:sz w:val="24"/>
+          <w:szCs w:val="24"/>
+        </w:rPr>
+        <w:t>ég</w:t>
+      </w:r>
+      <w:proofErr w:type="spellEnd"/>
+      <w:r>
+        <w:rPr>
+          <w:rFonts w:ascii="Times New Roman" w:hAnsi="Times New Roman" w:cs="Times New Roman"/>
+          <w:sz w:val="24"/>
+          <w:szCs w:val="24"/>
+        </w:rPr>
+        <w:t xml:space="preserve"> </w:t>
+      </w:r>
+      <w:proofErr w:type="spellStart"/>
+      <w:r>
+        <w:rPr>
+          <w:rFonts w:ascii="Times New Roman" w:hAnsi="Times New Roman" w:cs="Times New Roman"/>
+          <w:sz w:val="24"/>
+          <w:szCs w:val="24"/>
+        </w:rPr>
+        <w:t>hlóð</w:t>
+      </w:r>
+      <w:proofErr w:type="spellEnd"/>
+      <w:r>
+        <w:rPr>
+          <w:rFonts w:ascii="Times New Roman" w:hAnsi="Times New Roman" w:cs="Times New Roman"/>
+          <w:sz w:val="24"/>
+          <w:szCs w:val="24"/>
+        </w:rPr>
+        <w:t xml:space="preserve"> </w:t>
+      </w:r>
+      <w:proofErr w:type="spellStart"/>
+      <w:r>
+        <w:rPr>
+          <w:rFonts w:ascii="Times New Roman" w:hAnsi="Times New Roman" w:cs="Times New Roman"/>
+          <w:sz w:val="24"/>
+          <w:szCs w:val="24"/>
+        </w:rPr>
+        <w:t>síðunni</w:t>
+      </w:r>
+      <w:proofErr w:type="spellEnd"/>
+      <w:r>
+        <w:rPr>
+          <w:rFonts w:ascii="Times New Roman" w:hAnsi="Times New Roman" w:cs="Times New Roman"/>
+          <w:sz w:val="24"/>
+          <w:szCs w:val="24"/>
+        </w:rPr>
+        <w:t xml:space="preserve"> </w:t>
+      </w:r>
+      <w:proofErr w:type="spellStart"/>
+      <w:r>
+        <w:rPr>
+          <w:rFonts w:ascii="Times New Roman" w:hAnsi="Times New Roman" w:cs="Times New Roman"/>
+          <w:sz w:val="24"/>
+          <w:szCs w:val="24"/>
+        </w:rPr>
+        <w:t>upp</w:t>
+      </w:r>
+      <w:proofErr w:type="spellEnd"/>
+      <w:r>
+        <w:rPr>
+          <w:rFonts w:ascii="Times New Roman" w:hAnsi="Times New Roman" w:cs="Times New Roman"/>
+          <w:sz w:val="24"/>
+          <w:szCs w:val="24"/>
+        </w:rPr>
+        <w:t xml:space="preserve"> á GitHub, </w:t>
+      </w:r>
+      <w:proofErr w:type="spellStart"/>
+      <w:r>
+        <w:rPr>
+          <w:rFonts w:ascii="Times New Roman" w:hAnsi="Times New Roman" w:cs="Times New Roman"/>
+          <w:sz w:val="24"/>
+          <w:szCs w:val="24"/>
+        </w:rPr>
+        <w:t>hvaða</w:t>
+      </w:r>
+      <w:proofErr w:type="spellEnd"/>
+      <w:r>
+        <w:rPr>
+          <w:rFonts w:ascii="Times New Roman" w:hAnsi="Times New Roman" w:cs="Times New Roman"/>
+          <w:sz w:val="24"/>
+          <w:szCs w:val="24"/>
+        </w:rPr>
+        <w:t xml:space="preserve"> </w:t>
+      </w:r>
+      <w:proofErr w:type="spellStart"/>
+      <w:r>
+        <w:rPr>
+          <w:rFonts w:ascii="Times New Roman" w:hAnsi="Times New Roman" w:cs="Times New Roman"/>
+          <w:sz w:val="24"/>
+          <w:szCs w:val="24"/>
+        </w:rPr>
+        <w:t>áskoranir</w:t>
+      </w:r>
+      <w:proofErr w:type="spellEnd"/>
+      <w:r>
+        <w:rPr>
+          <w:rFonts w:ascii="Times New Roman" w:hAnsi="Times New Roman" w:cs="Times New Roman"/>
+          <w:sz w:val="24"/>
+          <w:szCs w:val="24"/>
+        </w:rPr>
+        <w:t xml:space="preserve"> </w:t>
+      </w:r>
+      <w:proofErr w:type="spellStart"/>
+      <w:r>
+        <w:rPr>
+          <w:rFonts w:ascii="Times New Roman" w:hAnsi="Times New Roman" w:cs="Times New Roman"/>
+          <w:sz w:val="24"/>
+          <w:szCs w:val="24"/>
+        </w:rPr>
+        <w:t>komu</w:t>
+      </w:r>
+      <w:proofErr w:type="spellEnd"/>
+      <w:r>
+        <w:rPr>
+          <w:rFonts w:ascii="Times New Roman" w:hAnsi="Times New Roman" w:cs="Times New Roman"/>
+          <w:sz w:val="24"/>
+          <w:szCs w:val="24"/>
+        </w:rPr>
+        <w:t xml:space="preserve"> </w:t>
+      </w:r>
+      <w:proofErr w:type="spellStart"/>
+      <w:r>
+        <w:rPr>
+          <w:rFonts w:ascii="Times New Roman" w:hAnsi="Times New Roman" w:cs="Times New Roman"/>
+          <w:sz w:val="24"/>
+          <w:szCs w:val="24"/>
+        </w:rPr>
+        <w:t>upp</w:t>
+      </w:r>
+      <w:proofErr w:type="spellEnd"/>
+      <w:r>
+        <w:rPr>
+          <w:rFonts w:ascii="Times New Roman" w:hAnsi="Times New Roman" w:cs="Times New Roman"/>
+          <w:sz w:val="24"/>
+          <w:szCs w:val="24"/>
+        </w:rPr>
+        <w:t xml:space="preserve"> </w:t>
+      </w:r>
+      <w:proofErr w:type="spellStart"/>
+      <w:r>
+        <w:rPr>
+          <w:rFonts w:ascii="Times New Roman" w:hAnsi="Times New Roman" w:cs="Times New Roman"/>
+          <w:sz w:val="24"/>
+          <w:szCs w:val="24"/>
+        </w:rPr>
+        <w:t>og</w:t>
+      </w:r>
+      <w:proofErr w:type="spellEnd"/>
+      <w:r>
+        <w:rPr>
+          <w:rFonts w:ascii="Times New Roman" w:hAnsi="Times New Roman" w:cs="Times New Roman"/>
+          <w:sz w:val="24"/>
+          <w:szCs w:val="24"/>
+        </w:rPr>
+        <w:t xml:space="preserve"> </w:t>
+      </w:r>
+      <w:proofErr w:type="spellStart"/>
+      <w:r>
+        <w:rPr>
+          <w:rFonts w:ascii="Times New Roman" w:hAnsi="Times New Roman" w:cs="Times New Roman"/>
+          <w:sz w:val="24"/>
+          <w:szCs w:val="24"/>
+        </w:rPr>
+        <w:t>hvernig</w:t>
+      </w:r>
+      <w:proofErr w:type="spellEnd"/>
+      <w:r>
+        <w:rPr>
+          <w:rFonts w:ascii="Times New Roman" w:hAnsi="Times New Roman" w:cs="Times New Roman"/>
+          <w:sz w:val="24"/>
+          <w:szCs w:val="24"/>
+        </w:rPr>
+        <w:t xml:space="preserve"> </w:t>
+      </w:r>
+      <w:proofErr w:type="spellStart"/>
+      <w:r>
+        <w:rPr>
+          <w:rFonts w:ascii="Times New Roman" w:hAnsi="Times New Roman" w:cs="Times New Roman"/>
+          <w:sz w:val="24"/>
+          <w:szCs w:val="24"/>
+        </w:rPr>
+        <w:t>ég</w:t>
+      </w:r>
+      <w:proofErr w:type="spellEnd"/>
+      <w:r>
+        <w:rPr>
+          <w:rFonts w:ascii="Times New Roman" w:hAnsi="Times New Roman" w:cs="Times New Roman"/>
+          <w:sz w:val="24"/>
+          <w:szCs w:val="24"/>
+        </w:rPr>
+        <w:t xml:space="preserve"> </w:t>
+      </w:r>
+      <w:proofErr w:type="spellStart"/>
+      <w:r>
+        <w:rPr>
+          <w:rFonts w:ascii="Times New Roman" w:hAnsi="Times New Roman" w:cs="Times New Roman"/>
+          <w:sz w:val="24"/>
+          <w:szCs w:val="24"/>
+        </w:rPr>
+        <w:t>leysti</w:t>
+      </w:r>
+      <w:proofErr w:type="spellEnd"/>
+      <w:r>
+        <w:rPr>
+          <w:rFonts w:ascii="Times New Roman" w:hAnsi="Times New Roman" w:cs="Times New Roman"/>
+          <w:sz w:val="24"/>
+          <w:szCs w:val="24"/>
+        </w:rPr>
+        <w:t xml:space="preserve"> </w:t>
+      </w:r>
+      <w:proofErr w:type="spellStart"/>
+      <w:r>
+        <w:rPr>
+          <w:rFonts w:ascii="Times New Roman" w:hAnsi="Times New Roman" w:cs="Times New Roman"/>
+          <w:sz w:val="24"/>
+          <w:szCs w:val="24"/>
+        </w:rPr>
+        <w:t>þær</w:t>
+      </w:r>
+      <w:proofErr w:type="spellEnd"/>
+      <w:r>
+        <w:rPr>
+          <w:rFonts w:ascii="Times New Roman" w:hAnsi="Times New Roman" w:cs="Times New Roman"/>
+          <w:sz w:val="24"/>
+          <w:szCs w:val="24"/>
+        </w:rPr>
+        <w:t>.</w:t>
       </w:r>
     </w:p>
     <w:p>
@@ -136,6 +1404,7 @@
           <w:szCs w:val="28"/>
         </w:rPr>
       </w:pPr>
+      <w:proofErr w:type="spellStart"/>
       <w:r>
         <w:rPr>
           <w:rFonts w:ascii="Times New Roman" w:hAnsi="Times New Roman" w:cs="Times New Roman"/>
@@ -144,8 +1413,53 @@
           <w:sz w:val="28"/>
           <w:szCs w:val="28"/>
         </w:rPr>
-        <w:t>Undirbúningur og upplýsingaöflun</w:t>
-      </w:r>
+        <w:t>Undirbúningur</w:t>
+      </w:r>
+      <w:proofErr w:type="spellEnd"/>
+      <w:r>
+        <w:rPr>
+          <w:rFonts w:ascii="Times New Roman" w:hAnsi="Times New Roman" w:cs="Times New Roman"/>
+          <w:b/>
+          <w:bCs/>
+          <w:sz w:val="28"/>
+          <w:szCs w:val="28"/>
+        </w:rPr>
+        <w:t xml:space="preserve"> </w:t>
+      </w:r>
+      <w:proofErr w:type="spellStart"/>
+      <w:r>
+        <w:rPr>
+          <w:rFonts w:ascii="Times New Roman" w:hAnsi="Times New Roman" w:cs="Times New Roman"/>
+          <w:b/>
+          <w:bCs/>
+          <w:sz w:val="28"/>
+          <w:szCs w:val="28"/>
+        </w:rPr>
+        <w:t>og</w:t>
+      </w:r>
+      <w:proofErr w:type="spellEnd"/>
+      <w:r>
+        <w:rPr>
+          <w:rFonts w:ascii="Times New Roman" w:hAnsi="Times New Roman" w:cs="Times New Roman"/>
+          <w:b/>
+          <w:bCs/>
+          <w:sz w:val="28"/>
+          <w:szCs w:val="28"/>
+        </w:rPr>
+        <w:t xml:space="preserve"> </w:t>
+      </w:r>
+      <w:proofErr w:type="spellStart"/>
+      <w:r>
+        <w:rPr>
+          <w:rFonts w:ascii="Times New Roman" w:hAnsi="Times New Roman" w:cs="Times New Roman"/>
+          <w:b/>
+          <w:bCs/>
+          <w:sz w:val="28"/>
+          <w:szCs w:val="28"/>
+        </w:rPr>
+        <w:t>upplýsingaöflun</w:t>
+      </w:r>
+      <w:proofErr w:type="spellEnd"/>
     </w:p>
     <w:p>
       <w:pPr>
@@ -163,56 +1477,251 @@
           <w:sz w:val="24"/>
           <w:szCs w:val="24"/>
         </w:rPr>
-        <w:t>Til undirbúnings við vefsíðugerðina</w:t>
-      </w:r>
-      <w:r>
-        <w:rPr>
-          <w:rFonts w:ascii="Times New Roman" w:hAnsi="Times New Roman" w:cs="Times New Roman"/>
-          <w:sz w:val="24"/>
-          <w:szCs w:val="24"/>
-        </w:rPr>
-        <w:t xml:space="preserve">, byrjaði ég </w:t>
-      </w:r>
-      <w:r>
-        <w:rPr>
-          <w:rFonts w:ascii="Times New Roman" w:hAnsi="Times New Roman" w:cs="Times New Roman"/>
-          <w:sz w:val="24"/>
-          <w:szCs w:val="24"/>
-        </w:rPr>
-        <w:t>lesa verkefnislýsinguna vandlega og horfði</w:t>
-      </w:r>
-      <w:r>
-        <w:rPr>
-          <w:rFonts w:ascii="Times New Roman" w:hAnsi="Times New Roman" w:cs="Times New Roman"/>
-          <w:sz w:val="24"/>
-          <w:szCs w:val="24"/>
-        </w:rPr>
-        <w:t xml:space="preserve"> á kennslumyndböndin</w:t>
-      </w:r>
-      <w:r>
-        <w:rPr>
-          <w:rFonts w:ascii="Times New Roman" w:hAnsi="Times New Roman" w:cs="Times New Roman"/>
-          <w:sz w:val="24"/>
-          <w:szCs w:val="24"/>
-        </w:rPr>
-        <w:t xml:space="preserve"> </w:t>
-      </w:r>
-      <w:r>
-        <w:rPr>
-          <w:rFonts w:ascii="Times New Roman" w:hAnsi="Times New Roman" w:cs="Times New Roman"/>
-          <w:sz w:val="24"/>
-          <w:szCs w:val="24"/>
-        </w:rPr>
-        <w:t xml:space="preserve">á Youtube </w:t>
-      </w:r>
-      <w:r>
-        <w:rPr>
-          <w:rFonts w:ascii="Times New Roman" w:hAnsi="Times New Roman" w:cs="Times New Roman"/>
-          <w:sz w:val="24"/>
-          <w:szCs w:val="24"/>
-        </w:rPr>
-        <w:t xml:space="preserve">sem </w:t>
-      </w:r>
+        <w:t xml:space="preserve">Til </w:t>
+      </w:r>
+      <w:proofErr w:type="spellStart"/>
+      <w:r>
+        <w:rPr>
+          <w:rFonts w:ascii="Times New Roman" w:hAnsi="Times New Roman" w:cs="Times New Roman"/>
+          <w:sz w:val="24"/>
+          <w:szCs w:val="24"/>
+        </w:rPr>
+        <w:t>undirbúnings</w:t>
+      </w:r>
+      <w:proofErr w:type="spellEnd"/>
+      <w:r>
+        <w:rPr>
+          <w:rFonts w:ascii="Times New Roman" w:hAnsi="Times New Roman" w:cs="Times New Roman"/>
+          <w:sz w:val="24"/>
+          <w:szCs w:val="24"/>
+        </w:rPr>
+        <w:t xml:space="preserve"> </w:t>
+      </w:r>
+      <w:proofErr w:type="spellStart"/>
+      <w:r>
+        <w:rPr>
+          <w:rFonts w:ascii="Times New Roman" w:hAnsi="Times New Roman" w:cs="Times New Roman"/>
+          <w:sz w:val="24"/>
+          <w:szCs w:val="24"/>
+        </w:rPr>
+        <w:t>við</w:t>
+      </w:r>
+      <w:proofErr w:type="spellEnd"/>
+      <w:r>
+        <w:rPr>
+          <w:rFonts w:ascii="Times New Roman" w:hAnsi="Times New Roman" w:cs="Times New Roman"/>
+          <w:sz w:val="24"/>
+          <w:szCs w:val="24"/>
+        </w:rPr>
+        <w:t xml:space="preserve"> </w:t>
+      </w:r>
+      <w:proofErr w:type="spellStart"/>
+      <w:r>
+        <w:rPr>
+          <w:rFonts w:ascii="Times New Roman" w:hAnsi="Times New Roman" w:cs="Times New Roman"/>
+          <w:sz w:val="24"/>
+          <w:szCs w:val="24"/>
+        </w:rPr>
+        <w:t>vefsíðugerðina</w:t>
+      </w:r>
+      <w:proofErr w:type="spellEnd"/>
+      <w:r>
+        <w:rPr>
+          <w:rFonts w:ascii="Times New Roman" w:hAnsi="Times New Roman" w:cs="Times New Roman"/>
+          <w:sz w:val="24"/>
+          <w:szCs w:val="24"/>
+        </w:rPr>
+        <w:t xml:space="preserve">, </w:t>
+      </w:r>
+      <w:proofErr w:type="spellStart"/>
+      <w:r>
+        <w:rPr>
+          <w:rFonts w:ascii="Times New Roman" w:hAnsi="Times New Roman" w:cs="Times New Roman"/>
+          <w:sz w:val="24"/>
+          <w:szCs w:val="24"/>
+        </w:rPr>
+        <w:t>byrjaði</w:t>
+      </w:r>
+      <w:proofErr w:type="spellEnd"/>
+      <w:r>
+        <w:rPr>
+          <w:rFonts w:ascii="Times New Roman" w:hAnsi="Times New Roman" w:cs="Times New Roman"/>
+          <w:sz w:val="24"/>
+          <w:szCs w:val="24"/>
+        </w:rPr>
+        <w:t xml:space="preserve"> </w:t>
+      </w:r>
+      <w:proofErr w:type="spellStart"/>
+      <w:r>
+        <w:rPr>
+          <w:rFonts w:ascii="Times New Roman" w:hAnsi="Times New Roman" w:cs="Times New Roman"/>
+          <w:sz w:val="24"/>
+          <w:szCs w:val="24"/>
+        </w:rPr>
+        <w:t>ég</w:t>
+      </w:r>
+      <w:proofErr w:type="spellEnd"/>
+      <w:r>
+        <w:rPr>
+          <w:rFonts w:ascii="Times New Roman" w:hAnsi="Times New Roman" w:cs="Times New Roman"/>
+          <w:sz w:val="24"/>
+          <w:szCs w:val="24"/>
+        </w:rPr>
+        <w:t xml:space="preserve"> </w:t>
+      </w:r>
+      <w:proofErr w:type="spellStart"/>
+      <w:r>
+        <w:rPr>
+          <w:rFonts w:ascii="Times New Roman" w:hAnsi="Times New Roman" w:cs="Times New Roman"/>
+          <w:sz w:val="24"/>
+          <w:szCs w:val="24"/>
+        </w:rPr>
+        <w:t>lesa</w:t>
+      </w:r>
+      <w:proofErr w:type="spellEnd"/>
+      <w:r>
+        <w:rPr>
+          <w:rFonts w:ascii="Times New Roman" w:hAnsi="Times New Roman" w:cs="Times New Roman"/>
+          <w:sz w:val="24"/>
+          <w:szCs w:val="24"/>
+        </w:rPr>
+        <w:t xml:space="preserve"> </w:t>
+      </w:r>
+      <w:proofErr w:type="spellStart"/>
+      <w:r>
+        <w:rPr>
+          <w:rFonts w:ascii="Times New Roman" w:hAnsi="Times New Roman" w:cs="Times New Roman"/>
+          <w:sz w:val="24"/>
+          <w:szCs w:val="24"/>
+        </w:rPr>
+        <w:t>verkefnislýsinguna</w:t>
+      </w:r>
+      <w:proofErr w:type="spellEnd"/>
+      <w:r>
+        <w:rPr>
+          <w:rFonts w:ascii="Times New Roman" w:hAnsi="Times New Roman" w:cs="Times New Roman"/>
+          <w:sz w:val="24"/>
+          <w:szCs w:val="24"/>
+        </w:rPr>
+        <w:t xml:space="preserve"> </w:t>
+      </w:r>
+      <w:proofErr w:type="spellStart"/>
+      <w:r>
+        <w:rPr>
+          <w:rFonts w:ascii="Times New Roman" w:hAnsi="Times New Roman" w:cs="Times New Roman"/>
+          <w:sz w:val="24"/>
+          <w:szCs w:val="24"/>
+        </w:rPr>
+        <w:t>vandlega</w:t>
+      </w:r>
+      <w:proofErr w:type="spellEnd"/>
+      <w:r>
+        <w:rPr>
+          <w:rFonts w:ascii="Times New Roman" w:hAnsi="Times New Roman" w:cs="Times New Roman"/>
+          <w:sz w:val="24"/>
+          <w:szCs w:val="24"/>
+        </w:rPr>
+        <w:t xml:space="preserve"> </w:t>
+      </w:r>
+      <w:proofErr w:type="spellStart"/>
+      <w:r>
+        <w:rPr>
+          <w:rFonts w:ascii="Times New Roman" w:hAnsi="Times New Roman" w:cs="Times New Roman"/>
+          <w:sz w:val="24"/>
+          <w:szCs w:val="24"/>
+        </w:rPr>
+        <w:t>og</w:t>
+      </w:r>
+      <w:proofErr w:type="spellEnd"/>
+      <w:r>
+        <w:rPr>
+          <w:rFonts w:ascii="Times New Roman" w:hAnsi="Times New Roman" w:cs="Times New Roman"/>
+          <w:sz w:val="24"/>
+          <w:szCs w:val="24"/>
+        </w:rPr>
+        <w:t xml:space="preserve"> </w:t>
+      </w:r>
+      <w:proofErr w:type="spellStart"/>
+      <w:r>
+        <w:rPr>
+          <w:rFonts w:ascii="Times New Roman" w:hAnsi="Times New Roman" w:cs="Times New Roman"/>
+          <w:sz w:val="24"/>
+          <w:szCs w:val="24"/>
+        </w:rPr>
+        <w:t>horfði</w:t>
+      </w:r>
+      <w:proofErr w:type="spellEnd"/>
+      <w:r>
+        <w:rPr>
+          <w:rFonts w:ascii="Times New Roman" w:hAnsi="Times New Roman" w:cs="Times New Roman"/>
+          <w:sz w:val="24"/>
+          <w:szCs w:val="24"/>
+        </w:rPr>
+        <w:t xml:space="preserve"> á </w:t>
+      </w:r>
+      <w:proofErr w:type="spellStart"/>
+      <w:r>
+        <w:rPr>
+          <w:rFonts w:ascii="Times New Roman" w:hAnsi="Times New Roman" w:cs="Times New Roman"/>
+          <w:sz w:val="24"/>
+          <w:szCs w:val="24"/>
+        </w:rPr>
+        <w:t>kennslumyndböndin</w:t>
+      </w:r>
+      <w:proofErr w:type="spellEnd"/>
+      <w:r>
+        <w:rPr>
+          <w:rFonts w:ascii="Times New Roman" w:hAnsi="Times New Roman" w:cs="Times New Roman"/>
+          <w:sz w:val="24"/>
+          <w:szCs w:val="24"/>
+        </w:rPr>
+        <w:t xml:space="preserve"> </w:t>
+      </w:r>
+      <w:r>
+        <w:rPr>
+          <w:rFonts w:ascii="Times New Roman" w:hAnsi="Times New Roman" w:cs="Times New Roman"/>
+          <w:sz w:val="24"/>
+          <w:szCs w:val="24"/>
+        </w:rPr>
+        <w:t xml:space="preserve">á </w:t>
+      </w:r>
+      <w:proofErr w:type="spellStart"/>
+      <w:r>
+        <w:rPr>
+          <w:rFonts w:ascii="Times New Roman" w:hAnsi="Times New Roman" w:cs="Times New Roman"/>
+          <w:sz w:val="24"/>
+          <w:szCs w:val="24"/>
+        </w:rPr>
+        <w:t>Youtube</w:t>
+      </w:r>
+      <w:proofErr w:type="spellEnd"/>
+      <w:r>
+        <w:rPr>
+          <w:rFonts w:ascii="Times New Roman" w:hAnsi="Times New Roman" w:cs="Times New Roman"/>
+          <w:sz w:val="24"/>
+          <w:szCs w:val="24"/>
+        </w:rPr>
+        <w:t xml:space="preserve"> </w:t>
+      </w:r>
+      <w:proofErr w:type="spellStart"/>
+      <w:r>
+        <w:rPr>
+          <w:rFonts w:ascii="Times New Roman" w:hAnsi="Times New Roman" w:cs="Times New Roman"/>
+          <w:sz w:val="24"/>
+          <w:szCs w:val="24"/>
+        </w:rPr>
+        <w:t>sem</w:t>
+      </w:r>
+      <w:proofErr w:type="spellEnd"/>
+      <w:r>
+        <w:rPr>
+          <w:rFonts w:ascii="Times New Roman" w:hAnsi="Times New Roman" w:cs="Times New Roman"/>
+          <w:sz w:val="24"/>
+          <w:szCs w:val="24"/>
+        </w:rPr>
+        <w:t xml:space="preserve"> </w:t>
+      </w:r>
+      <w:proofErr w:type="spellStart"/>
       <w:r>
         <w:rPr>
           <w:rFonts w:ascii="Times New Roman" w:hAnsi="Times New Roman" w:cs="Times New Roman"/>
@@ -227,56 +1736,440 @@
           <w:sz w:val="24"/>
           <w:szCs w:val="24"/>
         </w:rPr>
-        <w:t>alda leiðbeiningar verkefnisins.</w:t>
-      </w:r>
-      <w:r>
-        <w:rPr>
-          <w:rFonts w:ascii="Times New Roman" w:hAnsi="Times New Roman" w:cs="Times New Roman"/>
-          <w:sz w:val="24"/>
-          <w:szCs w:val="24"/>
-        </w:rPr>
-        <w:t xml:space="preserve"> </w:t>
-      </w:r>
-      <w:r>
-        <w:rPr>
-          <w:rFonts w:ascii="Times New Roman" w:hAnsi="Times New Roman" w:cs="Times New Roman"/>
-          <w:sz w:val="24"/>
-          <w:szCs w:val="24"/>
-        </w:rPr>
-        <w:t xml:space="preserve">Eftir að hafa </w:t>
-      </w:r>
-      <w:r>
-        <w:rPr>
-          <w:rFonts w:ascii="Times New Roman" w:hAnsi="Times New Roman" w:cs="Times New Roman"/>
-          <w:sz w:val="24"/>
-          <w:szCs w:val="24"/>
-        </w:rPr>
-        <w:t xml:space="preserve">aflað nokkrum upplýsingum </w:t>
-      </w:r>
-      <w:r>
-        <w:rPr>
-          <w:rFonts w:ascii="Times New Roman" w:hAnsi="Times New Roman" w:cs="Times New Roman"/>
-          <w:sz w:val="24"/>
-          <w:szCs w:val="24"/>
-        </w:rPr>
-        <w:t xml:space="preserve">og fengið grófa hugmynd um hvernig </w:t>
-      </w:r>
-      <w:r>
-        <w:rPr>
-          <w:rFonts w:ascii="Times New Roman" w:hAnsi="Times New Roman" w:cs="Times New Roman"/>
-          <w:sz w:val="24"/>
-          <w:szCs w:val="24"/>
-        </w:rPr>
-        <w:t>ég vildi að vefsíðan mín liti út</w:t>
-      </w:r>
-      <w:r>
-        <w:rPr>
-          <w:rFonts w:ascii="Times New Roman" w:hAnsi="Times New Roman" w:cs="Times New Roman"/>
-          <w:sz w:val="24"/>
-          <w:szCs w:val="24"/>
-        </w:rPr>
-        <w:t xml:space="preserve">, hlóð ég niður </w:t>
-      </w:r>
+        <w:t>alda</w:t>
+      </w:r>
+      <w:proofErr w:type="spellEnd"/>
+      <w:r>
+        <w:rPr>
+          <w:rFonts w:ascii="Times New Roman" w:hAnsi="Times New Roman" w:cs="Times New Roman"/>
+          <w:sz w:val="24"/>
+          <w:szCs w:val="24"/>
+        </w:rPr>
+        <w:t xml:space="preserve"> </w:t>
+      </w:r>
+      <w:proofErr w:type="spellStart"/>
+      <w:r>
+        <w:rPr>
+          <w:rFonts w:ascii="Times New Roman" w:hAnsi="Times New Roman" w:cs="Times New Roman"/>
+          <w:sz w:val="24"/>
+          <w:szCs w:val="24"/>
+        </w:rPr>
+        <w:t>leiðbeiningar</w:t>
+      </w:r>
+      <w:proofErr w:type="spellEnd"/>
+      <w:r>
+        <w:rPr>
+          <w:rFonts w:ascii="Times New Roman" w:hAnsi="Times New Roman" w:cs="Times New Roman"/>
+          <w:sz w:val="24"/>
+          <w:szCs w:val="24"/>
+        </w:rPr>
+        <w:t xml:space="preserve"> </w:t>
+      </w:r>
+      <w:proofErr w:type="spellStart"/>
+      <w:r>
+        <w:rPr>
+          <w:rFonts w:ascii="Times New Roman" w:hAnsi="Times New Roman" w:cs="Times New Roman"/>
+          <w:sz w:val="24"/>
+          <w:szCs w:val="24"/>
+        </w:rPr>
+        <w:t>verkefnisins</w:t>
+      </w:r>
+      <w:proofErr w:type="spellEnd"/>
+      <w:r>
+        <w:rPr>
+          <w:rFonts w:ascii="Times New Roman" w:hAnsi="Times New Roman" w:cs="Times New Roman"/>
+          <w:sz w:val="24"/>
+          <w:szCs w:val="24"/>
+        </w:rPr>
+        <w:t>.</w:t>
+      </w:r>
+      <w:r>
+        <w:rPr>
+          <w:rFonts w:ascii="Times New Roman" w:hAnsi="Times New Roman" w:cs="Times New Roman"/>
+          <w:sz w:val="24"/>
+          <w:szCs w:val="24"/>
+        </w:rPr>
+        <w:t xml:space="preserve"> </w:t>
+      </w:r>
+      <w:proofErr w:type="spellStart"/>
+      <w:r>
+        <w:rPr>
+          <w:rFonts w:ascii="Times New Roman" w:hAnsi="Times New Roman" w:cs="Times New Roman"/>
+          <w:sz w:val="24"/>
+          <w:szCs w:val="24"/>
+        </w:rPr>
+        <w:t>Eftir</w:t>
+      </w:r>
+      <w:proofErr w:type="spellEnd"/>
+      <w:r>
+        <w:rPr>
+          <w:rFonts w:ascii="Times New Roman" w:hAnsi="Times New Roman" w:cs="Times New Roman"/>
+          <w:sz w:val="24"/>
+          <w:szCs w:val="24"/>
+        </w:rPr>
+        <w:t xml:space="preserve"> </w:t>
+      </w:r>
+      <w:proofErr w:type="spellStart"/>
+      <w:r>
+        <w:rPr>
+          <w:rFonts w:ascii="Times New Roman" w:hAnsi="Times New Roman" w:cs="Times New Roman"/>
+          <w:sz w:val="24"/>
+          <w:szCs w:val="24"/>
+        </w:rPr>
+        <w:t>að</w:t>
+      </w:r>
+      <w:proofErr w:type="spellEnd"/>
+      <w:r>
+        <w:rPr>
+          <w:rFonts w:ascii="Times New Roman" w:hAnsi="Times New Roman" w:cs="Times New Roman"/>
+          <w:sz w:val="24"/>
+          <w:szCs w:val="24"/>
+        </w:rPr>
+        <w:t xml:space="preserve"> </w:t>
+      </w:r>
+      <w:proofErr w:type="spellStart"/>
+      <w:r>
+        <w:rPr>
+          <w:rFonts w:ascii="Times New Roman" w:hAnsi="Times New Roman" w:cs="Times New Roman"/>
+          <w:sz w:val="24"/>
+          <w:szCs w:val="24"/>
+        </w:rPr>
+        <w:t>hafa</w:t>
+      </w:r>
+      <w:proofErr w:type="spellEnd"/>
+      <w:r>
+        <w:rPr>
+          <w:rFonts w:ascii="Times New Roman" w:hAnsi="Times New Roman" w:cs="Times New Roman"/>
+          <w:sz w:val="24"/>
+          <w:szCs w:val="24"/>
+        </w:rPr>
+        <w:t xml:space="preserve"> </w:t>
+      </w:r>
+      <w:proofErr w:type="spellStart"/>
+      <w:r>
+        <w:rPr>
+          <w:rFonts w:ascii="Times New Roman" w:hAnsi="Times New Roman" w:cs="Times New Roman"/>
+          <w:sz w:val="24"/>
+          <w:szCs w:val="24"/>
+        </w:rPr>
+        <w:t>aflað</w:t>
+      </w:r>
+      <w:proofErr w:type="spellEnd"/>
+      <w:r>
+        <w:rPr>
+          <w:rFonts w:ascii="Times New Roman" w:hAnsi="Times New Roman" w:cs="Times New Roman"/>
+          <w:sz w:val="24"/>
+          <w:szCs w:val="24"/>
+        </w:rPr>
+        <w:t xml:space="preserve"> </w:t>
+      </w:r>
+      <w:proofErr w:type="spellStart"/>
+      <w:r>
+        <w:rPr>
+          <w:rFonts w:ascii="Times New Roman" w:hAnsi="Times New Roman" w:cs="Times New Roman"/>
+          <w:sz w:val="24"/>
+          <w:szCs w:val="24"/>
+        </w:rPr>
+        <w:t>nokkrum</w:t>
+      </w:r>
+      <w:proofErr w:type="spellEnd"/>
+      <w:r>
+        <w:rPr>
+          <w:rFonts w:ascii="Times New Roman" w:hAnsi="Times New Roman" w:cs="Times New Roman"/>
+          <w:sz w:val="24"/>
+          <w:szCs w:val="24"/>
+        </w:rPr>
+        <w:t xml:space="preserve"> </w:t>
+      </w:r>
+      <w:proofErr w:type="spellStart"/>
+      <w:r>
+        <w:rPr>
+          <w:rFonts w:ascii="Times New Roman" w:hAnsi="Times New Roman" w:cs="Times New Roman"/>
+          <w:sz w:val="24"/>
+          <w:szCs w:val="24"/>
+        </w:rPr>
+        <w:t>upplýsingum</w:t>
+      </w:r>
+      <w:proofErr w:type="spellEnd"/>
+      <w:r>
+        <w:rPr>
+          <w:rFonts w:ascii="Times New Roman" w:hAnsi="Times New Roman" w:cs="Times New Roman"/>
+          <w:sz w:val="24"/>
+          <w:szCs w:val="24"/>
+        </w:rPr>
+        <w:t xml:space="preserve"> </w:t>
+      </w:r>
+      <w:proofErr w:type="spellStart"/>
+      <w:r>
+        <w:rPr>
+          <w:rFonts w:ascii="Times New Roman" w:hAnsi="Times New Roman" w:cs="Times New Roman"/>
+          <w:sz w:val="24"/>
+          <w:szCs w:val="24"/>
+        </w:rPr>
+        <w:t>og</w:t>
+      </w:r>
+      <w:proofErr w:type="spellEnd"/>
+      <w:r>
+        <w:rPr>
+          <w:rFonts w:ascii="Times New Roman" w:hAnsi="Times New Roman" w:cs="Times New Roman"/>
+          <w:sz w:val="24"/>
+          <w:szCs w:val="24"/>
+        </w:rPr>
+        <w:t xml:space="preserve"> </w:t>
+      </w:r>
+      <w:proofErr w:type="spellStart"/>
+      <w:r>
+        <w:rPr>
+          <w:rFonts w:ascii="Times New Roman" w:hAnsi="Times New Roman" w:cs="Times New Roman"/>
+          <w:sz w:val="24"/>
+          <w:szCs w:val="24"/>
+        </w:rPr>
+        <w:t>fengið</w:t>
+      </w:r>
+      <w:proofErr w:type="spellEnd"/>
+      <w:r>
+        <w:rPr>
+          <w:rFonts w:ascii="Times New Roman" w:hAnsi="Times New Roman" w:cs="Times New Roman"/>
+          <w:sz w:val="24"/>
+          <w:szCs w:val="24"/>
+        </w:rPr>
+        <w:t xml:space="preserve"> </w:t>
+      </w:r>
+      <w:proofErr w:type="spellStart"/>
+      <w:r>
+        <w:rPr>
+          <w:rFonts w:ascii="Times New Roman" w:hAnsi="Times New Roman" w:cs="Times New Roman"/>
+          <w:sz w:val="24"/>
+          <w:szCs w:val="24"/>
+        </w:rPr>
+        <w:t>grófa</w:t>
+      </w:r>
+      <w:proofErr w:type="spellEnd"/>
+      <w:r>
+        <w:rPr>
+          <w:rFonts w:ascii="Times New Roman" w:hAnsi="Times New Roman" w:cs="Times New Roman"/>
+          <w:sz w:val="24"/>
+          <w:szCs w:val="24"/>
+        </w:rPr>
+        <w:t xml:space="preserve"> </w:t>
+      </w:r>
+      <w:proofErr w:type="spellStart"/>
+      <w:r>
+        <w:rPr>
+          <w:rFonts w:ascii="Times New Roman" w:hAnsi="Times New Roman" w:cs="Times New Roman"/>
+          <w:sz w:val="24"/>
+          <w:szCs w:val="24"/>
+        </w:rPr>
+        <w:t>hugmynd</w:t>
+      </w:r>
+      <w:proofErr w:type="spellEnd"/>
+      <w:r>
+        <w:rPr>
+          <w:rFonts w:ascii="Times New Roman" w:hAnsi="Times New Roman" w:cs="Times New Roman"/>
+          <w:sz w:val="24"/>
+          <w:szCs w:val="24"/>
+        </w:rPr>
+        <w:t xml:space="preserve"> um </w:t>
+      </w:r>
+      <w:proofErr w:type="spellStart"/>
+      <w:r>
+        <w:rPr>
+          <w:rFonts w:ascii="Times New Roman" w:hAnsi="Times New Roman" w:cs="Times New Roman"/>
+          <w:sz w:val="24"/>
+          <w:szCs w:val="24"/>
+        </w:rPr>
+        <w:t>hvernig</w:t>
+      </w:r>
+      <w:proofErr w:type="spellEnd"/>
+      <w:r>
+        <w:rPr>
+          <w:rFonts w:ascii="Times New Roman" w:hAnsi="Times New Roman" w:cs="Times New Roman"/>
+          <w:sz w:val="24"/>
+          <w:szCs w:val="24"/>
+        </w:rPr>
+        <w:t xml:space="preserve"> </w:t>
+      </w:r>
+      <w:proofErr w:type="spellStart"/>
+      <w:r>
+        <w:rPr>
+          <w:rFonts w:ascii="Times New Roman" w:hAnsi="Times New Roman" w:cs="Times New Roman"/>
+          <w:sz w:val="24"/>
+          <w:szCs w:val="24"/>
+        </w:rPr>
+        <w:t>ég</w:t>
+      </w:r>
+      <w:proofErr w:type="spellEnd"/>
+      <w:r>
+        <w:rPr>
+          <w:rFonts w:ascii="Times New Roman" w:hAnsi="Times New Roman" w:cs="Times New Roman"/>
+          <w:sz w:val="24"/>
+          <w:szCs w:val="24"/>
+        </w:rPr>
+        <w:t xml:space="preserve"> </w:t>
+      </w:r>
+      <w:proofErr w:type="spellStart"/>
+      <w:r>
+        <w:rPr>
+          <w:rFonts w:ascii="Times New Roman" w:hAnsi="Times New Roman" w:cs="Times New Roman"/>
+          <w:sz w:val="24"/>
+          <w:szCs w:val="24"/>
+        </w:rPr>
+        <w:t>vildi</w:t>
+      </w:r>
+      <w:proofErr w:type="spellEnd"/>
+      <w:r>
+        <w:rPr>
+          <w:rFonts w:ascii="Times New Roman" w:hAnsi="Times New Roman" w:cs="Times New Roman"/>
+          <w:sz w:val="24"/>
+          <w:szCs w:val="24"/>
+        </w:rPr>
+        <w:t xml:space="preserve"> </w:t>
+      </w:r>
+      <w:proofErr w:type="spellStart"/>
+      <w:r>
+        <w:rPr>
+          <w:rFonts w:ascii="Times New Roman" w:hAnsi="Times New Roman" w:cs="Times New Roman"/>
+          <w:sz w:val="24"/>
+          <w:szCs w:val="24"/>
+        </w:rPr>
+        <w:t>að</w:t>
+      </w:r>
+      <w:proofErr w:type="spellEnd"/>
+      <w:r>
+        <w:rPr>
+          <w:rFonts w:ascii="Times New Roman" w:hAnsi="Times New Roman" w:cs="Times New Roman"/>
+          <w:sz w:val="24"/>
+          <w:szCs w:val="24"/>
+        </w:rPr>
+        <w:t xml:space="preserve"> </w:t>
+      </w:r>
+      <w:proofErr w:type="spellStart"/>
+      <w:r>
+        <w:rPr>
+          <w:rFonts w:ascii="Times New Roman" w:hAnsi="Times New Roman" w:cs="Times New Roman"/>
+          <w:sz w:val="24"/>
+          <w:szCs w:val="24"/>
+        </w:rPr>
+        <w:t>vefsíðan</w:t>
+      </w:r>
+      <w:proofErr w:type="spellEnd"/>
+      <w:r>
+        <w:rPr>
+          <w:rFonts w:ascii="Times New Roman" w:hAnsi="Times New Roman" w:cs="Times New Roman"/>
+          <w:sz w:val="24"/>
+          <w:szCs w:val="24"/>
+        </w:rPr>
+        <w:t xml:space="preserve"> </w:t>
+      </w:r>
+      <w:proofErr w:type="spellStart"/>
+      <w:r>
+        <w:rPr>
+          <w:rFonts w:ascii="Times New Roman" w:hAnsi="Times New Roman" w:cs="Times New Roman"/>
+          <w:sz w:val="24"/>
+          <w:szCs w:val="24"/>
+        </w:rPr>
+        <w:t>mín</w:t>
+      </w:r>
+      <w:proofErr w:type="spellEnd"/>
+      <w:r>
+        <w:rPr>
+          <w:rFonts w:ascii="Times New Roman" w:hAnsi="Times New Roman" w:cs="Times New Roman"/>
+          <w:sz w:val="24"/>
+          <w:szCs w:val="24"/>
+        </w:rPr>
+        <w:t xml:space="preserve"> </w:t>
+      </w:r>
+      <w:proofErr w:type="spellStart"/>
+      <w:r>
+        <w:rPr>
+          <w:rFonts w:ascii="Times New Roman" w:hAnsi="Times New Roman" w:cs="Times New Roman"/>
+          <w:sz w:val="24"/>
+          <w:szCs w:val="24"/>
+        </w:rPr>
+        <w:t>liti</w:t>
+      </w:r>
+      <w:proofErr w:type="spellEnd"/>
+      <w:r>
+        <w:rPr>
+          <w:rFonts w:ascii="Times New Roman" w:hAnsi="Times New Roman" w:cs="Times New Roman"/>
+          <w:sz w:val="24"/>
+          <w:szCs w:val="24"/>
+        </w:rPr>
+        <w:t xml:space="preserve"> </w:t>
+      </w:r>
+      <w:proofErr w:type="spellStart"/>
+      <w:r>
+        <w:rPr>
+          <w:rFonts w:ascii="Times New Roman" w:hAnsi="Times New Roman" w:cs="Times New Roman"/>
+          <w:sz w:val="24"/>
+          <w:szCs w:val="24"/>
+        </w:rPr>
+        <w:t>út</w:t>
+      </w:r>
+      <w:proofErr w:type="spellEnd"/>
+      <w:r>
+        <w:rPr>
+          <w:rFonts w:ascii="Times New Roman" w:hAnsi="Times New Roman" w:cs="Times New Roman"/>
+          <w:sz w:val="24"/>
+          <w:szCs w:val="24"/>
+        </w:rPr>
+        <w:t xml:space="preserve">, </w:t>
+      </w:r>
+      <w:proofErr w:type="spellStart"/>
+      <w:r>
+        <w:rPr>
+          <w:rFonts w:ascii="Times New Roman" w:hAnsi="Times New Roman" w:cs="Times New Roman"/>
+          <w:sz w:val="24"/>
+          <w:szCs w:val="24"/>
+        </w:rPr>
+        <w:t>hlóð</w:t>
+      </w:r>
+      <w:proofErr w:type="spellEnd"/>
+      <w:r>
+        <w:rPr>
+          <w:rFonts w:ascii="Times New Roman" w:hAnsi="Times New Roman" w:cs="Times New Roman"/>
+          <w:sz w:val="24"/>
+          <w:szCs w:val="24"/>
+        </w:rPr>
+        <w:t xml:space="preserve"> </w:t>
+      </w:r>
+      <w:proofErr w:type="spellStart"/>
+      <w:r>
+        <w:rPr>
+          <w:rFonts w:ascii="Times New Roman" w:hAnsi="Times New Roman" w:cs="Times New Roman"/>
+          <w:sz w:val="24"/>
+          <w:szCs w:val="24"/>
+        </w:rPr>
+        <w:t>ég</w:t>
+      </w:r>
+      <w:proofErr w:type="spellEnd"/>
+      <w:r>
+        <w:rPr>
+          <w:rFonts w:ascii="Times New Roman" w:hAnsi="Times New Roman" w:cs="Times New Roman"/>
+          <w:sz w:val="24"/>
+          <w:szCs w:val="24"/>
+        </w:rPr>
+        <w:t xml:space="preserve"> </w:t>
+      </w:r>
+      <w:proofErr w:type="spellStart"/>
+      <w:r>
+        <w:rPr>
+          <w:rFonts w:ascii="Times New Roman" w:hAnsi="Times New Roman" w:cs="Times New Roman"/>
+          <w:sz w:val="24"/>
+          <w:szCs w:val="24"/>
+        </w:rPr>
+        <w:t>niður</w:t>
+      </w:r>
+      <w:proofErr w:type="spellEnd"/>
+      <w:r>
+        <w:rPr>
+          <w:rFonts w:ascii="Times New Roman" w:hAnsi="Times New Roman" w:cs="Times New Roman"/>
+          <w:sz w:val="24"/>
+          <w:szCs w:val="24"/>
+        </w:rPr>
+        <w:t xml:space="preserve"> </w:t>
+      </w:r>
+      <w:proofErr w:type="spellStart"/>
       <w:r>
         <w:rPr>
           <w:rFonts w:ascii="Times New Roman" w:hAnsi="Times New Roman" w:cs="Times New Roman"/>
@@ -293,14 +2186,16 @@
         </w:rPr>
         <w:t>m</w:t>
       </w:r>
-      <w:r>
-        <w:rPr>
-          <w:rFonts w:ascii="Times New Roman" w:hAnsi="Times New Roman" w:cs="Times New Roman"/>
-          <w:sz w:val="24"/>
-          <w:szCs w:val="24"/>
-        </w:rPr>
-        <w:t xml:space="preserve"> </w:t>
-      </w:r>
+      <w:proofErr w:type="spellEnd"/>
+      <w:r>
+        <w:rPr>
+          <w:rFonts w:ascii="Times New Roman" w:hAnsi="Times New Roman" w:cs="Times New Roman"/>
+          <w:sz w:val="24"/>
+          <w:szCs w:val="24"/>
+        </w:rPr>
+        <w:t xml:space="preserve"> </w:t>
+      </w:r>
+      <w:proofErr w:type="spellStart"/>
       <w:r>
         <w:rPr>
           <w:rFonts w:ascii="Times New Roman" w:hAnsi="Times New Roman" w:cs="Times New Roman"/>
@@ -317,22 +2212,106 @@
         </w:rPr>
         <w:t>um</w:t>
       </w:r>
-      <w:r>
-        <w:rPr>
-          <w:rFonts w:ascii="Times New Roman" w:hAnsi="Times New Roman" w:cs="Times New Roman"/>
-          <w:sz w:val="24"/>
-          <w:szCs w:val="24"/>
-        </w:rPr>
-        <w:t xml:space="preserve"> fyrir verkefnið. </w:t>
-      </w:r>
-      <w:r>
-        <w:rPr>
-          <w:rFonts w:ascii="Times New Roman" w:hAnsi="Times New Roman" w:cs="Times New Roman"/>
-          <w:sz w:val="24"/>
-          <w:szCs w:val="24"/>
-        </w:rPr>
-        <w:t xml:space="preserve">Ég hlóð niður </w:t>
-      </w:r>
+      <w:proofErr w:type="spellEnd"/>
+      <w:r>
+        <w:rPr>
+          <w:rFonts w:ascii="Times New Roman" w:hAnsi="Times New Roman" w:cs="Times New Roman"/>
+          <w:sz w:val="24"/>
+          <w:szCs w:val="24"/>
+        </w:rPr>
+        <w:t xml:space="preserve"> </w:t>
+      </w:r>
+      <w:proofErr w:type="spellStart"/>
+      <w:r>
+        <w:rPr>
+          <w:rFonts w:ascii="Times New Roman" w:hAnsi="Times New Roman" w:cs="Times New Roman"/>
+          <w:sz w:val="24"/>
+          <w:szCs w:val="24"/>
+        </w:rPr>
+        <w:t>fyrir</w:t>
+      </w:r>
+      <w:proofErr w:type="spellEnd"/>
+      <w:r>
+        <w:rPr>
+          <w:rFonts w:ascii="Times New Roman" w:hAnsi="Times New Roman" w:cs="Times New Roman"/>
+          <w:sz w:val="24"/>
+          <w:szCs w:val="24"/>
+        </w:rPr>
+        <w:t xml:space="preserve"> </w:t>
+      </w:r>
+      <w:proofErr w:type="spellStart"/>
+      <w:r>
+        <w:rPr>
+          <w:rFonts w:ascii="Times New Roman" w:hAnsi="Times New Roman" w:cs="Times New Roman"/>
+          <w:sz w:val="24"/>
+          <w:szCs w:val="24"/>
+        </w:rPr>
+        <w:t>verkefnið</w:t>
+      </w:r>
+      <w:proofErr w:type="spellEnd"/>
+      <w:r>
+        <w:rPr>
+          <w:rFonts w:ascii="Times New Roman" w:hAnsi="Times New Roman" w:cs="Times New Roman"/>
+          <w:sz w:val="24"/>
+          <w:szCs w:val="24"/>
+        </w:rPr>
+        <w:t xml:space="preserve">. </w:t>
+      </w:r>
+      <w:proofErr w:type="spellStart"/>
+      <w:r>
+        <w:rPr>
+          <w:rFonts w:ascii="Times New Roman" w:hAnsi="Times New Roman" w:cs="Times New Roman"/>
+          <w:sz w:val="24"/>
+          <w:szCs w:val="24"/>
+        </w:rPr>
+        <w:t>Ég</w:t>
+      </w:r>
+      <w:proofErr w:type="spellEnd"/>
+      <w:r>
+        <w:rPr>
+          <w:rFonts w:ascii="Times New Roman" w:hAnsi="Times New Roman" w:cs="Times New Roman"/>
+          <w:sz w:val="24"/>
+          <w:szCs w:val="24"/>
+        </w:rPr>
+        <w:t xml:space="preserve"> </w:t>
+      </w:r>
+      <w:proofErr w:type="spellStart"/>
+      <w:r>
+        <w:rPr>
+          <w:rFonts w:ascii="Times New Roman" w:hAnsi="Times New Roman" w:cs="Times New Roman"/>
+          <w:sz w:val="24"/>
+          <w:szCs w:val="24"/>
+        </w:rPr>
+        <w:t>hlóð</w:t>
+      </w:r>
+      <w:proofErr w:type="spellEnd"/>
+      <w:r>
+        <w:rPr>
+          <w:rFonts w:ascii="Times New Roman" w:hAnsi="Times New Roman" w:cs="Times New Roman"/>
+          <w:sz w:val="24"/>
+          <w:szCs w:val="24"/>
+        </w:rPr>
+        <w:t xml:space="preserve"> </w:t>
+      </w:r>
+      <w:proofErr w:type="spellStart"/>
+      <w:r>
+        <w:rPr>
+          <w:rFonts w:ascii="Times New Roman" w:hAnsi="Times New Roman" w:cs="Times New Roman"/>
+          <w:sz w:val="24"/>
+          <w:szCs w:val="24"/>
+        </w:rPr>
+        <w:t>niður</w:t>
+      </w:r>
+      <w:proofErr w:type="spellEnd"/>
+      <w:r>
+        <w:rPr>
+          <w:rFonts w:ascii="Times New Roman" w:hAnsi="Times New Roman" w:cs="Times New Roman"/>
+          <w:sz w:val="24"/>
+          <w:szCs w:val="24"/>
+        </w:rPr>
+        <w:t xml:space="preserve"> </w:t>
+      </w:r>
+      <w:proofErr w:type="spellStart"/>
       <w:r>
         <w:rPr>
           <w:rFonts w:ascii="Times New Roman" w:hAnsi="Times New Roman" w:cs="Times New Roman"/>
@@ -341,21 +2320,40 @@
         </w:rPr>
         <w:t>hugbúnaðinum</w:t>
       </w:r>
-      <w:r>
-        <w:rPr>
-          <w:rFonts w:ascii="Times New Roman" w:hAnsi="Times New Roman" w:cs="Times New Roman"/>
-          <w:sz w:val="24"/>
-          <w:szCs w:val="24"/>
-        </w:rPr>
-        <w:t xml:space="preserve"> </w:t>
-      </w:r>
-      <w:r>
-        <w:rPr>
-          <w:rFonts w:ascii="Times New Roman" w:hAnsi="Times New Roman" w:cs="Times New Roman"/>
-          <w:sz w:val="24"/>
-          <w:szCs w:val="24"/>
-        </w:rPr>
-        <w:t xml:space="preserve">Brackets frá </w:t>
+      <w:proofErr w:type="spellEnd"/>
+      <w:r>
+        <w:rPr>
+          <w:rFonts w:ascii="Times New Roman" w:hAnsi="Times New Roman" w:cs="Times New Roman"/>
+          <w:sz w:val="24"/>
+          <w:szCs w:val="24"/>
+        </w:rPr>
+        <w:t xml:space="preserve"> </w:t>
+      </w:r>
+      <w:r>
+        <w:rPr>
+          <w:rFonts w:ascii="Times New Roman" w:hAnsi="Times New Roman" w:cs="Times New Roman"/>
+          <w:sz w:val="24"/>
+          <w:szCs w:val="24"/>
+        </w:rPr>
+        <w:t xml:space="preserve">Brackets </w:t>
+      </w:r>
+      <w:proofErr w:type="spellStart"/>
+      <w:r>
+        <w:rPr>
+          <w:rFonts w:ascii="Times New Roman" w:hAnsi="Times New Roman" w:cs="Times New Roman"/>
+          <w:sz w:val="24"/>
+          <w:szCs w:val="24"/>
+        </w:rPr>
+        <w:t>frá</w:t>
+      </w:r>
+      <w:proofErr w:type="spellEnd"/>
+      <w:r>
+        <w:rPr>
+          <w:rFonts w:ascii="Times New Roman" w:hAnsi="Times New Roman" w:cs="Times New Roman"/>
+          <w:sz w:val="24"/>
+          <w:szCs w:val="24"/>
+        </w:rPr>
+        <w:t xml:space="preserve"> </w:t>
       </w:r>
       <w:hyperlink r:id="rId5" w:tgtFrame="_blank" w:history="1">
         <w:r>
@@ -374,16 +2372,45 @@
           <w:sz w:val="24"/>
           <w:szCs w:val="24"/>
         </w:rPr>
-        <w:t xml:space="preserve">, sem er </w:t>
-      </w:r>
-      <w:r>
-        <w:rPr>
-          <w:rFonts w:ascii="Times New Roman" w:hAnsi="Times New Roman" w:cs="Times New Roman"/>
-          <w:sz w:val="24"/>
-          <w:szCs w:val="24"/>
-        </w:rPr>
-        <w:t xml:space="preserve">handhægur </w:t>
-      </w:r>
+        <w:t xml:space="preserve">, </w:t>
+      </w:r>
+      <w:proofErr w:type="spellStart"/>
+      <w:r>
+        <w:rPr>
+          <w:rFonts w:ascii="Times New Roman" w:hAnsi="Times New Roman" w:cs="Times New Roman"/>
+          <w:sz w:val="24"/>
+          <w:szCs w:val="24"/>
+        </w:rPr>
+        <w:t>sem</w:t>
+      </w:r>
+      <w:proofErr w:type="spellEnd"/>
+      <w:r>
+        <w:rPr>
+          <w:rFonts w:ascii="Times New Roman" w:hAnsi="Times New Roman" w:cs="Times New Roman"/>
+          <w:sz w:val="24"/>
+          <w:szCs w:val="24"/>
+        </w:rPr>
+        <w:t xml:space="preserve"> er </w:t>
+      </w:r>
+      <w:proofErr w:type="spellStart"/>
+      <w:r>
+        <w:rPr>
+          <w:rFonts w:ascii="Times New Roman" w:hAnsi="Times New Roman" w:cs="Times New Roman"/>
+          <w:sz w:val="24"/>
+          <w:szCs w:val="24"/>
+        </w:rPr>
+        <w:t>handhægur</w:t>
+      </w:r>
+      <w:proofErr w:type="spellEnd"/>
+      <w:r>
+        <w:rPr>
+          <w:rFonts w:ascii="Times New Roman" w:hAnsi="Times New Roman" w:cs="Times New Roman"/>
+          <w:sz w:val="24"/>
+          <w:szCs w:val="24"/>
+        </w:rPr>
+        <w:t xml:space="preserve"> </w:t>
+      </w:r>
+      <w:proofErr w:type="spellStart"/>
       <w:r>
         <w:rPr>
           <w:rFonts w:ascii="Times New Roman" w:hAnsi="Times New Roman" w:cs="Times New Roman"/>
@@ -398,39 +2425,384 @@
           <w:sz w:val="24"/>
           <w:szCs w:val="24"/>
         </w:rPr>
-        <w:t xml:space="preserve">ill </w:t>
-      </w:r>
-      <w:r>
-        <w:rPr>
-          <w:rFonts w:ascii="Times New Roman" w:hAnsi="Times New Roman" w:cs="Times New Roman"/>
-          <w:sz w:val="24"/>
-          <w:szCs w:val="24"/>
-        </w:rPr>
-        <w:t>fyrir kóðamál</w:t>
-      </w:r>
-      <w:r>
-        <w:rPr>
-          <w:rFonts w:ascii="Times New Roman" w:hAnsi="Times New Roman" w:cs="Times New Roman"/>
-          <w:sz w:val="24"/>
-          <w:szCs w:val="24"/>
-        </w:rPr>
-        <w:t xml:space="preserve"> eins og HTML, CSS o.fl.</w:t>
-      </w:r>
-      <w:r>
-        <w:rPr>
-          <w:rFonts w:ascii="Times New Roman" w:hAnsi="Times New Roman" w:cs="Times New Roman"/>
-          <w:sz w:val="24"/>
-          <w:szCs w:val="24"/>
-        </w:rPr>
-        <w:t xml:space="preserve">, hann gerir manni kleift að sjá </w:t>
-      </w:r>
-      <w:r>
-        <w:rPr>
-          <w:rFonts w:ascii="Times New Roman" w:hAnsi="Times New Roman" w:cs="Times New Roman"/>
-          <w:sz w:val="24"/>
-          <w:szCs w:val="24"/>
-        </w:rPr>
-        <w:t>forskoðun á vefsíðunni í beinni eftir að breytingar hafa verið gerðar.</w:t>
+        <w:t>ill</w:t>
+      </w:r>
+      <w:proofErr w:type="spellEnd"/>
+      <w:r>
+        <w:rPr>
+          <w:rFonts w:ascii="Times New Roman" w:hAnsi="Times New Roman" w:cs="Times New Roman"/>
+          <w:sz w:val="24"/>
+          <w:szCs w:val="24"/>
+        </w:rPr>
+        <w:t xml:space="preserve"> </w:t>
+      </w:r>
+      <w:proofErr w:type="spellStart"/>
+      <w:r>
+        <w:rPr>
+          <w:rFonts w:ascii="Times New Roman" w:hAnsi="Times New Roman" w:cs="Times New Roman"/>
+          <w:sz w:val="24"/>
+          <w:szCs w:val="24"/>
+        </w:rPr>
+        <w:t>fyrir</w:t>
+      </w:r>
+      <w:proofErr w:type="spellEnd"/>
+      <w:r>
+        <w:rPr>
+          <w:rFonts w:ascii="Times New Roman" w:hAnsi="Times New Roman" w:cs="Times New Roman"/>
+          <w:sz w:val="24"/>
+          <w:szCs w:val="24"/>
+        </w:rPr>
+        <w:t xml:space="preserve"> </w:t>
+      </w:r>
+      <w:proofErr w:type="spellStart"/>
+      <w:r>
+        <w:rPr>
+          <w:rFonts w:ascii="Times New Roman" w:hAnsi="Times New Roman" w:cs="Times New Roman"/>
+          <w:sz w:val="24"/>
+          <w:szCs w:val="24"/>
+        </w:rPr>
+        <w:t>kóðamál</w:t>
+      </w:r>
+      <w:proofErr w:type="spellEnd"/>
+      <w:r>
+        <w:rPr>
+          <w:rFonts w:ascii="Times New Roman" w:hAnsi="Times New Roman" w:cs="Times New Roman"/>
+          <w:sz w:val="24"/>
+          <w:szCs w:val="24"/>
+        </w:rPr>
+        <w:t xml:space="preserve"> </w:t>
+      </w:r>
+      <w:proofErr w:type="spellStart"/>
+      <w:r>
+        <w:rPr>
+          <w:rFonts w:ascii="Times New Roman" w:hAnsi="Times New Roman" w:cs="Times New Roman"/>
+          <w:sz w:val="24"/>
+          <w:szCs w:val="24"/>
+        </w:rPr>
+        <w:t>eins</w:t>
+      </w:r>
+      <w:proofErr w:type="spellEnd"/>
+      <w:r>
+        <w:rPr>
+          <w:rFonts w:ascii="Times New Roman" w:hAnsi="Times New Roman" w:cs="Times New Roman"/>
+          <w:sz w:val="24"/>
+          <w:szCs w:val="24"/>
+        </w:rPr>
+        <w:t xml:space="preserve"> </w:t>
+      </w:r>
+      <w:proofErr w:type="spellStart"/>
+      <w:r>
+        <w:rPr>
+          <w:rFonts w:ascii="Times New Roman" w:hAnsi="Times New Roman" w:cs="Times New Roman"/>
+          <w:sz w:val="24"/>
+          <w:szCs w:val="24"/>
+        </w:rPr>
+        <w:t>og</w:t>
+      </w:r>
+      <w:proofErr w:type="spellEnd"/>
+      <w:r>
+        <w:rPr>
+          <w:rFonts w:ascii="Times New Roman" w:hAnsi="Times New Roman" w:cs="Times New Roman"/>
+          <w:sz w:val="24"/>
+          <w:szCs w:val="24"/>
+        </w:rPr>
+        <w:t xml:space="preserve"> HTML, CSS </w:t>
+      </w:r>
+      <w:proofErr w:type="spellStart"/>
+      <w:r>
+        <w:rPr>
+          <w:rFonts w:ascii="Times New Roman" w:hAnsi="Times New Roman" w:cs="Times New Roman"/>
+          <w:sz w:val="24"/>
+          <w:szCs w:val="24"/>
+        </w:rPr>
+        <w:t>o.fl</w:t>
+      </w:r>
+      <w:proofErr w:type="spellEnd"/>
+      <w:r>
+        <w:rPr>
+          <w:rFonts w:ascii="Times New Roman" w:hAnsi="Times New Roman" w:cs="Times New Roman"/>
+          <w:sz w:val="24"/>
+          <w:szCs w:val="24"/>
+        </w:rPr>
+        <w:t>.</w:t>
+      </w:r>
+      <w:r>
+        <w:rPr>
+          <w:rFonts w:ascii="Times New Roman" w:hAnsi="Times New Roman" w:cs="Times New Roman"/>
+          <w:sz w:val="24"/>
+          <w:szCs w:val="24"/>
+        </w:rPr>
+        <w:t xml:space="preserve">, </w:t>
+      </w:r>
+      <w:proofErr w:type="spellStart"/>
+      <w:r>
+        <w:rPr>
+          <w:rFonts w:ascii="Times New Roman" w:hAnsi="Times New Roman" w:cs="Times New Roman"/>
+          <w:sz w:val="24"/>
+          <w:szCs w:val="24"/>
+        </w:rPr>
+        <w:t>hann</w:t>
+      </w:r>
+      <w:proofErr w:type="spellEnd"/>
+      <w:r>
+        <w:rPr>
+          <w:rFonts w:ascii="Times New Roman" w:hAnsi="Times New Roman" w:cs="Times New Roman"/>
+          <w:sz w:val="24"/>
+          <w:szCs w:val="24"/>
+        </w:rPr>
+        <w:t xml:space="preserve"> </w:t>
+      </w:r>
+      <w:proofErr w:type="spellStart"/>
+      <w:r>
+        <w:rPr>
+          <w:rFonts w:ascii="Times New Roman" w:hAnsi="Times New Roman" w:cs="Times New Roman"/>
+          <w:sz w:val="24"/>
+          <w:szCs w:val="24"/>
+        </w:rPr>
+        <w:t>gerir</w:t>
+      </w:r>
+      <w:proofErr w:type="spellEnd"/>
+      <w:r>
+        <w:rPr>
+          <w:rFonts w:ascii="Times New Roman" w:hAnsi="Times New Roman" w:cs="Times New Roman"/>
+          <w:sz w:val="24"/>
+          <w:szCs w:val="24"/>
+        </w:rPr>
+        <w:t xml:space="preserve"> </w:t>
+      </w:r>
+      <w:proofErr w:type="spellStart"/>
+      <w:r>
+        <w:rPr>
+          <w:rFonts w:ascii="Times New Roman" w:hAnsi="Times New Roman" w:cs="Times New Roman"/>
+          <w:sz w:val="24"/>
+          <w:szCs w:val="24"/>
+        </w:rPr>
+        <w:t>manni</w:t>
+      </w:r>
+      <w:proofErr w:type="spellEnd"/>
+      <w:r>
+        <w:rPr>
+          <w:rFonts w:ascii="Times New Roman" w:hAnsi="Times New Roman" w:cs="Times New Roman"/>
+          <w:sz w:val="24"/>
+          <w:szCs w:val="24"/>
+        </w:rPr>
+        <w:t xml:space="preserve"> </w:t>
+      </w:r>
+      <w:proofErr w:type="spellStart"/>
+      <w:r>
+        <w:rPr>
+          <w:rFonts w:ascii="Times New Roman" w:hAnsi="Times New Roman" w:cs="Times New Roman"/>
+          <w:sz w:val="24"/>
+          <w:szCs w:val="24"/>
+        </w:rPr>
+        <w:t>kleift</w:t>
+      </w:r>
+      <w:proofErr w:type="spellEnd"/>
+      <w:r>
+        <w:rPr>
+          <w:rFonts w:ascii="Times New Roman" w:hAnsi="Times New Roman" w:cs="Times New Roman"/>
+          <w:sz w:val="24"/>
+          <w:szCs w:val="24"/>
+        </w:rPr>
+        <w:t xml:space="preserve"> </w:t>
+      </w:r>
+      <w:proofErr w:type="spellStart"/>
+      <w:r>
+        <w:rPr>
+          <w:rFonts w:ascii="Times New Roman" w:hAnsi="Times New Roman" w:cs="Times New Roman"/>
+          <w:sz w:val="24"/>
+          <w:szCs w:val="24"/>
+        </w:rPr>
+        <w:t>að</w:t>
+      </w:r>
+      <w:proofErr w:type="spellEnd"/>
+      <w:r>
+        <w:rPr>
+          <w:rFonts w:ascii="Times New Roman" w:hAnsi="Times New Roman" w:cs="Times New Roman"/>
+          <w:sz w:val="24"/>
+          <w:szCs w:val="24"/>
+        </w:rPr>
+        <w:t xml:space="preserve"> </w:t>
+      </w:r>
+      <w:proofErr w:type="spellStart"/>
+      <w:r>
+        <w:rPr>
+          <w:rFonts w:ascii="Times New Roman" w:hAnsi="Times New Roman" w:cs="Times New Roman"/>
+          <w:sz w:val="24"/>
+          <w:szCs w:val="24"/>
+        </w:rPr>
+        <w:t>sjá</w:t>
+      </w:r>
+      <w:proofErr w:type="spellEnd"/>
+      <w:r>
+        <w:rPr>
+          <w:rFonts w:ascii="Times New Roman" w:hAnsi="Times New Roman" w:cs="Times New Roman"/>
+          <w:sz w:val="24"/>
+          <w:szCs w:val="24"/>
+        </w:rPr>
+        <w:t xml:space="preserve"> </w:t>
+      </w:r>
+      <w:proofErr w:type="spellStart"/>
+      <w:r>
+        <w:rPr>
+          <w:rFonts w:ascii="Times New Roman" w:hAnsi="Times New Roman" w:cs="Times New Roman"/>
+          <w:sz w:val="24"/>
+          <w:szCs w:val="24"/>
+        </w:rPr>
+        <w:t>forskoðun</w:t>
+      </w:r>
+      <w:proofErr w:type="spellEnd"/>
+      <w:r>
+        <w:rPr>
+          <w:rFonts w:ascii="Times New Roman" w:hAnsi="Times New Roman" w:cs="Times New Roman"/>
+          <w:sz w:val="24"/>
+          <w:szCs w:val="24"/>
+        </w:rPr>
+        <w:t xml:space="preserve"> á </w:t>
+      </w:r>
+      <w:proofErr w:type="spellStart"/>
+      <w:r>
+        <w:rPr>
+          <w:rFonts w:ascii="Times New Roman" w:hAnsi="Times New Roman" w:cs="Times New Roman"/>
+          <w:sz w:val="24"/>
+          <w:szCs w:val="24"/>
+        </w:rPr>
+        <w:t>vefsíðunni</w:t>
+      </w:r>
+      <w:proofErr w:type="spellEnd"/>
+      <w:r>
+        <w:rPr>
+          <w:rFonts w:ascii="Times New Roman" w:hAnsi="Times New Roman" w:cs="Times New Roman"/>
+          <w:sz w:val="24"/>
+          <w:szCs w:val="24"/>
+        </w:rPr>
+        <w:t xml:space="preserve"> í </w:t>
+      </w:r>
+      <w:proofErr w:type="spellStart"/>
+      <w:r>
+        <w:rPr>
+          <w:rFonts w:ascii="Times New Roman" w:hAnsi="Times New Roman" w:cs="Times New Roman"/>
+          <w:sz w:val="24"/>
+          <w:szCs w:val="24"/>
+        </w:rPr>
+        <w:t>beinni</w:t>
+      </w:r>
+      <w:proofErr w:type="spellEnd"/>
+      <w:r>
+        <w:rPr>
+          <w:rFonts w:ascii="Times New Roman" w:hAnsi="Times New Roman" w:cs="Times New Roman"/>
+          <w:sz w:val="24"/>
+          <w:szCs w:val="24"/>
+        </w:rPr>
+        <w:t xml:space="preserve"> </w:t>
+      </w:r>
+      <w:proofErr w:type="spellStart"/>
+      <w:r>
+        <w:rPr>
+          <w:rFonts w:ascii="Times New Roman" w:hAnsi="Times New Roman" w:cs="Times New Roman"/>
+          <w:sz w:val="24"/>
+          <w:szCs w:val="24"/>
+        </w:rPr>
+        <w:t>eftir</w:t>
+      </w:r>
+      <w:proofErr w:type="spellEnd"/>
+      <w:r>
+        <w:rPr>
+          <w:rFonts w:ascii="Times New Roman" w:hAnsi="Times New Roman" w:cs="Times New Roman"/>
+          <w:sz w:val="24"/>
+          <w:szCs w:val="24"/>
+        </w:rPr>
+        <w:t xml:space="preserve"> </w:t>
+      </w:r>
+      <w:proofErr w:type="spellStart"/>
+      <w:r>
+        <w:rPr>
+          <w:rFonts w:ascii="Times New Roman" w:hAnsi="Times New Roman" w:cs="Times New Roman"/>
+          <w:sz w:val="24"/>
+          <w:szCs w:val="24"/>
+        </w:rPr>
+        <w:t>að</w:t>
+      </w:r>
+      <w:proofErr w:type="spellEnd"/>
+      <w:r>
+        <w:rPr>
+          <w:rFonts w:ascii="Times New Roman" w:hAnsi="Times New Roman" w:cs="Times New Roman"/>
+          <w:sz w:val="24"/>
+          <w:szCs w:val="24"/>
+        </w:rPr>
+        <w:t xml:space="preserve"> </w:t>
+      </w:r>
+      <w:proofErr w:type="spellStart"/>
+      <w:r>
+        <w:rPr>
+          <w:rFonts w:ascii="Times New Roman" w:hAnsi="Times New Roman" w:cs="Times New Roman"/>
+          <w:sz w:val="24"/>
+          <w:szCs w:val="24"/>
+        </w:rPr>
+        <w:t>breytingar</w:t>
+      </w:r>
+      <w:proofErr w:type="spellEnd"/>
+      <w:r>
+        <w:rPr>
+          <w:rFonts w:ascii="Times New Roman" w:hAnsi="Times New Roman" w:cs="Times New Roman"/>
+          <w:sz w:val="24"/>
+          <w:szCs w:val="24"/>
+        </w:rPr>
+        <w:t xml:space="preserve"> </w:t>
+      </w:r>
+      <w:proofErr w:type="spellStart"/>
+      <w:r>
+        <w:rPr>
+          <w:rFonts w:ascii="Times New Roman" w:hAnsi="Times New Roman" w:cs="Times New Roman"/>
+          <w:sz w:val="24"/>
+          <w:szCs w:val="24"/>
+        </w:rPr>
+        <w:t>hafa</w:t>
+      </w:r>
+      <w:proofErr w:type="spellEnd"/>
+      <w:r>
+        <w:rPr>
+          <w:rFonts w:ascii="Times New Roman" w:hAnsi="Times New Roman" w:cs="Times New Roman"/>
+          <w:sz w:val="24"/>
+          <w:szCs w:val="24"/>
+        </w:rPr>
+        <w:t xml:space="preserve"> </w:t>
+      </w:r>
+      <w:proofErr w:type="spellStart"/>
+      <w:r>
+        <w:rPr>
+          <w:rFonts w:ascii="Times New Roman" w:hAnsi="Times New Roman" w:cs="Times New Roman"/>
+          <w:sz w:val="24"/>
+          <w:szCs w:val="24"/>
+        </w:rPr>
+        <w:t>verið</w:t>
+      </w:r>
+      <w:proofErr w:type="spellEnd"/>
+      <w:r>
+        <w:rPr>
+          <w:rFonts w:ascii="Times New Roman" w:hAnsi="Times New Roman" w:cs="Times New Roman"/>
+          <w:sz w:val="24"/>
+          <w:szCs w:val="24"/>
+        </w:rPr>
+        <w:t xml:space="preserve"> </w:t>
+      </w:r>
+      <w:proofErr w:type="spellStart"/>
+      <w:r>
+        <w:rPr>
+          <w:rFonts w:ascii="Times New Roman" w:hAnsi="Times New Roman" w:cs="Times New Roman"/>
+          <w:sz w:val="24"/>
+          <w:szCs w:val="24"/>
+        </w:rPr>
+        <w:t>gerðar</w:t>
+      </w:r>
+      <w:proofErr w:type="spellEnd"/>
+      <w:r>
+        <w:rPr>
+          <w:rFonts w:ascii="Times New Roman" w:hAnsi="Times New Roman" w:cs="Times New Roman"/>
+          <w:sz w:val="24"/>
+          <w:szCs w:val="24"/>
+        </w:rPr>
+        <w:t>.</w:t>
       </w:r>
     </w:p>
     <w:p>
@@ -1039,7 +3411,25 @@
           <w:sz w:val="24"/>
           <w:szCs w:val="24"/>
         </w:rPr>
-        <w:t xml:space="preserve"> and also got help from ChatGPT. After that, I watched introductory videos on using Brackets and editing HTML websites:</w:t>
+        <w:t xml:space="preserve"> </w:t>
+      </w:r>
+      <w:proofErr w:type="gramStart"/>
+      <w:r>
+        <w:rPr>
+          <w:rFonts w:ascii="Times New Roman" w:hAnsi="Times New Roman" w:cs="Times New Roman"/>
+          <w:sz w:val="24"/>
+          <w:szCs w:val="24"/>
+        </w:rPr>
+        <w:t>and also</w:t>
+      </w:r>
+      <w:proofErr w:type="gramEnd"/>
+      <w:r>
+        <w:rPr>
+          <w:rFonts w:ascii="Times New Roman" w:hAnsi="Times New Roman" w:cs="Times New Roman"/>
+          <w:sz w:val="24"/>
+          <w:szCs w:val="24"/>
+        </w:rPr>
+        <w:t xml:space="preserve"> got help from ChatGPT. After that, I watched introductory videos on using Brackets and editing HTML websites:</w:t>
       </w:r>
     </w:p>
     <w:p>
@@ -1603,7 +3993,25 @@
           <w:sz w:val="24"/>
           <w:szCs w:val="24"/>
         </w:rPr>
-        <w:t>, I used the template’s generic.html file as a starting point. I copied it into my project folder (website_portfolio) and renamed each copy to Project1.html, Project2.html, and so on. I then linked these pages from index.html by updating the drop-down menu and the “Learn More” buttons, so the pages can be accessed through the top-right navigation as well.</w:t>
+        <w:t>, I used the template’s generic.html file as a starting point. I copied it into my project folder (</w:t>
+      </w:r>
+      <w:proofErr w:type="spellStart"/>
+      <w:r>
+        <w:rPr>
+          <w:rFonts w:ascii="Times New Roman" w:hAnsi="Times New Roman" w:cs="Times New Roman"/>
+          <w:sz w:val="24"/>
+          <w:szCs w:val="24"/>
+        </w:rPr>
+        <w:t>website_portfolio</w:t>
+      </w:r>
+      <w:proofErr w:type="spellEnd"/>
+      <w:r>
+        <w:rPr>
+          <w:rFonts w:ascii="Times New Roman" w:hAnsi="Times New Roman" w:cs="Times New Roman"/>
+          <w:sz w:val="24"/>
+          <w:szCs w:val="24"/>
+        </w:rPr>
+        <w:t>) and renamed each copy to Project1.html, Project2.html, and so on. I then linked these pages from index.html by updating the drop-down menu and the “Learn More” buttons, so the pages can be accessed through the top-right navigation as well.</w:t>
       </w:r>
       <w:r>
         <w:rPr>
@@ -1872,7 +4280,43 @@
           <w:sz w:val="24"/>
           <w:szCs w:val="24"/>
         </w:rPr>
-        <w:t>I enabled the “Next” arrows on the home page by giving each &lt;section&gt; a unique id (e.g., A1, A2) and linking each arrow to the next section using href="#A2" and the goto-next scrolly classes. This makes the page scroll smoothly to the section below. The image shows how three sections are linked.</w:t>
+        <w:t xml:space="preserve">I enabled the “Next” arrows on the home page by giving each &lt;section&gt; a unique id (e.g., A1, A2) and linking each arrow to the next section using </w:t>
+      </w:r>
+      <w:proofErr w:type="spellStart"/>
+      <w:r>
+        <w:rPr>
+          <w:rFonts w:ascii="Times New Roman" w:hAnsi="Times New Roman" w:cs="Times New Roman"/>
+          <w:sz w:val="24"/>
+          <w:szCs w:val="24"/>
+        </w:rPr>
+        <w:t>href</w:t>
+      </w:r>
+      <w:proofErr w:type="spellEnd"/>
+      <w:r>
+        <w:rPr>
+          <w:rFonts w:ascii="Times New Roman" w:hAnsi="Times New Roman" w:cs="Times New Roman"/>
+          <w:sz w:val="24"/>
+          <w:szCs w:val="24"/>
+        </w:rPr>
+        <w:t xml:space="preserve">="#A2" and the </w:t>
+      </w:r>
+      <w:proofErr w:type="spellStart"/>
+      <w:r>
+        <w:rPr>
+          <w:rFonts w:ascii="Times New Roman" w:hAnsi="Times New Roman" w:cs="Times New Roman"/>
+          <w:sz w:val="24"/>
+          <w:szCs w:val="24"/>
+        </w:rPr>
+        <w:t>goto</w:t>
+      </w:r>
+      <w:proofErr w:type="spellEnd"/>
+      <w:r>
+        <w:rPr>
+          <w:rFonts w:ascii="Times New Roman" w:hAnsi="Times New Roman" w:cs="Times New Roman"/>
+          <w:sz w:val="24"/>
+          <w:szCs w:val="24"/>
+        </w:rPr>
+        <w:t>-next scrolly classes. This makes the page scroll smoothly to the section below. The image shows how three sections are linked.</w:t>
       </w:r>
     </w:p>
     <w:p>
@@ -2328,7 +4772,97 @@
           <w:szCs w:val="24"/>
         </w:rPr>
         <w:lastRenderedPageBreak/>
-        <w:t>To add my CV, I first renamed the elements.html file to CV.html and removed the original placeholder content. My goal was to display the CV as a PDF directly on the page, so I used ChatGPT for guidance on embedding a PDF in HTML. The final CV page includes an embedded PDF viewer and a link that opens the document in a new browser tab. The main embed code looks like this:</w:t>
+        <w:t xml:space="preserve">To add my CV, I first renamed the elements.html file to CV.html and removed the original placeholder content. My goal was to display the CV as a PDF directly on the page, so I used ChatGPT for guidance on embedding a PDF in HTML. The final CV page includes an embedded PDF viewer and a link that opens the document in a new browser tab. </w:t>
+      </w:r>
+      <w:r>
+        <w:rPr>
+          <w:rFonts w:ascii="Times New Roman" w:hAnsi="Times New Roman" w:cs="Times New Roman"/>
+          <w:sz w:val="24"/>
+          <w:szCs w:val="24"/>
+        </w:rPr>
+        <w:t xml:space="preserve">To </w:t>
+      </w:r>
+      <w:r>
+        <w:rPr>
+          <w:rFonts w:ascii="Times New Roman" w:hAnsi="Times New Roman" w:cs="Times New Roman"/>
+          <w:sz w:val="24"/>
+          <w:szCs w:val="24"/>
+        </w:rPr>
+        <w:t xml:space="preserve">display </w:t>
+      </w:r>
+      <w:r>
+        <w:rPr>
+          <w:rFonts w:ascii="Times New Roman" w:hAnsi="Times New Roman" w:cs="Times New Roman"/>
+          <w:sz w:val="24"/>
+          <w:szCs w:val="24"/>
+        </w:rPr>
+        <w:t xml:space="preserve">the </w:t>
+      </w:r>
+      <w:r>
+        <w:rPr>
+          <w:rFonts w:ascii="Times New Roman" w:hAnsi="Times New Roman" w:cs="Times New Roman"/>
+          <w:sz w:val="24"/>
+          <w:szCs w:val="24"/>
+        </w:rPr>
+        <w:t xml:space="preserve">PDF file </w:t>
+      </w:r>
+      <w:r>
+        <w:rPr>
+          <w:rFonts w:ascii="Times New Roman" w:hAnsi="Times New Roman" w:cs="Times New Roman"/>
+          <w:sz w:val="24"/>
+          <w:szCs w:val="24"/>
+        </w:rPr>
+        <w:t xml:space="preserve">of the </w:t>
+      </w:r>
+      <w:r>
+        <w:rPr>
+          <w:rFonts w:ascii="Times New Roman" w:hAnsi="Times New Roman" w:cs="Times New Roman"/>
+          <w:sz w:val="24"/>
+          <w:szCs w:val="24"/>
+        </w:rPr>
+        <w:t xml:space="preserve">within an embedded page frame using an </w:t>
+      </w:r>
+      <w:r>
+        <w:rPr>
+          <w:rFonts w:ascii="Times New Roman" w:hAnsi="Times New Roman" w:cs="Times New Roman"/>
+          <w:sz w:val="24"/>
+          <w:szCs w:val="24"/>
+        </w:rPr>
+        <w:t>&lt;</w:t>
+      </w:r>
+      <w:proofErr w:type="spellStart"/>
+      <w:r>
+        <w:rPr>
+          <w:rFonts w:ascii="Times New Roman" w:hAnsi="Times New Roman" w:cs="Times New Roman"/>
+          <w:sz w:val="24"/>
+          <w:szCs w:val="24"/>
+        </w:rPr>
+        <w:t>iframe</w:t>
+      </w:r>
+      <w:proofErr w:type="spellEnd"/>
+      <w:r>
+        <w:rPr>
+          <w:rFonts w:ascii="Times New Roman" w:hAnsi="Times New Roman" w:cs="Times New Roman"/>
+          <w:sz w:val="24"/>
+          <w:szCs w:val="24"/>
+        </w:rPr>
+        <w:t>&gt; tag</w:t>
+      </w:r>
+      <w:r>
+        <w:rPr>
+          <w:rFonts w:ascii="Times New Roman" w:hAnsi="Times New Roman" w:cs="Times New Roman"/>
+          <w:sz w:val="24"/>
+          <w:szCs w:val="24"/>
+        </w:rPr>
+        <w:t xml:space="preserve">. </w:t>
+      </w:r>
+      <w:r>
+        <w:rPr>
+          <w:rFonts w:ascii="Times New Roman" w:hAnsi="Times New Roman" w:cs="Times New Roman"/>
+          <w:sz w:val="24"/>
+          <w:szCs w:val="24"/>
+        </w:rPr>
+        <w:t>The main embed code looks like this:</w:t>
       </w:r>
     </w:p>
     <w:p>
@@ -2427,6 +4961,7 @@
         </w:rPr>
         <w:t>&lt;</w:t>
       </w:r>
+      <w:proofErr w:type="spellStart"/>
       <w:r>
         <w:rPr>
           <w:rFonts w:ascii="Times New Roman" w:hAnsi="Times New Roman" w:cs="Times New Roman"/>
@@ -2435,6 +4970,7 @@
         </w:rPr>
         <w:t>iframe</w:t>
       </w:r>
+      <w:proofErr w:type="spellEnd"/>
       <w:r>
         <w:rPr>
           <w:rFonts w:ascii="Times New Roman" w:hAnsi="Times New Roman" w:cs="Times New Roman"/>
@@ -2524,6 +5060,7 @@
         </w:rPr>
         <w:t>&lt;</w:t>
       </w:r>
+      <w:proofErr w:type="spellStart"/>
       <w:r>
         <w:rPr>
           <w:rFonts w:ascii="Times New Roman" w:hAnsi="Times New Roman" w:cs="Times New Roman"/>
@@ -2532,6 +5069,7 @@
         </w:rPr>
         <w:t>iframe</w:t>
       </w:r>
+      <w:proofErr w:type="spellEnd"/>
       <w:r>
         <w:rPr>
           <w:rFonts w:ascii="Times New Roman" w:hAnsi="Times New Roman" w:cs="Times New Roman"/>
@@ -2964,7 +5502,25 @@
           <w:sz w:val="24"/>
           <w:szCs w:val="24"/>
         </w:rPr>
-        <w:t xml:space="preserve"> use either an unordered list (&lt;ul&gt;) for bullet points or an ordered list (&lt;ol&gt;) for numbered items. In both cases, each list entry is written using a list item tag (&lt;li&gt;)</w:t>
+        <w:t xml:space="preserve"> use either an unordered list (&lt;ul&gt;) for bullet points or an ordered list (&lt;</w:t>
+      </w:r>
+      <w:proofErr w:type="spellStart"/>
+      <w:r>
+        <w:rPr>
+          <w:rFonts w:ascii="Times New Roman" w:hAnsi="Times New Roman" w:cs="Times New Roman"/>
+          <w:sz w:val="24"/>
+          <w:szCs w:val="24"/>
+        </w:rPr>
+        <w:t>ol</w:t>
+      </w:r>
+      <w:proofErr w:type="spellEnd"/>
+      <w:r>
+        <w:rPr>
+          <w:rFonts w:ascii="Times New Roman" w:hAnsi="Times New Roman" w:cs="Times New Roman"/>
+          <w:sz w:val="24"/>
+          <w:szCs w:val="24"/>
+        </w:rPr>
+        <w:t>&gt;) for numbered items. In both cases, each list entry is written using a list item tag (&lt;li&gt;)</w:t>
       </w:r>
       <w:r>
         <w:rPr>
@@ -3059,7 +5615,21 @@
         <w:rPr>
           <w:rFonts w:ascii="Times New Roman" w:hAnsi="Times New Roman" w:cs="Times New Roman"/>
         </w:rPr>
-        <w:t xml:space="preserve"> and numbered items listed with &lt;ol&gt;</w:t>
+        <w:t xml:space="preserve"> and numbered items listed with &lt;</w:t>
+      </w:r>
+      <w:proofErr w:type="spellStart"/>
+      <w:r>
+        <w:rPr>
+          <w:rFonts w:ascii="Times New Roman" w:hAnsi="Times New Roman" w:cs="Times New Roman"/>
+        </w:rPr>
+        <w:t>ol</w:t>
+      </w:r>
+      <w:proofErr w:type="spellEnd"/>
+      <w:r>
+        <w:rPr>
+          <w:rFonts w:ascii="Times New Roman" w:hAnsi="Times New Roman" w:cs="Times New Roman"/>
+        </w:rPr>
+        <w:t>&gt;</w:t>
       </w:r>
     </w:p>
     <w:p>
@@ -3263,12 +5833,14 @@
         </w:rPr>
         <w:t>and (</w:t>
       </w:r>
+      <w:proofErr w:type="spellStart"/>
       <w:r>
         <w:rPr>
           <w:rFonts w:ascii="Times New Roman" w:hAnsi="Times New Roman" w:cs="Times New Roman"/>
         </w:rPr>
         <w:t>href</w:t>
       </w:r>
+      <w:proofErr w:type="spellEnd"/>
       <w:r>
         <w:rPr>
           <w:rFonts w:ascii="Times New Roman" w:hAnsi="Times New Roman" w:cs="Times New Roman"/>
@@ -3551,6 +6123,54 @@
         </w:rPr>
         <w:t xml:space="preserve"> For screenshots, I used the built-in editor on my computer to improve readability and visibility.</w:t>
       </w:r>
+      <w:r>
+        <w:rPr>
+          <w:rFonts w:ascii="Times New Roman" w:hAnsi="Times New Roman" w:cs="Times New Roman"/>
+          <w:sz w:val="24"/>
+          <w:szCs w:val="24"/>
+        </w:rPr>
+        <w:t xml:space="preserve"> </w:t>
+      </w:r>
+      <w:r>
+        <w:rPr>
+          <w:rFonts w:ascii="Times New Roman" w:hAnsi="Times New Roman" w:cs="Times New Roman"/>
+          <w:sz w:val="24"/>
+          <w:szCs w:val="24"/>
+        </w:rPr>
+        <w:t>To embed YouTube videos, I used the Share</w:t>
+      </w:r>
+      <w:r>
+        <w:rPr>
+          <w:rFonts w:ascii="Times New Roman" w:hAnsi="Times New Roman" w:cs="Times New Roman"/>
+          <w:sz w:val="24"/>
+          <w:szCs w:val="24"/>
+        </w:rPr>
+        <w:t>, then</w:t>
+      </w:r>
+      <w:r>
+        <w:rPr>
+          <w:rFonts w:ascii="Times New Roman" w:hAnsi="Times New Roman" w:cs="Times New Roman"/>
+          <w:sz w:val="24"/>
+          <w:szCs w:val="24"/>
+        </w:rPr>
+        <w:t xml:space="preserve"> Embed option on YouTube, copied the provided HTML code, and pasted it into my website</w:t>
+      </w:r>
+      <w:r>
+        <w:rPr>
+          <w:rFonts w:ascii="Times New Roman" w:hAnsi="Times New Roman" w:cs="Times New Roman"/>
+          <w:sz w:val="24"/>
+          <w:szCs w:val="24"/>
+        </w:rPr>
+        <w:t xml:space="preserve"> file</w:t>
+      </w:r>
+      <w:r>
+        <w:rPr>
+          <w:rFonts w:ascii="Times New Roman" w:hAnsi="Times New Roman" w:cs="Times New Roman"/>
+          <w:sz w:val="24"/>
+          <w:szCs w:val="24"/>
+        </w:rPr>
+        <w:t>. However, the embedded player consistently showed a video player configuration error (Error 153), even after trying several different troubleshooting methods. As a workaround, I included direct links to the videos instead.</w:t>
+      </w:r>
     </w:p>
     <w:p>
       <w:pPr>
@@ -3604,135 +6224,45 @@
           <w:sz w:val="24"/>
           <w:szCs w:val="24"/>
         </w:rPr>
-        <w:t>After finishing the most part of the website design</w:t>
-      </w:r>
-      <w:r>
-        <w:rPr>
-          <w:rFonts w:ascii="Times New Roman" w:hAnsi="Times New Roman" w:cs="Times New Roman"/>
-          <w:sz w:val="24"/>
-          <w:szCs w:val="24"/>
-        </w:rPr>
-        <w:t>, I began the process of uploading the</w:t>
-      </w:r>
-      <w:r>
-        <w:rPr>
-          <w:rFonts w:ascii="Times New Roman" w:hAnsi="Times New Roman" w:cs="Times New Roman"/>
-          <w:sz w:val="24"/>
-          <w:szCs w:val="24"/>
-        </w:rPr>
-        <w:t xml:space="preserve"> files to GitHub</w:t>
-      </w:r>
-      <w:r>
-        <w:rPr>
-          <w:rFonts w:ascii="Times New Roman" w:hAnsi="Times New Roman" w:cs="Times New Roman"/>
-          <w:sz w:val="24"/>
-          <w:szCs w:val="24"/>
-        </w:rPr>
-        <w:t xml:space="preserve"> </w:t>
-      </w:r>
-      <w:r>
-        <w:rPr>
-          <w:rFonts w:ascii="Times New Roman" w:hAnsi="Times New Roman" w:cs="Times New Roman"/>
-          <w:sz w:val="24"/>
-          <w:szCs w:val="24"/>
-        </w:rPr>
-        <w:t>using Git</w:t>
-      </w:r>
-      <w:r>
-        <w:rPr>
-          <w:rFonts w:ascii="Times New Roman" w:hAnsi="Times New Roman" w:cs="Times New Roman"/>
-          <w:sz w:val="24"/>
-          <w:szCs w:val="24"/>
-        </w:rPr>
-        <w:t xml:space="preserve"> </w:t>
-      </w:r>
-      <w:r>
-        <w:rPr>
-          <w:rFonts w:ascii="Times New Roman" w:hAnsi="Times New Roman" w:cs="Times New Roman"/>
-          <w:sz w:val="24"/>
-          <w:szCs w:val="24"/>
-        </w:rPr>
-        <w:t>Bash and then publ</w:t>
-      </w:r>
-      <w:r>
-        <w:rPr>
-          <w:rFonts w:ascii="Times New Roman" w:hAnsi="Times New Roman" w:cs="Times New Roman"/>
-          <w:sz w:val="24"/>
-          <w:szCs w:val="24"/>
-        </w:rPr>
-        <w:t xml:space="preserve">ishing the website. </w:t>
-      </w:r>
-      <w:r>
-        <w:rPr>
-          <w:rFonts w:ascii="Times New Roman" w:hAnsi="Times New Roman" w:cs="Times New Roman"/>
-          <w:sz w:val="24"/>
-          <w:szCs w:val="24"/>
-        </w:rPr>
-        <w:t>First, I created a repository</w:t>
-      </w:r>
-      <w:r>
-        <w:rPr>
-          <w:rFonts w:ascii="Times New Roman" w:hAnsi="Times New Roman" w:cs="Times New Roman"/>
-          <w:sz w:val="24"/>
-          <w:szCs w:val="24"/>
-        </w:rPr>
-        <w:t xml:space="preserve"> in GitHub</w:t>
-      </w:r>
-      <w:r>
-        <w:rPr>
-          <w:rFonts w:ascii="Times New Roman" w:hAnsi="Times New Roman" w:cs="Times New Roman"/>
-          <w:sz w:val="24"/>
-          <w:szCs w:val="24"/>
-        </w:rPr>
-        <w:t>, named it Website_MTY and made it public.</w:t>
-      </w:r>
-      <w:r>
-        <w:rPr>
-          <w:rFonts w:ascii="Times New Roman" w:hAnsi="Times New Roman" w:cs="Times New Roman"/>
-          <w:sz w:val="24"/>
-          <w:szCs w:val="24"/>
-        </w:rPr>
-        <w:t xml:space="preserve"> Then </w:t>
-      </w:r>
-      <w:r>
-        <w:rPr>
-          <w:rFonts w:ascii="Times New Roman" w:hAnsi="Times New Roman" w:cs="Times New Roman"/>
-          <w:sz w:val="24"/>
-          <w:szCs w:val="24"/>
-        </w:rPr>
-        <w:t xml:space="preserve">I </w:t>
-      </w:r>
-      <w:r>
-        <w:rPr>
-          <w:rFonts w:ascii="Times New Roman" w:hAnsi="Times New Roman" w:cs="Times New Roman"/>
-          <w:sz w:val="24"/>
-          <w:szCs w:val="24"/>
-        </w:rPr>
-        <w:t xml:space="preserve">went to the folder </w:t>
-      </w:r>
-      <w:r>
-        <w:rPr>
-          <w:rFonts w:ascii="Times New Roman" w:hAnsi="Times New Roman" w:cs="Times New Roman"/>
-          <w:sz w:val="24"/>
-          <w:szCs w:val="24"/>
-        </w:rPr>
-        <w:t>containing the files and right clicked inside the folder</w:t>
-      </w:r>
-      <w:r>
-        <w:rPr>
-          <w:rFonts w:ascii="Times New Roman" w:hAnsi="Times New Roman" w:cs="Times New Roman"/>
-          <w:sz w:val="24"/>
-          <w:szCs w:val="24"/>
-        </w:rPr>
-        <w:t xml:space="preserve"> and opened Git Bash</w:t>
-      </w:r>
-      <w:r>
-        <w:rPr>
-          <w:rFonts w:ascii="Times New Roman" w:hAnsi="Times New Roman" w:cs="Times New Roman"/>
-          <w:sz w:val="24"/>
-          <w:szCs w:val="24"/>
-        </w:rPr>
-        <w:t>. See the image below:</w:t>
+        <w:t xml:space="preserve">After completing most of the website design, I began uploading the files to GitHub using Git Bash and then publishing the site. First, I created a new public repository on GitHub called </w:t>
+      </w:r>
+      <w:proofErr w:type="spellStart"/>
+      <w:r>
+        <w:rPr>
+          <w:rFonts w:ascii="Times New Roman" w:hAnsi="Times New Roman" w:cs="Times New Roman"/>
+          <w:b/>
+          <w:bCs/>
+          <w:sz w:val="24"/>
+          <w:szCs w:val="24"/>
+        </w:rPr>
+        <w:t>Website_MTY</w:t>
+      </w:r>
+      <w:proofErr w:type="spellEnd"/>
+      <w:r>
+        <w:rPr>
+          <w:rFonts w:ascii="Times New Roman" w:hAnsi="Times New Roman" w:cs="Times New Roman"/>
+          <w:sz w:val="24"/>
+          <w:szCs w:val="24"/>
+        </w:rPr>
+        <w:t xml:space="preserve">. Next, I navigated to the folder containing my website files, right clicked inside the folder, and opened </w:t>
+      </w:r>
+      <w:r>
+        <w:rPr>
+          <w:rFonts w:ascii="Times New Roman" w:hAnsi="Times New Roman" w:cs="Times New Roman"/>
+          <w:b/>
+          <w:bCs/>
+          <w:sz w:val="24"/>
+          <w:szCs w:val="24"/>
+        </w:rPr>
+        <w:t>Git Bash</w:t>
+      </w:r>
+      <w:r>
+        <w:rPr>
+          <w:rFonts w:ascii="Times New Roman" w:hAnsi="Times New Roman" w:cs="Times New Roman"/>
+          <w:sz w:val="24"/>
+          <w:szCs w:val="24"/>
+        </w:rPr>
+        <w:t>. The image below shows this step:</w:t>
       </w:r>
     </w:p>
     <w:p>
@@ -3745,17 +6275,6 @@
           <w:szCs w:val="24"/>
         </w:rPr>
       </w:pPr>
-    </w:p>
-    <w:p>
-      <w:pPr>
-        <w:spacing w:line="360" w:lineRule="auto"/>
-        <w:jc w:val="both"/>
-        <w:rPr>
-          <w:rFonts w:ascii="Times New Roman" w:hAnsi="Times New Roman" w:cs="Times New Roman"/>
-          <w:sz w:val="24"/>
-          <w:szCs w:val="24"/>
-        </w:rPr>
-      </w:pPr>
       <w:r>
         <w:rPr>
           <w:rFonts w:ascii="Times New Roman" w:hAnsi="Times New Roman" w:cs="Times New Roman"/>
@@ -3768,6 +6287,7 @@
       <w:r>
         <w:rPr>
           <w:rFonts w:ascii="Times New Roman" w:hAnsi="Times New Roman" w:cs="Times New Roman"/>
+          <w:noProof/>
           <w:sz w:val="24"/>
           <w:szCs w:val="24"/>
         </w:rPr>
@@ -3824,143 +6344,87 @@
           <w:sz w:val="24"/>
           <w:szCs w:val="24"/>
         </w:rPr>
-        <w:t>Then I read the detailed instructions</w:t>
-      </w:r>
-      <w:r>
-        <w:rPr>
-          <w:rFonts w:ascii="Times New Roman" w:hAnsi="Times New Roman" w:cs="Times New Roman"/>
-          <w:sz w:val="24"/>
-          <w:szCs w:val="24"/>
-        </w:rPr>
-        <w:t xml:space="preserve"> </w:t>
-      </w:r>
-      <w:r>
-        <w:rPr>
-          <w:rFonts w:ascii="Times New Roman" w:hAnsi="Times New Roman" w:cs="Times New Roman"/>
-          <w:sz w:val="24"/>
-          <w:szCs w:val="24"/>
-        </w:rPr>
-        <w:t xml:space="preserve">in GitHub </w:t>
-      </w:r>
-      <w:r>
-        <w:rPr>
-          <w:rFonts w:ascii="Times New Roman" w:hAnsi="Times New Roman" w:cs="Times New Roman"/>
-          <w:sz w:val="24"/>
-          <w:szCs w:val="24"/>
-        </w:rPr>
-        <w:t xml:space="preserve">on how to upload </w:t>
-      </w:r>
-      <w:r>
-        <w:rPr>
-          <w:rFonts w:ascii="Times New Roman" w:hAnsi="Times New Roman" w:cs="Times New Roman"/>
-          <w:sz w:val="24"/>
-          <w:szCs w:val="24"/>
-        </w:rPr>
-        <w:t xml:space="preserve">the website directory to </w:t>
-      </w:r>
-      <w:r>
-        <w:rPr>
-          <w:rFonts w:ascii="Times New Roman" w:hAnsi="Times New Roman" w:cs="Times New Roman"/>
-          <w:sz w:val="24"/>
-          <w:szCs w:val="24"/>
-        </w:rPr>
-        <w:t>your repository</w:t>
-      </w:r>
-      <w:r>
-        <w:rPr>
-          <w:rFonts w:ascii="Times New Roman" w:hAnsi="Times New Roman" w:cs="Times New Roman"/>
-          <w:sz w:val="24"/>
-          <w:szCs w:val="24"/>
-        </w:rPr>
-        <w:t xml:space="preserve"> using commands</w:t>
-      </w:r>
-      <w:r>
-        <w:rPr>
-          <w:rFonts w:ascii="Times New Roman" w:hAnsi="Times New Roman" w:cs="Times New Roman"/>
-          <w:sz w:val="24"/>
-          <w:szCs w:val="24"/>
-        </w:rPr>
-        <w:t>. First</w:t>
-      </w:r>
-      <w:r>
-        <w:rPr>
-          <w:rFonts w:ascii="Times New Roman" w:hAnsi="Times New Roman" w:cs="Times New Roman"/>
-          <w:sz w:val="24"/>
-          <w:szCs w:val="24"/>
-        </w:rPr>
-        <w:t xml:space="preserve">, wrote the </w:t>
-      </w:r>
-      <w:r>
-        <w:rPr>
-          <w:rFonts w:ascii="Times New Roman" w:hAnsi="Times New Roman" w:cs="Times New Roman"/>
-          <w:sz w:val="24"/>
-          <w:szCs w:val="24"/>
-        </w:rPr>
-        <w:t xml:space="preserve">following commands given by the instructions, in the GitBash command window. </w:t>
-      </w:r>
-      <w:r>
-        <w:rPr>
-          <w:rFonts w:ascii="Times New Roman" w:hAnsi="Times New Roman" w:cs="Times New Roman"/>
-          <w:sz w:val="24"/>
-          <w:szCs w:val="24"/>
-        </w:rPr>
-        <w:t xml:space="preserve">I received an </w:t>
-      </w:r>
-      <w:r>
-        <w:rPr>
-          <w:rFonts w:ascii="Times New Roman" w:hAnsi="Times New Roman" w:cs="Times New Roman"/>
-          <w:sz w:val="24"/>
-          <w:szCs w:val="24"/>
-        </w:rPr>
-        <w:t xml:space="preserve">author identity </w:t>
-      </w:r>
-      <w:r>
-        <w:rPr>
-          <w:rFonts w:ascii="Times New Roman" w:hAnsi="Times New Roman" w:cs="Times New Roman"/>
-          <w:sz w:val="24"/>
-          <w:szCs w:val="24"/>
-        </w:rPr>
-        <w:t xml:space="preserve">unknown error, which </w:t>
-      </w:r>
-      <w:r>
-        <w:rPr>
-          <w:rFonts w:ascii="Times New Roman" w:hAnsi="Times New Roman" w:cs="Times New Roman"/>
-          <w:sz w:val="24"/>
-          <w:szCs w:val="24"/>
-        </w:rPr>
-        <w:t>led to “</w:t>
-      </w:r>
-      <w:r>
-        <w:rPr>
-          <w:rFonts w:ascii="Times New Roman" w:hAnsi="Times New Roman" w:cs="Times New Roman"/>
-          <w:sz w:val="24"/>
-          <w:szCs w:val="24"/>
-        </w:rPr>
-        <w:t>src refspec main does not match any</w:t>
-      </w:r>
-      <w:r>
-        <w:rPr>
-          <w:rFonts w:ascii="Times New Roman" w:hAnsi="Times New Roman" w:cs="Times New Roman"/>
-          <w:sz w:val="24"/>
-          <w:szCs w:val="24"/>
-        </w:rPr>
-        <w:t>” error. To solve</w:t>
-      </w:r>
-      <w:r>
-        <w:rPr>
-          <w:rFonts w:ascii="Times New Roman" w:hAnsi="Times New Roman" w:cs="Times New Roman"/>
-          <w:sz w:val="24"/>
-          <w:szCs w:val="24"/>
-        </w:rPr>
-        <w:t xml:space="preserve"> the problem, I asked ChatGPT for advice</w:t>
-      </w:r>
-      <w:r>
-        <w:rPr>
-          <w:rFonts w:ascii="Times New Roman" w:hAnsi="Times New Roman" w:cs="Times New Roman"/>
-          <w:sz w:val="24"/>
-          <w:szCs w:val="24"/>
-        </w:rPr>
-        <w:t>, and I run the following two commands:</w:t>
+        <w:t xml:space="preserve">Then I followed GitHub’s instructions for uploading a local website directory to a repository using Git commands. I entered the commands in the Git Bash terminal, but I encountered an </w:t>
+      </w:r>
+      <w:r>
+        <w:rPr>
+          <w:rFonts w:ascii="Times New Roman" w:hAnsi="Times New Roman" w:cs="Times New Roman"/>
+          <w:b/>
+          <w:bCs/>
+          <w:sz w:val="24"/>
+          <w:szCs w:val="24"/>
+        </w:rPr>
+        <w:t>“Author identity unknown”</w:t>
+      </w:r>
+      <w:r>
+        <w:rPr>
+          <w:rFonts w:ascii="Times New Roman" w:hAnsi="Times New Roman" w:cs="Times New Roman"/>
+          <w:sz w:val="24"/>
+          <w:szCs w:val="24"/>
+        </w:rPr>
+        <w:t xml:space="preserve"> error, which later led to the message </w:t>
+      </w:r>
+      <w:r>
+        <w:rPr>
+          <w:rFonts w:ascii="Times New Roman" w:hAnsi="Times New Roman" w:cs="Times New Roman"/>
+          <w:b/>
+          <w:bCs/>
+          <w:sz w:val="24"/>
+          <w:szCs w:val="24"/>
+        </w:rPr>
+        <w:t>“</w:t>
+      </w:r>
+      <w:proofErr w:type="spellStart"/>
+      <w:r>
+        <w:rPr>
+          <w:rFonts w:ascii="Times New Roman" w:hAnsi="Times New Roman" w:cs="Times New Roman"/>
+          <w:b/>
+          <w:bCs/>
+          <w:sz w:val="24"/>
+          <w:szCs w:val="24"/>
+        </w:rPr>
+        <w:t>src</w:t>
+      </w:r>
+      <w:proofErr w:type="spellEnd"/>
+      <w:r>
+        <w:rPr>
+          <w:rFonts w:ascii="Times New Roman" w:hAnsi="Times New Roman" w:cs="Times New Roman"/>
+          <w:b/>
+          <w:bCs/>
+          <w:sz w:val="24"/>
+          <w:szCs w:val="24"/>
+        </w:rPr>
+        <w:t xml:space="preserve"> </w:t>
+      </w:r>
+      <w:proofErr w:type="spellStart"/>
+      <w:r>
+        <w:rPr>
+          <w:rFonts w:ascii="Times New Roman" w:hAnsi="Times New Roman" w:cs="Times New Roman"/>
+          <w:b/>
+          <w:bCs/>
+          <w:sz w:val="24"/>
+          <w:szCs w:val="24"/>
+        </w:rPr>
+        <w:t>refspec</w:t>
+      </w:r>
+      <w:proofErr w:type="spellEnd"/>
+      <w:r>
+        <w:rPr>
+          <w:rFonts w:ascii="Times New Roman" w:hAnsi="Times New Roman" w:cs="Times New Roman"/>
+          <w:b/>
+          <w:bCs/>
+          <w:sz w:val="24"/>
+          <w:szCs w:val="24"/>
+        </w:rPr>
+        <w:t xml:space="preserve"> main does not match any.”</w:t>
+      </w:r>
+      <w:r>
+        <w:rPr>
+          <w:rFonts w:ascii="Times New Roman" w:hAnsi="Times New Roman" w:cs="Times New Roman"/>
+          <w:sz w:val="24"/>
+          <w:szCs w:val="24"/>
+        </w:rPr>
+        <w:t xml:space="preserve"> To fix this, I asked ChatGPT for guidance and configured my Git username and email using:</w:t>
       </w:r>
     </w:p>
     <w:p>
@@ -3998,7 +6462,27 @@
           <w:sz w:val="24"/>
           <w:szCs w:val="24"/>
         </w:rPr>
-        <w:t>git config --global user.email "martthanawin30@gmail.com"</w:t>
+        <w:t xml:space="preserve">git config --global </w:t>
+      </w:r>
+      <w:proofErr w:type="spellStart"/>
+      <w:proofErr w:type="gramStart"/>
+      <w:r>
+        <w:rPr>
+          <w:rFonts w:ascii="Times New Roman" w:hAnsi="Times New Roman" w:cs="Times New Roman"/>
+          <w:sz w:val="24"/>
+          <w:szCs w:val="24"/>
+        </w:rPr>
+        <w:t>user.email</w:t>
+      </w:r>
+      <w:proofErr w:type="spellEnd"/>
+      <w:proofErr w:type="gramEnd"/>
+      <w:r>
+        <w:rPr>
+          <w:rFonts w:ascii="Times New Roman" w:hAnsi="Times New Roman" w:cs="Times New Roman"/>
+          <w:sz w:val="24"/>
+          <w:szCs w:val="24"/>
+        </w:rPr>
+        <w:t xml:space="preserve"> "martthanawin30@gmail.com"</w:t>
       </w:r>
     </w:p>
     <w:p>
@@ -4017,23 +6501,15 @@
           <w:sz w:val="24"/>
           <w:szCs w:val="24"/>
         </w:rPr>
-        <w:t>Including</w:t>
-      </w:r>
-      <w:r>
-        <w:rPr>
-          <w:rFonts w:ascii="Times New Roman" w:hAnsi="Times New Roman" w:cs="Times New Roman"/>
-          <w:sz w:val="24"/>
-          <w:szCs w:val="24"/>
-        </w:rPr>
-        <w:t xml:space="preserve">  </w:t>
-      </w:r>
-      <w:r>
-        <w:rPr>
-          <w:rFonts w:ascii="Times New Roman" w:hAnsi="Times New Roman" w:cs="Times New Roman"/>
-          <w:sz w:val="24"/>
-          <w:szCs w:val="24"/>
-        </w:rPr>
-        <w:t>git commit -m "Initial commit"</w:t>
+        <w:t>Including git</w:t>
+      </w:r>
+      <w:r>
+        <w:rPr>
+          <w:rFonts w:ascii="Times New Roman" w:hAnsi="Times New Roman" w:cs="Times New Roman"/>
+          <w:sz w:val="24"/>
+          <w:szCs w:val="24"/>
+        </w:rPr>
+        <w:t xml:space="preserve"> commit -m "Initial commit"</w:t>
       </w:r>
       <w:r>
         <w:rPr>
@@ -4076,103 +6552,79 @@
           <w:sz w:val="24"/>
           <w:szCs w:val="24"/>
         </w:rPr>
-        <w:t xml:space="preserve">The result I got: </w:t>
-      </w:r>
-      <w:r>
-        <w:rPr>
-          <w:rFonts w:ascii="Times New Roman" w:hAnsi="Times New Roman" w:cs="Times New Roman"/>
-          <w:sz w:val="24"/>
-          <w:szCs w:val="24"/>
-        </w:rPr>
-        <w:t>Your branch is up to date with 'origin/main'.</w:t>
-      </w:r>
-      <w:r>
-        <w:rPr>
-          <w:rFonts w:ascii="Times New Roman" w:hAnsi="Times New Roman" w:cs="Times New Roman"/>
-          <w:sz w:val="24"/>
-          <w:szCs w:val="24"/>
-        </w:rPr>
-        <w:t xml:space="preserve"> I </w:t>
-      </w:r>
-      <w:r>
-        <w:rPr>
-          <w:rFonts w:ascii="Times New Roman" w:hAnsi="Times New Roman" w:cs="Times New Roman"/>
-          <w:sz w:val="24"/>
-          <w:szCs w:val="24"/>
-        </w:rPr>
-        <w:t xml:space="preserve">was able to successfully upload </w:t>
-      </w:r>
-      <w:r>
-        <w:rPr>
-          <w:rFonts w:ascii="Times New Roman" w:hAnsi="Times New Roman" w:cs="Times New Roman"/>
-          <w:sz w:val="24"/>
-          <w:szCs w:val="24"/>
-        </w:rPr>
-        <w:t xml:space="preserve">my website directory files to my repository. </w:t>
-      </w:r>
-      <w:r>
-        <w:rPr>
-          <w:rFonts w:ascii="Times New Roman" w:hAnsi="Times New Roman" w:cs="Times New Roman"/>
-          <w:sz w:val="24"/>
-          <w:szCs w:val="24"/>
-        </w:rPr>
-        <w:t xml:space="preserve"> </w:t>
-      </w:r>
-      <w:r>
-        <w:rPr>
-          <w:rFonts w:ascii="Times New Roman" w:hAnsi="Times New Roman" w:cs="Times New Roman"/>
-          <w:sz w:val="24"/>
-          <w:szCs w:val="24"/>
-        </w:rPr>
-        <w:t>To publish the website live, I went to settings -&gt; pages</w:t>
-      </w:r>
-      <w:r>
-        <w:rPr>
-          <w:rFonts w:ascii="Times New Roman" w:hAnsi="Times New Roman" w:cs="Times New Roman"/>
-          <w:sz w:val="24"/>
-          <w:szCs w:val="24"/>
-        </w:rPr>
-        <w:t xml:space="preserve"> </w:t>
-      </w:r>
-      <w:r>
-        <w:rPr>
-          <w:rFonts w:ascii="Times New Roman" w:hAnsi="Times New Roman" w:cs="Times New Roman"/>
-          <w:sz w:val="24"/>
-          <w:szCs w:val="24"/>
-        </w:rPr>
-        <w:t xml:space="preserve">and selected the main branch </w:t>
-      </w:r>
-      <w:r>
-        <w:rPr>
-          <w:rFonts w:ascii="Times New Roman" w:hAnsi="Times New Roman" w:cs="Times New Roman"/>
-          <w:sz w:val="24"/>
-          <w:szCs w:val="24"/>
-        </w:rPr>
-        <w:t>as well</w:t>
-      </w:r>
-      <w:r>
-        <w:rPr>
-          <w:rFonts w:ascii="Times New Roman" w:hAnsi="Times New Roman" w:cs="Times New Roman"/>
-          <w:sz w:val="24"/>
-          <w:szCs w:val="24"/>
-        </w:rPr>
-        <w:t xml:space="preserve"> as the root folder</w:t>
-      </w:r>
-      <w:r>
-        <w:rPr>
-          <w:rFonts w:ascii="Times New Roman" w:hAnsi="Times New Roman" w:cs="Times New Roman"/>
-          <w:sz w:val="24"/>
-          <w:szCs w:val="24"/>
-        </w:rPr>
-        <w:t xml:space="preserve">. A link to the website </w:t>
-      </w:r>
-      <w:r>
-        <w:rPr>
-          <w:rFonts w:ascii="Times New Roman" w:hAnsi="Times New Roman" w:cs="Times New Roman"/>
-          <w:sz w:val="24"/>
-          <w:szCs w:val="24"/>
-        </w:rPr>
-        <w:t>will then appear after closing and opening the settings again.</w:t>
+        <w:t xml:space="preserve">The message </w:t>
+      </w:r>
+      <w:r>
+        <w:rPr>
+          <w:rFonts w:ascii="Times New Roman" w:hAnsi="Times New Roman" w:cs="Times New Roman"/>
+          <w:i/>
+          <w:iCs/>
+          <w:sz w:val="24"/>
+          <w:szCs w:val="24"/>
+        </w:rPr>
+        <w:t>“Your branch is up to date with 'origin/main'”</w:t>
+      </w:r>
+      <w:r>
+        <w:rPr>
+          <w:rFonts w:ascii="Times New Roman" w:hAnsi="Times New Roman" w:cs="Times New Roman"/>
+          <w:sz w:val="24"/>
+          <w:szCs w:val="24"/>
+        </w:rPr>
+        <w:t xml:space="preserve"> confirmed that my local repository was synchronized with GitHub. I was therefore able to successfully upload my website files to the repository. To publish the website, I went to </w:t>
+      </w:r>
+      <w:r>
+        <w:rPr>
+          <w:rFonts w:ascii="Times New Roman" w:hAnsi="Times New Roman" w:cs="Times New Roman"/>
+          <w:b/>
+          <w:bCs/>
+          <w:sz w:val="24"/>
+          <w:szCs w:val="24"/>
+        </w:rPr>
+        <w:t>Settings → Pages</w:t>
+      </w:r>
+      <w:r>
+        <w:rPr>
+          <w:rFonts w:ascii="Times New Roman" w:hAnsi="Times New Roman" w:cs="Times New Roman"/>
+          <w:sz w:val="24"/>
+          <w:szCs w:val="24"/>
+        </w:rPr>
+        <w:t xml:space="preserve">, selected the </w:t>
+      </w:r>
+      <w:r>
+        <w:rPr>
+          <w:rFonts w:ascii="Times New Roman" w:hAnsi="Times New Roman" w:cs="Times New Roman"/>
+          <w:b/>
+          <w:bCs/>
+          <w:sz w:val="24"/>
+          <w:szCs w:val="24"/>
+        </w:rPr>
+        <w:t>main</w:t>
+      </w:r>
+      <w:r>
+        <w:rPr>
+          <w:rFonts w:ascii="Times New Roman" w:hAnsi="Times New Roman" w:cs="Times New Roman"/>
+          <w:sz w:val="24"/>
+          <w:szCs w:val="24"/>
+        </w:rPr>
+        <w:t xml:space="preserve"> branch and the </w:t>
+      </w:r>
+      <w:r>
+        <w:rPr>
+          <w:rFonts w:ascii="Times New Roman" w:hAnsi="Times New Roman" w:cs="Times New Roman"/>
+          <w:b/>
+          <w:bCs/>
+          <w:sz w:val="24"/>
+          <w:szCs w:val="24"/>
+        </w:rPr>
+        <w:t>root</w:t>
+      </w:r>
+      <w:r>
+        <w:rPr>
+          <w:rFonts w:ascii="Times New Roman" w:hAnsi="Times New Roman" w:cs="Times New Roman"/>
+          <w:sz w:val="24"/>
+          <w:szCs w:val="24"/>
+        </w:rPr>
+        <w:t xml:space="preserve"> folder, and saved the changes. After a short moment, GitHub Pages generated the public URL for the site (it appeared after refreshing the Pages settings).</w:t>
       </w:r>
     </w:p>
     <w:p>
@@ -4188,6 +6640,7 @@
       <w:r>
         <w:rPr>
           <w:rFonts w:ascii="Times New Roman" w:hAnsi="Times New Roman" w:cs="Times New Roman"/>
+          <w:noProof/>
           <w:sz w:val="24"/>
           <w:szCs w:val="24"/>
         </w:rPr>
@@ -4250,6 +6703,127 @@
           <w:szCs w:val="24"/>
         </w:rPr>
       </w:pPr>
+      <w:r>
+        <w:rPr>
+          <w:rFonts w:ascii="Times New Roman" w:hAnsi="Times New Roman" w:cs="Times New Roman"/>
+          <w:sz w:val="24"/>
+          <w:szCs w:val="24"/>
+        </w:rPr>
+        <w:t xml:space="preserve">To update the </w:t>
+      </w:r>
+      <w:proofErr w:type="gramStart"/>
+      <w:r>
+        <w:rPr>
+          <w:rFonts w:ascii="Times New Roman" w:hAnsi="Times New Roman" w:cs="Times New Roman"/>
+          <w:sz w:val="24"/>
+          <w:szCs w:val="24"/>
+        </w:rPr>
+        <w:t>website</w:t>
+      </w:r>
+      <w:proofErr w:type="gramEnd"/>
+      <w:r>
+        <w:rPr>
+          <w:rFonts w:ascii="Times New Roman" w:hAnsi="Times New Roman" w:cs="Times New Roman"/>
+          <w:sz w:val="24"/>
+          <w:szCs w:val="24"/>
+        </w:rPr>
+        <w:t xml:space="preserve"> I used </w:t>
+      </w:r>
+      <w:r>
+        <w:rPr>
+          <w:rFonts w:ascii="Times New Roman" w:hAnsi="Times New Roman" w:cs="Times New Roman"/>
+          <w:sz w:val="24"/>
+          <w:szCs w:val="24"/>
+        </w:rPr>
+        <w:t>the following commands.</w:t>
+      </w:r>
+    </w:p>
+    <w:p>
+      <w:pPr>
+        <w:spacing w:line="360" w:lineRule="auto"/>
+        <w:jc w:val="both"/>
+        <w:rPr>
+          <w:rFonts w:ascii="Times New Roman" w:hAnsi="Times New Roman" w:cs="Times New Roman"/>
+          <w:sz w:val="24"/>
+          <w:szCs w:val="24"/>
+        </w:rPr>
+      </w:pPr>
+      <w:r>
+        <w:rPr>
+          <w:rFonts w:ascii="Times New Roman" w:hAnsi="Times New Roman" w:cs="Times New Roman"/>
+          <w:sz w:val="24"/>
+          <w:szCs w:val="24"/>
+        </w:rPr>
+        <w:t xml:space="preserve">git add </w:t>
+      </w:r>
+      <w:r>
+        <w:rPr>
+          <w:rFonts w:ascii="Times New Roman" w:hAnsi="Times New Roman" w:cs="Times New Roman"/>
+          <w:sz w:val="24"/>
+          <w:szCs w:val="24"/>
+        </w:rPr>
+        <w:t>&lt;file&gt;</w:t>
+      </w:r>
+    </w:p>
+    <w:p>
+      <w:pPr>
+        <w:spacing w:line="360" w:lineRule="auto"/>
+        <w:jc w:val="both"/>
+        <w:rPr>
+          <w:rFonts w:ascii="Times New Roman" w:hAnsi="Times New Roman" w:cs="Times New Roman"/>
+          <w:sz w:val="24"/>
+          <w:szCs w:val="24"/>
+        </w:rPr>
+      </w:pPr>
+      <w:r>
+        <w:rPr>
+          <w:rFonts w:ascii="Times New Roman" w:hAnsi="Times New Roman" w:cs="Times New Roman"/>
+          <w:sz w:val="24"/>
+          <w:szCs w:val="24"/>
+        </w:rPr>
+        <w:t>git commit -m "Update website"</w:t>
+      </w:r>
+    </w:p>
+    <w:p>
+      <w:pPr>
+        <w:spacing w:line="360" w:lineRule="auto"/>
+        <w:jc w:val="both"/>
+        <w:rPr>
+          <w:rFonts w:ascii="Times New Roman" w:hAnsi="Times New Roman" w:cs="Times New Roman"/>
+          <w:sz w:val="24"/>
+          <w:szCs w:val="24"/>
+        </w:rPr>
+      </w:pPr>
+      <w:r>
+        <w:rPr>
+          <w:rFonts w:ascii="Times New Roman" w:hAnsi="Times New Roman" w:cs="Times New Roman"/>
+          <w:sz w:val="24"/>
+          <w:szCs w:val="24"/>
+        </w:rPr>
+        <w:t>git push</w:t>
+      </w:r>
+    </w:p>
+    <w:p>
+      <w:pPr>
+        <w:spacing w:line="360" w:lineRule="auto"/>
+        <w:jc w:val="both"/>
+        <w:rPr>
+          <w:rFonts w:ascii="Times New Roman" w:hAnsi="Times New Roman" w:cs="Times New Roman"/>
+          <w:sz w:val="24"/>
+          <w:szCs w:val="24"/>
+        </w:rPr>
+      </w:pPr>
+    </w:p>
+    <w:p>
+      <w:pPr>
+        <w:spacing w:line="360" w:lineRule="auto"/>
+        <w:jc w:val="both"/>
+        <w:rPr>
+          <w:rFonts w:ascii="Times New Roman" w:hAnsi="Times New Roman" w:cs="Times New Roman"/>
+          <w:sz w:val="24"/>
+          <w:szCs w:val="24"/>
+        </w:rPr>
+      </w:pPr>
     </w:p>
     <w:p>
       <w:pPr>
@@ -4290,7 +6864,81 @@
           <w:sz w:val="24"/>
           <w:szCs w:val="24"/>
         </w:rPr>
-        <w:t>mark {</w:t>
+        <w:t xml:space="preserve">I wanted to adjust image sizes and change the colours of buttons and sections on the website. I felt it would be easier to make these changes using CSS, so I used tutorials on </w:t>
+      </w:r>
+      <w:hyperlink r:id="rId28" w:history="1">
+        <w:r>
+          <w:rPr>
+            <w:rStyle w:val="Hyperlink"/>
+            <w:rFonts w:ascii="Times New Roman" w:hAnsi="Times New Roman" w:cs="Times New Roman"/>
+            <w:sz w:val="24"/>
+            <w:szCs w:val="24"/>
+          </w:rPr>
+          <w:t>https://www.w3schools.com/css/default.asp</w:t>
+        </w:r>
+      </w:hyperlink>
+      <w:r>
+        <w:rPr>
+          <w:rFonts w:ascii="Times New Roman" w:hAnsi="Times New Roman" w:cs="Times New Roman"/>
+          <w:sz w:val="24"/>
+          <w:szCs w:val="24"/>
+        </w:rPr>
+        <w:t xml:space="preserve"> and also got assistance from ChatGPT. For example, I modified the frame and size of my profile picture in the banner on the home page by editing the main.css file. While working in the stylesheet, I learned several useful CSS styling rules and noticed that the template’s CSS is organized into different IDs, each containing multiple classes for styling specific elements.</w:t>
+      </w:r>
+      <w:r>
+        <w:t xml:space="preserve"> </w:t>
+      </w:r>
+      <w:r>
+        <w:rPr>
+          <w:rFonts w:ascii="Times New Roman" w:hAnsi="Times New Roman" w:cs="Times New Roman"/>
+          <w:sz w:val="24"/>
+          <w:szCs w:val="24"/>
+        </w:rPr>
+        <w:t xml:space="preserve">In the image below, we can see a CSS selector where #banner is an ID selector </w:t>
+      </w:r>
+      <w:proofErr w:type="gramStart"/>
+      <w:r>
+        <w:rPr>
+          <w:rFonts w:ascii="Times New Roman" w:hAnsi="Times New Roman" w:cs="Times New Roman"/>
+          <w:sz w:val="24"/>
+          <w:szCs w:val="24"/>
+        </w:rPr>
+        <w:t>and .content</w:t>
+      </w:r>
+      <w:proofErr w:type="gramEnd"/>
+      <w:r>
+        <w:rPr>
+          <w:rFonts w:ascii="Times New Roman" w:hAnsi="Times New Roman" w:cs="Times New Roman"/>
+          <w:sz w:val="24"/>
+          <w:szCs w:val="24"/>
+        </w:rPr>
+        <w:t xml:space="preserve"> </w:t>
+      </w:r>
+      <w:proofErr w:type="gramStart"/>
+      <w:r>
+        <w:rPr>
+          <w:rFonts w:ascii="Times New Roman" w:hAnsi="Times New Roman" w:cs="Times New Roman"/>
+          <w:sz w:val="24"/>
+          <w:szCs w:val="24"/>
+        </w:rPr>
+        <w:t>and .image</w:t>
+      </w:r>
+      <w:proofErr w:type="gramEnd"/>
+      <w:r>
+        <w:rPr>
+          <w:rFonts w:ascii="Times New Roman" w:hAnsi="Times New Roman" w:cs="Times New Roman"/>
+          <w:sz w:val="24"/>
+          <w:szCs w:val="24"/>
+        </w:rPr>
+        <w:t xml:space="preserve"> are class selectors. This rule targets elements with the class image inside an element with the class content, within the section that has the ID banner</w:t>
+      </w:r>
+      <w:r>
+        <w:rPr>
+          <w:rFonts w:ascii="Times New Roman" w:hAnsi="Times New Roman" w:cs="Times New Roman"/>
+          <w:sz w:val="24"/>
+          <w:szCs w:val="24"/>
+        </w:rPr>
+        <w:t>.</w:t>
       </w:r>
     </w:p>
     <w:p>
@@ -4306,10 +6954,46 @@
       <w:r>
         <w:rPr>
           <w:rFonts w:ascii="Times New Roman" w:hAnsi="Times New Roman" w:cs="Times New Roman"/>
-          <w:sz w:val="24"/>
-          <w:szCs w:val="24"/>
-        </w:rPr>
-        <w:t xml:space="preserve">  background-color: yellow;</w:t>
+          <w:noProof/>
+          <w:sz w:val="24"/>
+          <w:szCs w:val="24"/>
+        </w:rPr>
+        <w:lastRenderedPageBreak/>
+        <w:drawing>
+          <wp:inline distT="0" distB="0" distL="0" distR="0" wp14:anchorId="69D4A220" wp14:editId="7BF20E9F">
+            <wp:extent cx="3180522" cy="2145481"/>
+            <wp:effectExtent l="0" t="0" r="1270" b="7620"/>
+            <wp:docPr id="1617457825" name="Picture 1"/>
+            <wp:cNvGraphicFramePr>
+              <a:graphicFrameLocks xmlns:a="http://schemas.openxmlformats.org/drawingml/2006/main" noChangeAspect="1"/>
+            </wp:cNvGraphicFramePr>
+            <a:graphic xmlns:a="http://schemas.openxmlformats.org/drawingml/2006/main">
+              <a:graphicData uri="http://schemas.openxmlformats.org/drawingml/2006/picture">
+                <pic:pic xmlns:pic="http://schemas.openxmlformats.org/drawingml/2006/picture">
+                  <pic:nvPicPr>
+                    <pic:cNvPr id="1617457825" name=""/>
+                    <pic:cNvPicPr/>
+                  </pic:nvPicPr>
+                  <pic:blipFill>
+                    <a:blip r:embed="rId29"/>
+                    <a:stretch>
+                      <a:fillRect/>
+                    </a:stretch>
+                  </pic:blipFill>
+                  <pic:spPr>
+                    <a:xfrm>
+                      <a:off x="0" y="0"/>
+                      <a:ext cx="3185197" cy="2148635"/>
+                    </a:xfrm>
+                    <a:prstGeom prst="rect">
+                      <a:avLst/>
+                    </a:prstGeom>
+                  </pic:spPr>
+                </pic:pic>
+              </a:graphicData>
+            </a:graphic>
+          </wp:inline>
+        </w:drawing>
       </w:r>
     </w:p>
     <w:p>
@@ -4322,14 +7006,6 @@
           <w:szCs w:val="24"/>
         </w:rPr>
       </w:pPr>
-      <w:r>
-        <w:rPr>
-          <w:rFonts w:ascii="Times New Roman" w:hAnsi="Times New Roman" w:cs="Times New Roman"/>
-          <w:sz w:val="24"/>
-          <w:szCs w:val="24"/>
-        </w:rPr>
-        <w:t xml:space="preserve">  color: black;</w:t>
-      </w:r>
     </w:p>
     <w:p>
       <w:pPr>
@@ -4341,14 +7017,6 @@
           <w:szCs w:val="24"/>
         </w:rPr>
       </w:pPr>
-      <w:r>
-        <w:rPr>
-          <w:rFonts w:ascii="Times New Roman" w:hAnsi="Times New Roman" w:cs="Times New Roman"/>
-          <w:sz w:val="24"/>
-          <w:szCs w:val="24"/>
-        </w:rPr>
-        <w:t>}</w:t>
-      </w:r>
     </w:p>
     <w:p>
       <w:pPr>
@@ -4371,50 +7039,6 @@
           <w:szCs w:val="24"/>
         </w:rPr>
       </w:pPr>
-    </w:p>
-    <w:p>
-      <w:pPr>
-        <w:spacing w:line="360" w:lineRule="auto"/>
-        <w:jc w:val="both"/>
-        <w:rPr>
-          <w:rFonts w:ascii="Times New Roman" w:hAnsi="Times New Roman" w:cs="Times New Roman"/>
-          <w:sz w:val="24"/>
-          <w:szCs w:val="24"/>
-        </w:rPr>
-      </w:pPr>
-    </w:p>
-    <w:p>
-      <w:pPr>
-        <w:spacing w:line="360" w:lineRule="auto"/>
-        <w:jc w:val="both"/>
-        <w:rPr>
-          <w:rFonts w:ascii="Times New Roman" w:hAnsi="Times New Roman" w:cs="Times New Roman"/>
-          <w:sz w:val="24"/>
-          <w:szCs w:val="24"/>
-        </w:rPr>
-      </w:pPr>
-    </w:p>
-    <w:p>
-      <w:pPr>
-        <w:spacing w:line="360" w:lineRule="auto"/>
-        <w:jc w:val="both"/>
-        <w:rPr>
-          <w:rFonts w:ascii="Times New Roman" w:hAnsi="Times New Roman" w:cs="Times New Roman"/>
-          <w:sz w:val="24"/>
-          <w:szCs w:val="24"/>
-        </w:rPr>
-      </w:pPr>
-    </w:p>
-    <w:p>
-      <w:pPr>
-        <w:spacing w:line="360" w:lineRule="auto"/>
-        <w:jc w:val="both"/>
-        <w:rPr>
-          <w:rFonts w:ascii="Times New Roman" w:hAnsi="Times New Roman" w:cs="Times New Roman"/>
-          <w:sz w:val="24"/>
-          <w:szCs w:val="24"/>
-        </w:rPr>
-      </w:pPr>
       <w:r>
         <w:rPr>
           <w:rFonts w:ascii="Times New Roman" w:hAnsi="Times New Roman" w:cs="Times New Roman"/>
@@ -4423,7 +7047,7 @@
         </w:rPr>
         <w:t xml:space="preserve">Website link: </w:t>
       </w:r>
-      <w:hyperlink r:id="rId28" w:history="1">
+      <w:hyperlink r:id="rId30" w:history="1">
         <w:r>
           <w:rPr>
             <w:rStyle w:val="Hyperlink"/>
@@ -5874,6 +8498,18 @@
       <w:shd w:val="clear" w:color="auto" w:fill="E1DFDD"/>
     </w:rPr>
   </w:style>
+  <w:style w:type="character" w:styleId="FollowedHyperlink">
+    <w:name w:val="FollowedHyperlink"/>
+    <w:basedOn w:val="DefaultParagraphFont"/>
+    <w:uiPriority w:val="99"/>
+    <w:semiHidden/>
+    <w:unhideWhenUsed/>
+    <w:rsid w:val="002440E5"/>
+    <w:rPr>
+      <w:color w:val="96607D" w:themeColor="followedHyperlink"/>
+      <w:u w:val="single"/>
+    </w:rPr>
+  </w:style>
 </w:styles>
 </file>
 

--- a/Verkefni 1_ vefsida_skref_TSF.docx
+++ b/Verkefni 1_ vefsida_skref_TSF.docx
@@ -2355,7 +2355,7 @@
         </w:rPr>
         <w:t xml:space="preserve"> </w:t>
       </w:r>
-      <w:hyperlink r:id="rId5" w:tgtFrame="_blank" w:history="1">
+      <w:hyperlink r:id="rId7" w:tgtFrame="_blank" w:history="1">
         <w:r>
           <w:rPr>
             <w:rStyle w:val="Hyperlink"/>
@@ -3206,7 +3206,7 @@
         </w:rPr>
         <w:t xml:space="preserve"> (</w:t>
       </w:r>
-      <w:hyperlink r:id="rId6" w:tgtFrame="_new" w:history="1">
+      <w:hyperlink r:id="rId8" w:tgtFrame="_new" w:history="1">
         <w:r>
           <w:rPr>
             <w:rStyle w:val="Hyperlink"/>
@@ -3257,7 +3257,7 @@
         </w:rPr>
         <w:t xml:space="preserve">created a GitHub account </w:t>
       </w:r>
-      <w:hyperlink r:id="rId7" w:history="1">
+      <w:hyperlink r:id="rId9" w:history="1">
         <w:r>
           <w:rPr>
             <w:rStyle w:val="Hyperlink"/>
@@ -3324,7 +3324,7 @@
         </w:rPr>
         <w:t xml:space="preserve"> Git: </w:t>
       </w:r>
-      <w:hyperlink r:id="rId8" w:history="1">
+      <w:hyperlink r:id="rId10" w:history="1">
         <w:r>
           <w:rPr>
             <w:rStyle w:val="Hyperlink"/>
@@ -3394,7 +3394,7 @@
         </w:rPr>
         <w:t xml:space="preserve">beginner guides on </w:t>
       </w:r>
-      <w:hyperlink r:id="rId9" w:history="1">
+      <w:hyperlink r:id="rId11" w:history="1">
         <w:r>
           <w:rPr>
             <w:rStyle w:val="Hyperlink"/>
@@ -3446,7 +3446,7 @@
           <w:szCs w:val="24"/>
         </w:rPr>
       </w:pPr>
-      <w:hyperlink r:id="rId10" w:tgtFrame="_new" w:history="1">
+      <w:hyperlink r:id="rId12" w:tgtFrame="_new" w:history="1">
         <w:r>
           <w:rPr>
             <w:rStyle w:val="Hyperlink"/>
@@ -3472,7 +3472,7 @@
           <w:szCs w:val="24"/>
         </w:rPr>
       </w:pPr>
-      <w:hyperlink r:id="rId11" w:tgtFrame="_new" w:history="1">
+      <w:hyperlink r:id="rId13" w:tgtFrame="_new" w:history="1">
         <w:r>
           <w:rPr>
             <w:rStyle w:val="Hyperlink"/>
@@ -3585,7 +3585,7 @@
         </w:rPr>
         <w:t xml:space="preserve">. After gathering the necessary information and tools for the project, I explored different templates on </w:t>
       </w:r>
-      <w:hyperlink r:id="rId12" w:tgtFrame="_new" w:history="1">
+      <w:hyperlink r:id="rId14" w:tgtFrame="_new" w:history="1">
         <w:r>
           <w:rPr>
             <w:rStyle w:val="Hyperlink"/>
@@ -4088,7 +4088,7 @@
                     <pic:cNvPicPr/>
                   </pic:nvPicPr>
                   <pic:blipFill>
-                    <a:blip r:embed="rId13"/>
+                    <a:blip r:embed="rId15"/>
                     <a:stretch>
                       <a:fillRect/>
                     </a:stretch>
@@ -4161,7 +4161,7 @@
                     <pic:cNvPicPr/>
                   </pic:nvPicPr>
                   <pic:blipFill>
-                    <a:blip r:embed="rId14"/>
+                    <a:blip r:embed="rId16"/>
                     <a:stretch>
                       <a:fillRect/>
                     </a:stretch>
@@ -4353,7 +4353,7 @@
                     <pic:cNvPicPr/>
                   </pic:nvPicPr>
                   <pic:blipFill>
-                    <a:blip r:embed="rId15"/>
+                    <a:blip r:embed="rId17"/>
                     <a:stretch>
                       <a:fillRect/>
                     </a:stretch>
@@ -4564,7 +4564,7 @@
                     <pic:cNvPicPr/>
                   </pic:nvPicPr>
                   <pic:blipFill>
-                    <a:blip r:embed="rId16"/>
+                    <a:blip r:embed="rId18"/>
                     <a:stretch>
                       <a:fillRect/>
                     </a:stretch>
@@ -4655,7 +4655,7 @@
                     <pic:cNvPicPr/>
                   </pic:nvPicPr>
                   <pic:blipFill>
-                    <a:blip r:embed="rId17"/>
+                    <a:blip r:embed="rId19"/>
                     <a:stretch>
                       <a:fillRect/>
                     </a:stretch>
@@ -4898,7 +4898,7 @@
                     <pic:cNvPicPr/>
                   </pic:nvPicPr>
                   <pic:blipFill>
-                    <a:blip r:embed="rId18"/>
+                    <a:blip r:embed="rId20"/>
                     <a:stretch>
                       <a:fillRect/>
                     </a:stretch>
@@ -5013,7 +5013,7 @@
                     <pic:cNvPicPr/>
                   </pic:nvPicPr>
                   <pic:blipFill>
-                    <a:blip r:embed="rId19"/>
+                    <a:blip r:embed="rId21"/>
                     <a:stretch>
                       <a:fillRect/>
                     </a:stretch>
@@ -5159,7 +5159,7 @@
                     <pic:cNvPicPr/>
                   </pic:nvPicPr>
                   <pic:blipFill>
-                    <a:blip r:embed="rId20"/>
+                    <a:blip r:embed="rId22"/>
                     <a:stretch>
                       <a:fillRect/>
                     </a:stretch>
@@ -5564,7 +5564,7 @@
                     <pic:cNvPicPr/>
                   </pic:nvPicPr>
                   <pic:blipFill>
-                    <a:blip r:embed="rId21"/>
+                    <a:blip r:embed="rId23"/>
                     <a:stretch>
                       <a:fillRect/>
                     </a:stretch>
@@ -5665,7 +5665,7 @@
         </w:rPr>
         <w:t>formatting (</w:t>
       </w:r>
-      <w:hyperlink r:id="rId22" w:tgtFrame="_new" w:history="1">
+      <w:hyperlink r:id="rId24" w:tgtFrame="_new" w:history="1">
         <w:r>
           <w:rPr>
             <w:rStyle w:val="Hyperlink"/>
@@ -5718,7 +5718,7 @@
                     <pic:cNvPicPr/>
                   </pic:nvPicPr>
                   <pic:blipFill>
-                    <a:blip r:embed="rId23"/>
+                    <a:blip r:embed="rId25"/>
                     <a:stretch>
                       <a:fillRect/>
                     </a:stretch>
@@ -5945,7 +5945,7 @@
                     <pic:cNvPicPr/>
                   </pic:nvPicPr>
                   <pic:blipFill>
-                    <a:blip r:embed="rId24"/>
+                    <a:blip r:embed="rId26"/>
                     <a:stretch>
                       <a:fillRect/>
                     </a:stretch>
@@ -6078,7 +6078,7 @@
                     <pic:cNvPicPr/>
                   </pic:nvPicPr>
                   <pic:blipFill>
-                    <a:blip r:embed="rId25">
+                    <a:blip r:embed="rId27">
                       <a:extLst>
                         <a:ext uri="{28A0092B-C50C-407E-A947-70E740481C1C}">
                           <a14:useLocalDpi xmlns:a14="http://schemas.microsoft.com/office/drawing/2010/main" val="0"/>
@@ -6307,7 +6307,7 @@
                     <pic:cNvPicPr/>
                   </pic:nvPicPr>
                   <pic:blipFill>
-                    <a:blip r:embed="rId26"/>
+                    <a:blip r:embed="rId28"/>
                     <a:stretch>
                       <a:fillRect/>
                     </a:stretch>
@@ -6661,7 +6661,7 @@
                     <pic:cNvPicPr/>
                   </pic:nvPicPr>
                   <pic:blipFill>
-                    <a:blip r:embed="rId27"/>
+                    <a:blip r:embed="rId29"/>
                     <a:stretch>
                       <a:fillRect/>
                     </a:stretch>
@@ -6764,6 +6764,14 @@
         </w:rPr>
         <w:t>&lt;file&gt;</w:t>
       </w:r>
+      <w:r>
+        <w:rPr>
+          <w:rFonts w:ascii="Times New Roman" w:hAnsi="Times New Roman" w:cs="Times New Roman"/>
+          <w:sz w:val="24"/>
+          <w:szCs w:val="24"/>
+        </w:rPr>
+        <w:t>…</w:t>
+      </w:r>
     </w:p>
     <w:p>
       <w:pPr>
@@ -6866,7 +6874,7 @@
         </w:rPr>
         <w:t xml:space="preserve">I wanted to adjust image sizes and change the colours of buttons and sections on the website. I felt it would be easier to make these changes using CSS, so I used tutorials on </w:t>
       </w:r>
-      <w:hyperlink r:id="rId28" w:history="1">
+      <w:hyperlink r:id="rId30" w:history="1">
         <w:r>
           <w:rPr>
             <w:rStyle w:val="Hyperlink"/>
@@ -6975,7 +6983,7 @@
                     <pic:cNvPicPr/>
                   </pic:nvPicPr>
                   <pic:blipFill>
-                    <a:blip r:embed="rId29"/>
+                    <a:blip r:embed="rId31"/>
                     <a:stretch>
                       <a:fillRect/>
                     </a:stretch>
@@ -7047,7 +7055,7 @@
         </w:rPr>
         <w:t xml:space="preserve">Website link: </w:t>
       </w:r>
-      <w:hyperlink r:id="rId30" w:history="1">
+      <w:hyperlink r:id="rId32" w:history="1">
         <w:r>
           <w:rPr>
             <w:rStyle w:val="Hyperlink"/>
@@ -7069,6 +7077,1061 @@
           <w:szCs w:val="24"/>
         </w:rPr>
       </w:pPr>
+      <w:proofErr w:type="spellStart"/>
+      <w:r>
+        <w:rPr>
+          <w:rFonts w:ascii="Times New Roman" w:hAnsi="Times New Roman" w:cs="Times New Roman"/>
+          <w:sz w:val="24"/>
+          <w:szCs w:val="24"/>
+        </w:rPr>
+        <w:t>Upprunalegur</w:t>
+      </w:r>
+      <w:proofErr w:type="spellEnd"/>
+      <w:r>
+        <w:rPr>
+          <w:rFonts w:ascii="Times New Roman" w:hAnsi="Times New Roman" w:cs="Times New Roman"/>
+          <w:sz w:val="24"/>
+          <w:szCs w:val="24"/>
+        </w:rPr>
+        <w:t xml:space="preserve"> </w:t>
+      </w:r>
+      <w:proofErr w:type="spellStart"/>
+      <w:r>
+        <w:rPr>
+          <w:rFonts w:ascii="Times New Roman" w:hAnsi="Times New Roman" w:cs="Times New Roman"/>
+          <w:sz w:val="24"/>
+          <w:szCs w:val="24"/>
+        </w:rPr>
+        <w:t>bakgrunns</w:t>
+      </w:r>
+      <w:proofErr w:type="spellEnd"/>
+      <w:r>
+        <w:rPr>
+          <w:rFonts w:ascii="Times New Roman" w:hAnsi="Times New Roman" w:cs="Times New Roman"/>
+          <w:sz w:val="24"/>
+          <w:szCs w:val="24"/>
+        </w:rPr>
+        <w:t xml:space="preserve"> </w:t>
+      </w:r>
+      <w:r>
+        <w:rPr>
+          <w:rFonts w:ascii="Times New Roman" w:hAnsi="Times New Roman" w:cs="Times New Roman"/>
+          <w:sz w:val="24"/>
+          <w:szCs w:val="24"/>
+        </w:rPr>
+        <w:t xml:space="preserve">body </w:t>
+      </w:r>
+      <w:proofErr w:type="spellStart"/>
+      <w:r>
+        <w:rPr>
+          <w:rFonts w:ascii="Times New Roman" w:hAnsi="Times New Roman" w:cs="Times New Roman"/>
+          <w:sz w:val="24"/>
+          <w:szCs w:val="24"/>
+        </w:rPr>
+        <w:t>litur</w:t>
+      </w:r>
+      <w:proofErr w:type="spellEnd"/>
+      <w:r>
+        <w:rPr>
+          <w:rFonts w:ascii="Times New Roman" w:hAnsi="Times New Roman" w:cs="Times New Roman"/>
+          <w:sz w:val="24"/>
+          <w:szCs w:val="24"/>
+        </w:rPr>
+        <w:t xml:space="preserve"> á </w:t>
+      </w:r>
+      <w:proofErr w:type="spellStart"/>
+      <w:r>
+        <w:rPr>
+          <w:rFonts w:ascii="Times New Roman" w:hAnsi="Times New Roman" w:cs="Times New Roman"/>
+          <w:sz w:val="24"/>
+          <w:szCs w:val="24"/>
+        </w:rPr>
+        <w:t>vefsíðunni</w:t>
+      </w:r>
+      <w:proofErr w:type="spellEnd"/>
+      <w:r>
+        <w:rPr>
+          <w:rFonts w:ascii="Times New Roman" w:hAnsi="Times New Roman" w:cs="Times New Roman"/>
+          <w:sz w:val="24"/>
+          <w:szCs w:val="24"/>
+        </w:rPr>
+        <w:t xml:space="preserve">: </w:t>
+      </w:r>
+      <w:r>
+        <w:rPr>
+          <w:rFonts w:ascii="Times New Roman" w:hAnsi="Times New Roman" w:cs="Times New Roman"/>
+          <w:sz w:val="24"/>
+          <w:szCs w:val="24"/>
+        </w:rPr>
+        <w:tab/>
+      </w:r>
+    </w:p>
+    <w:p>
+      <w:pPr>
+        <w:spacing w:line="360" w:lineRule="auto"/>
+        <w:jc w:val="both"/>
+        <w:rPr>
+          <w:rFonts w:ascii="Times New Roman" w:hAnsi="Times New Roman" w:cs="Times New Roman"/>
+          <w:sz w:val="24"/>
+          <w:szCs w:val="24"/>
+        </w:rPr>
+      </w:pPr>
+      <w:r>
+        <w:rPr>
+          <w:rFonts w:ascii="Times New Roman" w:hAnsi="Times New Roman" w:cs="Times New Roman"/>
+          <w:sz w:val="24"/>
+          <w:szCs w:val="24"/>
+        </w:rPr>
+        <w:t>html, body {</w:t>
+      </w:r>
+    </w:p>
+    <w:p>
+      <w:pPr>
+        <w:spacing w:line="360" w:lineRule="auto"/>
+        <w:jc w:val="both"/>
+        <w:rPr>
+          <w:rFonts w:ascii="Times New Roman" w:hAnsi="Times New Roman" w:cs="Times New Roman"/>
+          <w:sz w:val="24"/>
+          <w:szCs w:val="24"/>
+        </w:rPr>
+      </w:pPr>
+      <w:r>
+        <w:rPr>
+          <w:rFonts w:ascii="Times New Roman" w:hAnsi="Times New Roman" w:cs="Times New Roman"/>
+          <w:sz w:val="24"/>
+          <w:szCs w:val="24"/>
+        </w:rPr>
+        <w:tab/>
+      </w:r>
+      <w:r>
+        <w:rPr>
+          <w:rFonts w:ascii="Times New Roman" w:hAnsi="Times New Roman" w:cs="Times New Roman"/>
+          <w:sz w:val="24"/>
+          <w:szCs w:val="24"/>
+        </w:rPr>
+        <w:tab/>
+        <w:t>background: #</w:t>
+      </w:r>
+      <w:proofErr w:type="gramStart"/>
+      <w:r>
+        <w:rPr>
+          <w:rFonts w:ascii="Times New Roman" w:hAnsi="Times New Roman" w:cs="Times New Roman"/>
+          <w:sz w:val="24"/>
+          <w:szCs w:val="24"/>
+        </w:rPr>
+        <w:t>1c1d26;</w:t>
+      </w:r>
+      <w:proofErr w:type="gramEnd"/>
+    </w:p>
+    <w:p>
+      <w:pPr>
+        <w:spacing w:line="360" w:lineRule="auto"/>
+        <w:jc w:val="both"/>
+        <w:rPr>
+          <w:rFonts w:ascii="Times New Roman" w:hAnsi="Times New Roman" w:cs="Times New Roman"/>
+          <w:sz w:val="24"/>
+          <w:szCs w:val="24"/>
+        </w:rPr>
+      </w:pPr>
+      <w:r>
+        <w:rPr>
+          <w:rFonts w:ascii="Times New Roman" w:hAnsi="Times New Roman" w:cs="Times New Roman"/>
+          <w:sz w:val="24"/>
+          <w:szCs w:val="24"/>
+        </w:rPr>
+        <w:tab/>
+        <w:t>}</w:t>
+      </w:r>
+    </w:p>
+    <w:p>
+      <w:pPr>
+        <w:spacing w:line="360" w:lineRule="auto"/>
+        <w:jc w:val="both"/>
+        <w:rPr>
+          <w:rFonts w:ascii="Times New Roman" w:hAnsi="Times New Roman" w:cs="Times New Roman"/>
+          <w:sz w:val="24"/>
+          <w:szCs w:val="24"/>
+        </w:rPr>
+      </w:pPr>
+      <w:r>
+        <w:rPr>
+          <w:noProof/>
+        </w:rPr>
+        <w:drawing>
+          <wp:inline distT="0" distB="0" distL="0" distR="0" wp14:anchorId="5A817C84" wp14:editId="6FA00857">
+            <wp:extent cx="5096510" cy="2572385"/>
+            <wp:effectExtent l="0" t="0" r="8890" b="0"/>
+            <wp:docPr id="1083403199" name="Picture 1" descr="Dark Blue-Violets Color Scheme - Palettes - SchemeColor.com"/>
+            <wp:cNvGraphicFramePr>
+              <a:graphicFrameLocks xmlns:a="http://schemas.openxmlformats.org/drawingml/2006/main" noChangeAspect="1"/>
+            </wp:cNvGraphicFramePr>
+            <a:graphic xmlns:a="http://schemas.openxmlformats.org/drawingml/2006/main">
+              <a:graphicData uri="http://schemas.openxmlformats.org/drawingml/2006/picture">
+                <pic:pic xmlns:pic="http://schemas.openxmlformats.org/drawingml/2006/picture">
+                  <pic:nvPicPr>
+                    <pic:cNvPr id="0" name="Picture 1" descr="Dark Blue-Violets Color Scheme - Palettes - SchemeColor.com"/>
+                    <pic:cNvPicPr>
+                      <a:picLocks noChangeAspect="1" noChangeArrowheads="1"/>
+                    </pic:cNvPicPr>
+                  </pic:nvPicPr>
+                  <pic:blipFill>
+                    <a:blip r:embed="rId33">
+                      <a:extLst>
+                        <a:ext uri="{28A0092B-C50C-407E-A947-70E740481C1C}">
+                          <a14:useLocalDpi xmlns:a14="http://schemas.microsoft.com/office/drawing/2010/main" val="0"/>
+                        </a:ext>
+                      </a:extLst>
+                    </a:blip>
+                    <a:srcRect/>
+                    <a:stretch>
+                      <a:fillRect/>
+                    </a:stretch>
+                  </pic:blipFill>
+                  <pic:spPr bwMode="auto">
+                    <a:xfrm>
+                      <a:off x="0" y="0"/>
+                      <a:ext cx="5096510" cy="2572385"/>
+                    </a:xfrm>
+                    <a:prstGeom prst="rect">
+                      <a:avLst/>
+                    </a:prstGeom>
+                    <a:noFill/>
+                    <a:ln>
+                      <a:noFill/>
+                    </a:ln>
+                  </pic:spPr>
+                </pic:pic>
+              </a:graphicData>
+            </a:graphic>
+          </wp:inline>
+        </w:drawing>
+      </w:r>
+    </w:p>
+    <w:p>
+      <w:pPr>
+        <w:spacing w:line="360" w:lineRule="auto"/>
+        <w:jc w:val="both"/>
+        <w:rPr>
+          <w:rFonts w:ascii="Times New Roman" w:hAnsi="Times New Roman" w:cs="Times New Roman"/>
+          <w:sz w:val="24"/>
+          <w:szCs w:val="24"/>
+        </w:rPr>
+      </w:pPr>
+    </w:p>
+    <w:p>
+      <w:pPr>
+        <w:spacing w:line="360" w:lineRule="auto"/>
+        <w:jc w:val="both"/>
+        <w:rPr>
+          <w:rFonts w:ascii="Times New Roman" w:hAnsi="Times New Roman" w:cs="Times New Roman"/>
+          <w:sz w:val="24"/>
+          <w:szCs w:val="24"/>
+        </w:rPr>
+      </w:pPr>
+      <w:r>
+        <w:rPr>
+          <w:rFonts w:ascii="Times New Roman" w:hAnsi="Times New Roman" w:cs="Times New Roman"/>
+          <w:sz w:val="24"/>
+          <w:szCs w:val="24"/>
+        </w:rPr>
+        <w:t>Current HTML body</w:t>
+      </w:r>
+    </w:p>
+    <w:p>
+      <w:pPr>
+        <w:spacing w:line="360" w:lineRule="auto"/>
+        <w:jc w:val="both"/>
+        <w:rPr>
+          <w:rFonts w:ascii="Times New Roman" w:hAnsi="Times New Roman" w:cs="Times New Roman"/>
+          <w:sz w:val="24"/>
+          <w:szCs w:val="24"/>
+        </w:rPr>
+      </w:pPr>
+      <w:r>
+        <w:rPr>
+          <w:rFonts w:ascii="Times New Roman" w:hAnsi="Times New Roman" w:cs="Times New Roman"/>
+          <w:sz w:val="24"/>
+          <w:szCs w:val="24"/>
+        </w:rPr>
+        <w:lastRenderedPageBreak/>
+        <w:t xml:space="preserve">*: </w:t>
+      </w:r>
+      <w:r>
+        <w:rPr>
+          <w:rFonts w:ascii="Times New Roman" w:hAnsi="Times New Roman" w:cs="Times New Roman"/>
+          <w:sz w:val="24"/>
+          <w:szCs w:val="24"/>
+        </w:rPr>
+        <w:t>/* Basic */</w:t>
+      </w:r>
+    </w:p>
+    <w:p>
+      <w:pPr>
+        <w:spacing w:line="360" w:lineRule="auto"/>
+        <w:jc w:val="both"/>
+        <w:rPr>
+          <w:rFonts w:ascii="Times New Roman" w:hAnsi="Times New Roman" w:cs="Times New Roman"/>
+          <w:sz w:val="24"/>
+          <w:szCs w:val="24"/>
+        </w:rPr>
+      </w:pPr>
+    </w:p>
+    <w:p>
+      <w:pPr>
+        <w:spacing w:line="360" w:lineRule="auto"/>
+        <w:jc w:val="both"/>
+        <w:rPr>
+          <w:rFonts w:ascii="Times New Roman" w:hAnsi="Times New Roman" w:cs="Times New Roman"/>
+          <w:sz w:val="24"/>
+          <w:szCs w:val="24"/>
+        </w:rPr>
+      </w:pPr>
+      <w:r>
+        <w:rPr>
+          <w:rFonts w:ascii="Times New Roman" w:hAnsi="Times New Roman" w:cs="Times New Roman"/>
+          <w:sz w:val="24"/>
+          <w:szCs w:val="24"/>
+        </w:rPr>
+        <w:tab/>
+        <w:t>html {</w:t>
+      </w:r>
+    </w:p>
+    <w:p>
+      <w:pPr>
+        <w:spacing w:line="360" w:lineRule="auto"/>
+        <w:jc w:val="both"/>
+        <w:rPr>
+          <w:rFonts w:ascii="Times New Roman" w:hAnsi="Times New Roman" w:cs="Times New Roman"/>
+          <w:sz w:val="24"/>
+          <w:szCs w:val="24"/>
+        </w:rPr>
+      </w:pPr>
+      <w:r>
+        <w:rPr>
+          <w:rFonts w:ascii="Times New Roman" w:hAnsi="Times New Roman" w:cs="Times New Roman"/>
+          <w:sz w:val="24"/>
+          <w:szCs w:val="24"/>
+        </w:rPr>
+        <w:tab/>
+      </w:r>
+      <w:r>
+        <w:rPr>
+          <w:rFonts w:ascii="Times New Roman" w:hAnsi="Times New Roman" w:cs="Times New Roman"/>
+          <w:sz w:val="24"/>
+          <w:szCs w:val="24"/>
+        </w:rPr>
+        <w:tab/>
+        <w:t>box-sizing: border-</w:t>
+      </w:r>
+      <w:proofErr w:type="gramStart"/>
+      <w:r>
+        <w:rPr>
+          <w:rFonts w:ascii="Times New Roman" w:hAnsi="Times New Roman" w:cs="Times New Roman"/>
+          <w:sz w:val="24"/>
+          <w:szCs w:val="24"/>
+        </w:rPr>
+        <w:t>box;</w:t>
+      </w:r>
+      <w:proofErr w:type="gramEnd"/>
+    </w:p>
+    <w:p>
+      <w:pPr>
+        <w:spacing w:line="360" w:lineRule="auto"/>
+        <w:jc w:val="both"/>
+        <w:rPr>
+          <w:rFonts w:ascii="Times New Roman" w:hAnsi="Times New Roman" w:cs="Times New Roman"/>
+          <w:sz w:val="24"/>
+          <w:szCs w:val="24"/>
+        </w:rPr>
+      </w:pPr>
+      <w:r>
+        <w:rPr>
+          <w:rFonts w:ascii="Times New Roman" w:hAnsi="Times New Roman" w:cs="Times New Roman"/>
+          <w:sz w:val="24"/>
+          <w:szCs w:val="24"/>
+        </w:rPr>
+        <w:tab/>
+        <w:t>}</w:t>
+      </w:r>
+    </w:p>
+    <w:p>
+      <w:pPr>
+        <w:spacing w:line="360" w:lineRule="auto"/>
+        <w:jc w:val="both"/>
+        <w:rPr>
+          <w:rFonts w:ascii="Times New Roman" w:hAnsi="Times New Roman" w:cs="Times New Roman"/>
+          <w:sz w:val="24"/>
+          <w:szCs w:val="24"/>
+        </w:rPr>
+      </w:pPr>
+      <w:r>
+        <w:rPr>
+          <w:rFonts w:ascii="Times New Roman" w:hAnsi="Times New Roman" w:cs="Times New Roman"/>
+          <w:sz w:val="24"/>
+          <w:szCs w:val="24"/>
+        </w:rPr>
+        <w:tab/>
+        <w:t xml:space="preserve">*, </w:t>
+      </w:r>
+      <w:proofErr w:type="gramStart"/>
+      <w:r>
+        <w:rPr>
+          <w:rFonts w:ascii="Times New Roman" w:hAnsi="Times New Roman" w:cs="Times New Roman"/>
+          <w:sz w:val="24"/>
+          <w:szCs w:val="24"/>
+        </w:rPr>
+        <w:t>*:before</w:t>
+      </w:r>
+      <w:proofErr w:type="gramEnd"/>
+      <w:r>
+        <w:rPr>
+          <w:rFonts w:ascii="Times New Roman" w:hAnsi="Times New Roman" w:cs="Times New Roman"/>
+          <w:sz w:val="24"/>
+          <w:szCs w:val="24"/>
+        </w:rPr>
+        <w:t xml:space="preserve">, </w:t>
+      </w:r>
+      <w:proofErr w:type="gramStart"/>
+      <w:r>
+        <w:rPr>
+          <w:rFonts w:ascii="Times New Roman" w:hAnsi="Times New Roman" w:cs="Times New Roman"/>
+          <w:sz w:val="24"/>
+          <w:szCs w:val="24"/>
+        </w:rPr>
+        <w:t>*:after</w:t>
+      </w:r>
+      <w:proofErr w:type="gramEnd"/>
+      <w:r>
+        <w:rPr>
+          <w:rFonts w:ascii="Times New Roman" w:hAnsi="Times New Roman" w:cs="Times New Roman"/>
+          <w:sz w:val="24"/>
+          <w:szCs w:val="24"/>
+        </w:rPr>
+        <w:t xml:space="preserve"> {</w:t>
+      </w:r>
+    </w:p>
+    <w:p>
+      <w:pPr>
+        <w:spacing w:line="360" w:lineRule="auto"/>
+        <w:jc w:val="both"/>
+        <w:rPr>
+          <w:rFonts w:ascii="Times New Roman" w:hAnsi="Times New Roman" w:cs="Times New Roman"/>
+          <w:sz w:val="24"/>
+          <w:szCs w:val="24"/>
+        </w:rPr>
+      </w:pPr>
+      <w:r>
+        <w:rPr>
+          <w:rFonts w:ascii="Times New Roman" w:hAnsi="Times New Roman" w:cs="Times New Roman"/>
+          <w:sz w:val="24"/>
+          <w:szCs w:val="24"/>
+        </w:rPr>
+        <w:tab/>
+      </w:r>
+      <w:r>
+        <w:rPr>
+          <w:rFonts w:ascii="Times New Roman" w:hAnsi="Times New Roman" w:cs="Times New Roman"/>
+          <w:sz w:val="24"/>
+          <w:szCs w:val="24"/>
+        </w:rPr>
+        <w:tab/>
+        <w:t xml:space="preserve">box-sizing: </w:t>
+      </w:r>
+      <w:proofErr w:type="gramStart"/>
+      <w:r>
+        <w:rPr>
+          <w:rFonts w:ascii="Times New Roman" w:hAnsi="Times New Roman" w:cs="Times New Roman"/>
+          <w:sz w:val="24"/>
+          <w:szCs w:val="24"/>
+        </w:rPr>
+        <w:t>inherit;</w:t>
+      </w:r>
+      <w:proofErr w:type="gramEnd"/>
+    </w:p>
+    <w:p>
+      <w:pPr>
+        <w:spacing w:line="360" w:lineRule="auto"/>
+        <w:jc w:val="both"/>
+        <w:rPr>
+          <w:rFonts w:ascii="Times New Roman" w:hAnsi="Times New Roman" w:cs="Times New Roman"/>
+          <w:sz w:val="24"/>
+          <w:szCs w:val="24"/>
+        </w:rPr>
+      </w:pPr>
+      <w:r>
+        <w:rPr>
+          <w:rFonts w:ascii="Times New Roman" w:hAnsi="Times New Roman" w:cs="Times New Roman"/>
+          <w:sz w:val="24"/>
+          <w:szCs w:val="24"/>
+        </w:rPr>
+        <w:tab/>
+        <w:t>}</w:t>
+      </w:r>
+    </w:p>
+    <w:p>
+      <w:pPr>
+        <w:spacing w:line="360" w:lineRule="auto"/>
+        <w:jc w:val="both"/>
+        <w:rPr>
+          <w:rFonts w:ascii="Times New Roman" w:hAnsi="Times New Roman" w:cs="Times New Roman"/>
+          <w:sz w:val="24"/>
+          <w:szCs w:val="24"/>
+        </w:rPr>
+      </w:pPr>
+      <w:r>
+        <w:rPr>
+          <w:rFonts w:ascii="Times New Roman" w:hAnsi="Times New Roman" w:cs="Times New Roman"/>
+          <w:sz w:val="24"/>
+          <w:szCs w:val="24"/>
+        </w:rPr>
+        <w:tab/>
+        <w:t>html, body {</w:t>
+      </w:r>
+    </w:p>
+    <w:p>
+      <w:pPr>
+        <w:spacing w:line="360" w:lineRule="auto"/>
+        <w:jc w:val="both"/>
+        <w:rPr>
+          <w:rFonts w:ascii="Times New Roman" w:hAnsi="Times New Roman" w:cs="Times New Roman"/>
+          <w:sz w:val="24"/>
+          <w:szCs w:val="24"/>
+        </w:rPr>
+      </w:pPr>
+      <w:r>
+        <w:rPr>
+          <w:rFonts w:ascii="Times New Roman" w:hAnsi="Times New Roman" w:cs="Times New Roman"/>
+          <w:sz w:val="24"/>
+          <w:szCs w:val="24"/>
+        </w:rPr>
+        <w:tab/>
+      </w:r>
+      <w:r>
+        <w:rPr>
+          <w:rFonts w:ascii="Times New Roman" w:hAnsi="Times New Roman" w:cs="Times New Roman"/>
+          <w:sz w:val="24"/>
+          <w:szCs w:val="24"/>
+        </w:rPr>
+        <w:tab/>
+      </w:r>
+      <w:proofErr w:type="gramStart"/>
+      <w:r>
+        <w:rPr>
+          <w:rFonts w:ascii="Times New Roman" w:hAnsi="Times New Roman" w:cs="Times New Roman"/>
+          <w:sz w:val="24"/>
+          <w:szCs w:val="24"/>
+        </w:rPr>
+        <w:t>background:#05122d;</w:t>
+      </w:r>
+      <w:proofErr w:type="gramEnd"/>
+    </w:p>
+    <w:p>
+      <w:pPr>
+        <w:spacing w:line="360" w:lineRule="auto"/>
+        <w:jc w:val="both"/>
+        <w:rPr>
+          <w:rFonts w:ascii="Times New Roman" w:hAnsi="Times New Roman" w:cs="Times New Roman"/>
+          <w:sz w:val="24"/>
+          <w:szCs w:val="24"/>
+        </w:rPr>
+      </w:pPr>
+      <w:r>
+        <w:rPr>
+          <w:rFonts w:ascii="Times New Roman" w:hAnsi="Times New Roman" w:cs="Times New Roman"/>
+          <w:sz w:val="24"/>
+          <w:szCs w:val="24"/>
+        </w:rPr>
+        <w:tab/>
+        <w:t>}</w:t>
+      </w:r>
+    </w:p>
+    <w:p>
+      <w:pPr>
+        <w:spacing w:line="360" w:lineRule="auto"/>
+        <w:jc w:val="both"/>
+        <w:rPr>
+          <w:rFonts w:ascii="Times New Roman" w:hAnsi="Times New Roman" w:cs="Times New Roman"/>
+          <w:sz w:val="24"/>
+          <w:szCs w:val="24"/>
+        </w:rPr>
+      </w:pPr>
+      <w:r>
+        <w:rPr>
+          <w:rFonts w:ascii="Times New Roman" w:hAnsi="Times New Roman" w:cs="Times New Roman"/>
+          <w:sz w:val="24"/>
+          <w:szCs w:val="24"/>
+        </w:rPr>
+        <w:t xml:space="preserve">Header bar </w:t>
+      </w:r>
+      <w:r>
+        <w:rPr>
+          <w:rFonts w:ascii="Times New Roman" w:hAnsi="Times New Roman" w:cs="Times New Roman"/>
+          <w:sz w:val="24"/>
+          <w:szCs w:val="24"/>
+        </w:rPr>
+        <w:t>now has the</w:t>
+      </w:r>
+      <w:r>
+        <w:rPr>
+          <w:rFonts w:ascii="Times New Roman" w:hAnsi="Times New Roman" w:cs="Times New Roman"/>
+          <w:sz w:val="24"/>
+          <w:szCs w:val="24"/>
+        </w:rPr>
+        <w:t xml:space="preserve"> </w:t>
+      </w:r>
+      <w:proofErr w:type="spellStart"/>
+      <w:r>
+        <w:rPr>
+          <w:rFonts w:ascii="Times New Roman" w:hAnsi="Times New Roman" w:cs="Times New Roman"/>
+          <w:sz w:val="24"/>
+          <w:szCs w:val="24"/>
+        </w:rPr>
+        <w:t>color</w:t>
+      </w:r>
+      <w:proofErr w:type="spellEnd"/>
+      <w:r>
+        <w:rPr>
+          <w:rFonts w:ascii="Times New Roman" w:hAnsi="Times New Roman" w:cs="Times New Roman"/>
+          <w:sz w:val="24"/>
+          <w:szCs w:val="24"/>
+        </w:rPr>
+        <w:t xml:space="preserve">: </w:t>
+      </w:r>
+      <w:r>
+        <w:rPr>
+          <w:rFonts w:ascii="Times New Roman" w:hAnsi="Times New Roman" w:cs="Times New Roman"/>
+          <w:b/>
+          <w:bCs/>
+          <w:sz w:val="24"/>
+          <w:szCs w:val="24"/>
+        </w:rPr>
+        <w:t>#FFD700</w:t>
+      </w:r>
+      <w:r>
+        <w:rPr>
+          <w:rFonts w:ascii="Times New Roman" w:hAnsi="Times New Roman" w:cs="Times New Roman"/>
+          <w:b/>
+          <w:bCs/>
+          <w:sz w:val="24"/>
+          <w:szCs w:val="24"/>
+        </w:rPr>
+        <w:t xml:space="preserve">   gold</w:t>
+      </w:r>
+    </w:p>
+    <w:p>
+      <w:pPr>
+        <w:spacing w:line="360" w:lineRule="auto"/>
+        <w:jc w:val="both"/>
+        <w:rPr>
+          <w:rFonts w:ascii="Times New Roman" w:hAnsi="Times New Roman" w:cs="Times New Roman"/>
+          <w:sz w:val="24"/>
+          <w:szCs w:val="24"/>
+        </w:rPr>
+      </w:pPr>
+      <w:r>
+        <w:rPr>
+          <w:rFonts w:ascii="Times New Roman" w:hAnsi="Times New Roman" w:cs="Times New Roman"/>
+          <w:sz w:val="24"/>
+          <w:szCs w:val="24"/>
+        </w:rPr>
+        <w:t xml:space="preserve">#header nav ul </w:t>
+      </w:r>
+      <w:proofErr w:type="spellStart"/>
+      <w:proofErr w:type="gramStart"/>
+      <w:r>
+        <w:rPr>
+          <w:rFonts w:ascii="Times New Roman" w:hAnsi="Times New Roman" w:cs="Times New Roman"/>
+          <w:sz w:val="24"/>
+          <w:szCs w:val="24"/>
+        </w:rPr>
+        <w:t>li.active</w:t>
+      </w:r>
+      <w:proofErr w:type="spellEnd"/>
+      <w:proofErr w:type="gramEnd"/>
+      <w:r>
+        <w:rPr>
+          <w:rFonts w:ascii="Times New Roman" w:hAnsi="Times New Roman" w:cs="Times New Roman"/>
+          <w:sz w:val="24"/>
+          <w:szCs w:val="24"/>
+        </w:rPr>
+        <w:t xml:space="preserve"> &gt; a, #header nav ul </w:t>
+      </w:r>
+      <w:proofErr w:type="spellStart"/>
+      <w:proofErr w:type="gramStart"/>
+      <w:r>
+        <w:rPr>
+          <w:rFonts w:ascii="Times New Roman" w:hAnsi="Times New Roman" w:cs="Times New Roman"/>
+          <w:sz w:val="24"/>
+          <w:szCs w:val="24"/>
+        </w:rPr>
+        <w:t>li.active</w:t>
+      </w:r>
+      <w:proofErr w:type="spellEnd"/>
+      <w:proofErr w:type="gramEnd"/>
+      <w:r>
+        <w:rPr>
+          <w:rFonts w:ascii="Times New Roman" w:hAnsi="Times New Roman" w:cs="Times New Roman"/>
+          <w:sz w:val="24"/>
+          <w:szCs w:val="24"/>
+        </w:rPr>
+        <w:t xml:space="preserve"> &gt; span {</w:t>
+      </w:r>
+    </w:p>
+    <w:p>
+      <w:pPr>
+        <w:spacing w:line="360" w:lineRule="auto"/>
+        <w:jc w:val="both"/>
+        <w:rPr>
+          <w:rFonts w:ascii="Times New Roman" w:hAnsi="Times New Roman" w:cs="Times New Roman"/>
+          <w:sz w:val="24"/>
+          <w:szCs w:val="24"/>
+        </w:rPr>
+      </w:pPr>
+      <w:r>
+        <w:rPr>
+          <w:rFonts w:ascii="Times New Roman" w:hAnsi="Times New Roman" w:cs="Times New Roman"/>
+          <w:sz w:val="24"/>
+          <w:szCs w:val="24"/>
+        </w:rPr>
+        <w:tab/>
+      </w:r>
+      <w:r>
+        <w:rPr>
+          <w:rFonts w:ascii="Times New Roman" w:hAnsi="Times New Roman" w:cs="Times New Roman"/>
+          <w:sz w:val="24"/>
+          <w:szCs w:val="24"/>
+        </w:rPr>
+        <w:tab/>
+      </w:r>
+      <w:r>
+        <w:rPr>
+          <w:rFonts w:ascii="Times New Roman" w:hAnsi="Times New Roman" w:cs="Times New Roman"/>
+          <w:sz w:val="24"/>
+          <w:szCs w:val="24"/>
+        </w:rPr>
+        <w:tab/>
+      </w:r>
+      <w:r>
+        <w:rPr>
+          <w:rFonts w:ascii="Times New Roman" w:hAnsi="Times New Roman" w:cs="Times New Roman"/>
+          <w:sz w:val="24"/>
+          <w:szCs w:val="24"/>
+        </w:rPr>
+        <w:tab/>
+      </w:r>
+      <w:r>
+        <w:rPr>
+          <w:rFonts w:ascii="Times New Roman" w:hAnsi="Times New Roman" w:cs="Times New Roman"/>
+          <w:sz w:val="24"/>
+          <w:szCs w:val="24"/>
+        </w:rPr>
+        <w:tab/>
+      </w:r>
+      <w:r>
+        <w:rPr>
+          <w:rFonts w:ascii="Times New Roman" w:hAnsi="Times New Roman" w:cs="Times New Roman"/>
+          <w:sz w:val="24"/>
+          <w:szCs w:val="24"/>
+        </w:rPr>
+        <w:tab/>
+      </w:r>
+      <w:proofErr w:type="spellStart"/>
+      <w:r>
+        <w:rPr>
+          <w:rFonts w:ascii="Times New Roman" w:hAnsi="Times New Roman" w:cs="Times New Roman"/>
+          <w:sz w:val="24"/>
+          <w:szCs w:val="24"/>
+        </w:rPr>
+        <w:t>color</w:t>
+      </w:r>
+      <w:proofErr w:type="spellEnd"/>
+      <w:r>
+        <w:rPr>
+          <w:rFonts w:ascii="Times New Roman" w:hAnsi="Times New Roman" w:cs="Times New Roman"/>
+          <w:sz w:val="24"/>
+          <w:szCs w:val="24"/>
+        </w:rPr>
+        <w:t>: #</w:t>
+      </w:r>
+      <w:r>
+        <w:rPr>
+          <w:rFonts w:ascii="Times New Roman" w:hAnsi="Times New Roman" w:cs="Times New Roman"/>
+          <w:sz w:val="24"/>
+          <w:szCs w:val="24"/>
+        </w:rPr>
+        <w:t>FFD700</w:t>
+      </w:r>
+      <w:r>
+        <w:rPr>
+          <w:rFonts w:ascii="Times New Roman" w:hAnsi="Times New Roman" w:cs="Times New Roman"/>
+          <w:sz w:val="24"/>
+          <w:szCs w:val="24"/>
+        </w:rPr>
+        <w:t>;</w:t>
+      </w:r>
+      <w:r>
+        <w:rPr>
+          <w:rFonts w:ascii="Times New Roman" w:hAnsi="Times New Roman" w:cs="Times New Roman"/>
+          <w:sz w:val="24"/>
+          <w:szCs w:val="24"/>
+        </w:rPr>
+        <w:t xml:space="preserve"> gold</w:t>
+      </w:r>
+    </w:p>
+    <w:p>
+      <w:pPr>
+        <w:spacing w:line="360" w:lineRule="auto"/>
+        <w:jc w:val="both"/>
+        <w:rPr>
+          <w:rFonts w:ascii="Times New Roman" w:hAnsi="Times New Roman" w:cs="Times New Roman"/>
+          <w:sz w:val="24"/>
+          <w:szCs w:val="24"/>
+        </w:rPr>
+      </w:pPr>
+      <w:r>
+        <w:rPr>
+          <w:rFonts w:ascii="Times New Roman" w:hAnsi="Times New Roman" w:cs="Times New Roman"/>
+          <w:sz w:val="24"/>
+          <w:szCs w:val="24"/>
+        </w:rPr>
+        <w:tab/>
+      </w:r>
+      <w:r>
+        <w:rPr>
+          <w:rFonts w:ascii="Times New Roman" w:hAnsi="Times New Roman" w:cs="Times New Roman"/>
+          <w:sz w:val="24"/>
+          <w:szCs w:val="24"/>
+        </w:rPr>
+        <w:tab/>
+      </w:r>
+      <w:r>
+        <w:rPr>
+          <w:rFonts w:ascii="Times New Roman" w:hAnsi="Times New Roman" w:cs="Times New Roman"/>
+          <w:sz w:val="24"/>
+          <w:szCs w:val="24"/>
+        </w:rPr>
+        <w:tab/>
+      </w:r>
+      <w:r>
+        <w:rPr>
+          <w:rFonts w:ascii="Times New Roman" w:hAnsi="Times New Roman" w:cs="Times New Roman"/>
+          <w:sz w:val="24"/>
+          <w:szCs w:val="24"/>
+        </w:rPr>
+        <w:tab/>
+      </w:r>
+      <w:r>
+        <w:rPr>
+          <w:rFonts w:ascii="Times New Roman" w:hAnsi="Times New Roman" w:cs="Times New Roman"/>
+          <w:sz w:val="24"/>
+          <w:szCs w:val="24"/>
+        </w:rPr>
+        <w:tab/>
+        <w:t>}</w:t>
+      </w:r>
+    </w:p>
+    <w:p>
+      <w:pPr>
+        <w:spacing w:line="360" w:lineRule="auto"/>
+        <w:jc w:val="both"/>
+        <w:rPr>
+          <w:rFonts w:ascii="Times New Roman" w:hAnsi="Times New Roman" w:cs="Times New Roman"/>
+          <w:sz w:val="24"/>
+          <w:szCs w:val="24"/>
+        </w:rPr>
+      </w:pPr>
+      <w:r>
+        <w:rPr>
+          <w:rFonts w:ascii="Times New Roman" w:hAnsi="Times New Roman" w:cs="Times New Roman"/>
+          <w:sz w:val="24"/>
+          <w:szCs w:val="24"/>
+        </w:rPr>
+        <w:t xml:space="preserve">Footer </w:t>
+      </w:r>
+    </w:p>
+    <w:p>
+      <w:pPr>
+        <w:spacing w:line="360" w:lineRule="auto"/>
+        <w:jc w:val="both"/>
+        <w:rPr>
+          <w:rFonts w:ascii="Times New Roman" w:hAnsi="Times New Roman" w:cs="Times New Roman"/>
+          <w:sz w:val="24"/>
+          <w:szCs w:val="24"/>
+        </w:rPr>
+      </w:pPr>
+      <w:r>
+        <w:rPr>
+          <w:rFonts w:ascii="Times New Roman" w:hAnsi="Times New Roman" w:cs="Times New Roman"/>
+          <w:noProof/>
+          <w:sz w:val="24"/>
+          <w:szCs w:val="24"/>
+        </w:rPr>
+        <w:lastRenderedPageBreak/>
+        <w:drawing>
+          <wp:inline distT="0" distB="0" distL="0" distR="0" wp14:anchorId="794AB5AB" wp14:editId="5B635F19">
+            <wp:extent cx="5299544" cy="3219300"/>
+            <wp:effectExtent l="0" t="0" r="0" b="635"/>
+            <wp:docPr id="1944268731" name="Picture 1"/>
+            <wp:cNvGraphicFramePr>
+              <a:graphicFrameLocks xmlns:a="http://schemas.openxmlformats.org/drawingml/2006/main" noChangeAspect="1"/>
+            </wp:cNvGraphicFramePr>
+            <a:graphic xmlns:a="http://schemas.openxmlformats.org/drawingml/2006/main">
+              <a:graphicData uri="http://schemas.openxmlformats.org/drawingml/2006/picture">
+                <pic:pic xmlns:pic="http://schemas.openxmlformats.org/drawingml/2006/picture">
+                  <pic:nvPicPr>
+                    <pic:cNvPr id="1944268731" name=""/>
+                    <pic:cNvPicPr/>
+                  </pic:nvPicPr>
+                  <pic:blipFill>
+                    <a:blip r:embed="rId34"/>
+                    <a:stretch>
+                      <a:fillRect/>
+                    </a:stretch>
+                  </pic:blipFill>
+                  <pic:spPr>
+                    <a:xfrm>
+                      <a:off x="0" y="0"/>
+                      <a:ext cx="5307821" cy="3224328"/>
+                    </a:xfrm>
+                    <a:prstGeom prst="rect">
+                      <a:avLst/>
+                    </a:prstGeom>
+                  </pic:spPr>
+                </pic:pic>
+              </a:graphicData>
+            </a:graphic>
+          </wp:inline>
+        </w:drawing>
+      </w:r>
+    </w:p>
+    <w:p>
+      <w:pPr>
+        <w:spacing w:line="360" w:lineRule="auto"/>
+        <w:jc w:val="both"/>
+        <w:rPr>
+          <w:rFonts w:ascii="Times New Roman" w:hAnsi="Times New Roman" w:cs="Times New Roman"/>
+          <w:sz w:val="24"/>
+          <w:szCs w:val="24"/>
+        </w:rPr>
+      </w:pPr>
+    </w:p>
+    <w:p>
+      <w:pPr>
+        <w:spacing w:line="360" w:lineRule="auto"/>
+        <w:jc w:val="both"/>
+        <w:rPr>
+          <w:rFonts w:ascii="Times New Roman" w:hAnsi="Times New Roman" w:cs="Times New Roman"/>
+          <w:sz w:val="24"/>
+          <w:szCs w:val="24"/>
+        </w:rPr>
+      </w:pPr>
+      <w:r>
+        <w:rPr>
+          <w:rFonts w:ascii="Times New Roman" w:hAnsi="Times New Roman" w:cs="Times New Roman"/>
+          <w:noProof/>
+          <w:sz w:val="24"/>
+          <w:szCs w:val="24"/>
+        </w:rPr>
+        <w:drawing>
+          <wp:inline distT="0" distB="0" distL="0" distR="0" wp14:anchorId="3E23D261" wp14:editId="352E88D7">
+            <wp:extent cx="5731510" cy="2158365"/>
+            <wp:effectExtent l="0" t="0" r="2540" b="0"/>
+            <wp:docPr id="286030330" name="Picture 1"/>
+            <wp:cNvGraphicFramePr>
+              <a:graphicFrameLocks xmlns:a="http://schemas.openxmlformats.org/drawingml/2006/main" noChangeAspect="1"/>
+            </wp:cNvGraphicFramePr>
+            <a:graphic xmlns:a="http://schemas.openxmlformats.org/drawingml/2006/main">
+              <a:graphicData uri="http://schemas.openxmlformats.org/drawingml/2006/picture">
+                <pic:pic xmlns:pic="http://schemas.openxmlformats.org/drawingml/2006/picture">
+                  <pic:nvPicPr>
+                    <pic:cNvPr id="286030330" name=""/>
+                    <pic:cNvPicPr/>
+                  </pic:nvPicPr>
+                  <pic:blipFill>
+                    <a:blip r:embed="rId35"/>
+                    <a:stretch>
+                      <a:fillRect/>
+                    </a:stretch>
+                  </pic:blipFill>
+                  <pic:spPr>
+                    <a:xfrm>
+                      <a:off x="0" y="0"/>
+                      <a:ext cx="5731510" cy="2158365"/>
+                    </a:xfrm>
+                    <a:prstGeom prst="rect">
+                      <a:avLst/>
+                    </a:prstGeom>
+                  </pic:spPr>
+                </pic:pic>
+              </a:graphicData>
+            </a:graphic>
+          </wp:inline>
+        </w:drawing>
+      </w:r>
+    </w:p>
+    <w:p>
+      <w:pPr>
+        <w:spacing w:line="360" w:lineRule="auto"/>
+        <w:jc w:val="both"/>
+        <w:rPr>
+          <w:rFonts w:ascii="Times New Roman" w:hAnsi="Times New Roman" w:cs="Times New Roman"/>
+          <w:b/>
+          <w:bCs/>
+          <w:sz w:val="32"/>
+          <w:szCs w:val="32"/>
+        </w:rPr>
+      </w:pPr>
+    </w:p>
+    <w:p>
+      <w:pPr>
+        <w:spacing w:line="360" w:lineRule="auto"/>
+        <w:jc w:val="both"/>
+        <w:rPr>
+          <w:rFonts w:ascii="Times New Roman" w:hAnsi="Times New Roman" w:cs="Times New Roman"/>
+          <w:b/>
+          <w:bCs/>
+          <w:sz w:val="32"/>
+          <w:szCs w:val="32"/>
+        </w:rPr>
+      </w:pPr>
+      <w:r>
+        <w:rPr>
+          <w:rFonts w:ascii="Times New Roman" w:hAnsi="Times New Roman" w:cs="Times New Roman"/>
+          <w:b/>
+          <w:bCs/>
+          <w:sz w:val="32"/>
+          <w:szCs w:val="32"/>
+        </w:rPr>
+        <w:t>What do I want to learn from this course?</w:t>
+      </w:r>
+    </w:p>
+    <w:p>
+      <w:pPr>
+        <w:spacing w:line="360" w:lineRule="auto"/>
+        <w:jc w:val="both"/>
+        <w:rPr>
+          <w:rFonts w:ascii="Times New Roman" w:hAnsi="Times New Roman" w:cs="Times New Roman"/>
+          <w:sz w:val="24"/>
+          <w:szCs w:val="24"/>
+        </w:rPr>
+      </w:pPr>
+      <w:r>
+        <w:rPr>
+          <w:rFonts w:ascii="Times New Roman" w:hAnsi="Times New Roman" w:cs="Times New Roman"/>
+          <w:sz w:val="24"/>
+          <w:szCs w:val="24"/>
+        </w:rPr>
+        <w:t xml:space="preserve">So far in my 2.5 years as a BSc student in Mechanical Engineering, I have completed many theoretical assignments, but I feel my studies have lacked practical work. I am ambitious, hard-working, and always eager to learn new skills. I believe this course will help me connect the course material to real-world, hands-on projects. I am especially looking forward to learning about modern manufacturing processes such as parametric design for laser cutting and milling, and mould casting using different materials. These skills will also support my design and prototyping work, for instance through 3D printing and 3D scanning, as well as other methods </w:t>
+      </w:r>
+      <w:r>
+        <w:rPr>
+          <w:rFonts w:ascii="Times New Roman" w:hAnsi="Times New Roman" w:cs="Times New Roman"/>
+          <w:sz w:val="24"/>
+          <w:szCs w:val="24"/>
+        </w:rPr>
+        <w:lastRenderedPageBreak/>
+        <w:t>used in modern manufacturing. This assignment gave me a solid foundation in website design and version control, skills that will be highly useful in the future. For the final assignment, I am not entirely sure what I want to do yet. I am considering a project related to football or Formula 1 cars, or something practical that could be useful in daily life.</w:t>
+      </w:r>
     </w:p>
     <w:sectPr>
       <w:pgSz w:w="11906" w:h="16838"/>
@@ -7078,6 +8141,56 @@
     </w:sectPr>
   </w:body>
 </w:document>
+</file>
+
+<file path=word/endnotes.xml><?xml version="1.0" encoding="utf-8"?>
+<w:endnotes xmlns:wpc="http://schemas.microsoft.com/office/word/2010/wordprocessingCanvas" xmlns:cx="http://schemas.microsoft.com/office/drawing/2014/chartex" xmlns:cx1="http://schemas.microsoft.com/office/drawing/2015/9/8/chartex" xmlns:cx2="http://schemas.microsoft.com/office/drawing/2015/10/21/chartex" xmlns:cx3="http://schemas.microsoft.com/office/drawing/2016/5/9/chartex" xmlns:cx4="http://schemas.microsoft.com/office/drawing/2016/5/10/chartex" xmlns:cx5="http://schemas.microsoft.com/office/drawing/2016/5/11/chartex" xmlns:cx6="http://schemas.microsoft.com/office/drawing/2016/5/12/chartex" xmlns:cx7="http://schemas.microsoft.com/office/drawing/2016/5/13/chartex" xmlns:cx8="http://schemas.microsoft.com/office/drawing/2016/5/14/chartex" xmlns:mc="http://schemas.openxmlformats.org/markup-compatibility/2006" xmlns:aink="http://schemas.microsoft.com/office/drawing/2016/ink" xmlns:am3d="http://schemas.microsoft.com/office/drawing/2017/model3d" xmlns:o="urn:schemas-microsoft-com:office:office" xmlns:oel="http://schemas.microsoft.com/office/2019/extlst" xmlns:r="http://schemas.openxmlformats.org/officeDocument/2006/relationships" xmlns:m="http://schemas.openxmlformats.org/officeDocument/2006/math" xmlns:v="urn:schemas-microsoft-com:vml" xmlns:wp14="http://schemas.microsoft.com/office/word/2010/wordprocessingDrawing" xmlns:wp="http://schemas.openxmlformats.org/drawingml/2006/wordprocessingDrawing" xmlns:w10="urn:schemas-microsoft-com:office:word" xmlns:w="http://schemas.openxmlformats.org/wordprocessingml/2006/main" xmlns:w14="http://schemas.microsoft.com/office/word/2010/wordml" xmlns:w15="http://schemas.microsoft.com/office/word/2012/wordml" xmlns:w16cex="http://schemas.microsoft.com/office/word/2018/wordml/cex" xmlns:w16cid="http://schemas.microsoft.com/office/word/2016/wordml/cid" xmlns:w16="http://schemas.microsoft.com/office/word/2018/wordml" xmlns:w16du="http://schemas.microsoft.com/office/word/2023/wordml/word16du" xmlns:w16sdtdh="http://schemas.microsoft.com/office/word/2020/wordml/sdtdatahash" xmlns:w16sdtfl="http://schemas.microsoft.com/office/word/2024/wordml/sdtformatlock" xmlns:w16se="http://schemas.microsoft.com/office/word/2015/wordml/symex" xmlns:wpg="http://schemas.microsoft.com/office/word/2010/wordprocessingGroup" xmlns:wpi="http://schemas.microsoft.com/office/word/2010/wordprocessingInk" xmlns:wne="http://schemas.microsoft.com/office/word/2006/wordml" xmlns:wps="http://schemas.microsoft.com/office/word/2010/wordprocessingShape" mc:Ignorable="w14 w15 w16se w16cid w16 w16cex w16sdtdh w16sdtfl w16du wp14">
+  <w:endnote w:type="separator" w:id="-1">
+    <w:p>
+      <w:pPr>
+        <w:spacing w:after="0" w:line="240" w:lineRule="auto"/>
+      </w:pPr>
+      <w:r>
+        <w:separator/>
+      </w:r>
+    </w:p>
+  </w:endnote>
+  <w:endnote w:type="continuationSeparator" w:id="0">
+    <w:p>
+      <w:pPr>
+        <w:spacing w:after="0" w:line="240" w:lineRule="auto"/>
+      </w:pPr>
+      <w:r>
+        <w:continuationSeparator/>
+      </w:r>
+    </w:p>
+  </w:endnote>
+</w:endnotes>
+</file>
+
+<file path=word/footnotes.xml><?xml version="1.0" encoding="utf-8"?>
+<w:footnotes xmlns:wpc="http://schemas.microsoft.com/office/word/2010/wordprocessingCanvas" xmlns:cx="http://schemas.microsoft.com/office/drawing/2014/chartex" xmlns:cx1="http://schemas.microsoft.com/office/drawing/2015/9/8/chartex" xmlns:cx2="http://schemas.microsoft.com/office/drawing/2015/10/21/chartex" xmlns:cx3="http://schemas.microsoft.com/office/drawing/2016/5/9/chartex" xmlns:cx4="http://schemas.microsoft.com/office/drawing/2016/5/10/chartex" xmlns:cx5="http://schemas.microsoft.com/office/drawing/2016/5/11/chartex" xmlns:cx6="http://schemas.microsoft.com/office/drawing/2016/5/12/chartex" xmlns:cx7="http://schemas.microsoft.com/office/drawing/2016/5/13/chartex" xmlns:cx8="http://schemas.microsoft.com/office/drawing/2016/5/14/chartex" xmlns:mc="http://schemas.openxmlformats.org/markup-compatibility/2006" xmlns:aink="http://schemas.microsoft.com/office/drawing/2016/ink" xmlns:am3d="http://schemas.microsoft.com/office/drawing/2017/model3d" xmlns:o="urn:schemas-microsoft-com:office:office" xmlns:oel="http://schemas.microsoft.com/office/2019/extlst" xmlns:r="http://schemas.openxmlformats.org/officeDocument/2006/relationships" xmlns:m="http://schemas.openxmlformats.org/officeDocument/2006/math" xmlns:v="urn:schemas-microsoft-com:vml" xmlns:wp14="http://schemas.microsoft.com/office/word/2010/wordprocessingDrawing" xmlns:wp="http://schemas.openxmlformats.org/drawingml/2006/wordprocessingDrawing" xmlns:w10="urn:schemas-microsoft-com:office:word" xmlns:w="http://schemas.openxmlformats.org/wordprocessingml/2006/main" xmlns:w14="http://schemas.microsoft.com/office/word/2010/wordml" xmlns:w15="http://schemas.microsoft.com/office/word/2012/wordml" xmlns:w16cex="http://schemas.microsoft.com/office/word/2018/wordml/cex" xmlns:w16cid="http://schemas.microsoft.com/office/word/2016/wordml/cid" xmlns:w16="http://schemas.microsoft.com/office/word/2018/wordml" xmlns:w16du="http://schemas.microsoft.com/office/word/2023/wordml/word16du" xmlns:w16sdtdh="http://schemas.microsoft.com/office/word/2020/wordml/sdtdatahash" xmlns:w16sdtfl="http://schemas.microsoft.com/office/word/2024/wordml/sdtformatlock" xmlns:w16se="http://schemas.microsoft.com/office/word/2015/wordml/symex" xmlns:wpg="http://schemas.microsoft.com/office/word/2010/wordprocessingGroup" xmlns:wpi="http://schemas.microsoft.com/office/word/2010/wordprocessingInk" xmlns:wne="http://schemas.microsoft.com/office/word/2006/wordml" xmlns:wps="http://schemas.microsoft.com/office/word/2010/wordprocessingShape" mc:Ignorable="w14 w15 w16se w16cid w16 w16cex w16sdtdh w16sdtfl w16du wp14">
+  <w:footnote w:type="separator" w:id="-1">
+    <w:p>
+      <w:pPr>
+        <w:spacing w:after="0" w:line="240" w:lineRule="auto"/>
+      </w:pPr>
+      <w:r>
+        <w:separator/>
+      </w:r>
+    </w:p>
+  </w:footnote>
+  <w:footnote w:type="continuationSeparator" w:id="0">
+    <w:p>
+      <w:pPr>
+        <w:spacing w:after="0" w:line="240" w:lineRule="auto"/>
+      </w:pPr>
+      <w:r>
+        <w:continuationSeparator/>
+      </w:r>
+    </w:p>
+  </w:footnote>
+</w:footnotes>
 </file>
 
 <file path=word/numbering.xml><?xml version="1.0" encoding="utf-8"?>
@@ -8011,7 +9124,6 @@
     <w:next w:val="Normal"/>
     <w:link w:val="Heading3Char"/>
     <w:uiPriority w:val="9"/>
-    <w:semiHidden/>
     <w:unhideWhenUsed/>
     <w:qFormat/>
     <w:rsid w:val="0048667D"/>
@@ -8163,6 +9275,7 @@
   <w:style w:type="character" w:default="1" w:styleId="DefaultParagraphFont">
     <w:name w:val="Default Paragraph Font"/>
     <w:uiPriority w:val="1"/>
+    <w:semiHidden/>
     <w:unhideWhenUsed/>
   </w:style>
   <w:style w:type="table" w:default="1" w:styleId="TableNormal">
@@ -8217,7 +9330,6 @@
     <w:basedOn w:val="DefaultParagraphFont"/>
     <w:link w:val="Heading3"/>
     <w:uiPriority w:val="9"/>
-    <w:semiHidden/>
     <w:rsid w:val="0048667D"/>
     <w:rPr>
       <w:rFonts w:eastAsiaTheme="majorEastAsia" w:cstheme="majorBidi"/>
@@ -8509,6 +9621,50 @@
       <w:color w:val="96607D" w:themeColor="followedHyperlink"/>
       <w:u w:val="single"/>
     </w:rPr>
+  </w:style>
+  <w:style w:type="paragraph" w:styleId="Header">
+    <w:name w:val="header"/>
+    <w:basedOn w:val="Normal"/>
+    <w:link w:val="HeaderChar"/>
+    <w:uiPriority w:val="99"/>
+    <w:unhideWhenUsed/>
+    <w:rsid w:val="00C8362C"/>
+    <w:pPr>
+      <w:tabs>
+        <w:tab w:val="center" w:pos="4513"/>
+        <w:tab w:val="right" w:pos="9026"/>
+      </w:tabs>
+      <w:spacing w:after="0" w:line="240" w:lineRule="auto"/>
+    </w:pPr>
+  </w:style>
+  <w:style w:type="character" w:customStyle="1" w:styleId="HeaderChar">
+    <w:name w:val="Header Char"/>
+    <w:basedOn w:val="DefaultParagraphFont"/>
+    <w:link w:val="Header"/>
+    <w:uiPriority w:val="99"/>
+    <w:rsid w:val="00C8362C"/>
+  </w:style>
+  <w:style w:type="paragraph" w:styleId="Footer">
+    <w:name w:val="footer"/>
+    <w:basedOn w:val="Normal"/>
+    <w:link w:val="FooterChar"/>
+    <w:uiPriority w:val="99"/>
+    <w:unhideWhenUsed/>
+    <w:rsid w:val="00C8362C"/>
+    <w:pPr>
+      <w:tabs>
+        <w:tab w:val="center" w:pos="4513"/>
+        <w:tab w:val="right" w:pos="9026"/>
+      </w:tabs>
+      <w:spacing w:after="0" w:line="240" w:lineRule="auto"/>
+    </w:pPr>
+  </w:style>
+  <w:style w:type="character" w:customStyle="1" w:styleId="FooterChar">
+    <w:name w:val="Footer Char"/>
+    <w:basedOn w:val="DefaultParagraphFont"/>
+    <w:link w:val="Footer"/>
+    <w:uiPriority w:val="99"/>
+    <w:rsid w:val="00C8362C"/>
   </w:style>
 </w:styles>
 </file>

--- a/Verkefni 1_ vefsida_skref_TSF.docx
+++ b/Verkefni 1_ vefsida_skref_TSF.docx
@@ -3411,25 +3411,7 @@
           <w:sz w:val="24"/>
           <w:szCs w:val="24"/>
         </w:rPr>
-        <w:t xml:space="preserve"> </w:t>
-      </w:r>
-      <w:proofErr w:type="gramStart"/>
-      <w:r>
-        <w:rPr>
-          <w:rFonts w:ascii="Times New Roman" w:hAnsi="Times New Roman" w:cs="Times New Roman"/>
-          <w:sz w:val="24"/>
-          <w:szCs w:val="24"/>
-        </w:rPr>
-        <w:t>and also</w:t>
-      </w:r>
-      <w:proofErr w:type="gramEnd"/>
-      <w:r>
-        <w:rPr>
-          <w:rFonts w:ascii="Times New Roman" w:hAnsi="Times New Roman" w:cs="Times New Roman"/>
-          <w:sz w:val="24"/>
-          <w:szCs w:val="24"/>
-        </w:rPr>
-        <w:t xml:space="preserve"> got help from ChatGPT. After that, I watched introductory videos on using Brackets and editing HTML websites:</w:t>
+        <w:t xml:space="preserve"> and also got help from ChatGPT. After that, I watched introductory videos on using Brackets and editing HTML websites:</w:t>
       </w:r>
     </w:p>
     <w:p>
@@ -6465,7 +6447,6 @@
         <w:t xml:space="preserve">git config --global </w:t>
       </w:r>
       <w:proofErr w:type="spellStart"/>
-      <w:proofErr w:type="gramStart"/>
       <w:r>
         <w:rPr>
           <w:rFonts w:ascii="Times New Roman" w:hAnsi="Times New Roman" w:cs="Times New Roman"/>
@@ -6475,7 +6456,6 @@
         <w:t>user.email</w:t>
       </w:r>
       <w:proofErr w:type="spellEnd"/>
-      <w:proofErr w:type="gramEnd"/>
       <w:r>
         <w:rPr>
           <w:rFonts w:ascii="Times New Roman" w:hAnsi="Times New Roman" w:cs="Times New Roman"/>
@@ -6699,41 +6679,29 @@
         <w:jc w:val="both"/>
         <w:rPr>
           <w:rFonts w:ascii="Times New Roman" w:hAnsi="Times New Roman" w:cs="Times New Roman"/>
-          <w:sz w:val="24"/>
-          <w:szCs w:val="24"/>
-        </w:rPr>
-      </w:pPr>
-      <w:r>
-        <w:rPr>
-          <w:rFonts w:ascii="Times New Roman" w:hAnsi="Times New Roman" w:cs="Times New Roman"/>
-          <w:sz w:val="24"/>
-          <w:szCs w:val="24"/>
-        </w:rPr>
-        <w:t xml:space="preserve">To update the </w:t>
-      </w:r>
-      <w:proofErr w:type="gramStart"/>
-      <w:r>
-        <w:rPr>
-          <w:rFonts w:ascii="Times New Roman" w:hAnsi="Times New Roman" w:cs="Times New Roman"/>
-          <w:sz w:val="24"/>
-          <w:szCs w:val="24"/>
-        </w:rPr>
-        <w:t>website</w:t>
-      </w:r>
-      <w:proofErr w:type="gramEnd"/>
-      <w:r>
-        <w:rPr>
-          <w:rFonts w:ascii="Times New Roman" w:hAnsi="Times New Roman" w:cs="Times New Roman"/>
-          <w:sz w:val="24"/>
-          <w:szCs w:val="24"/>
-        </w:rPr>
-        <w:t xml:space="preserve"> I used </w:t>
-      </w:r>
-      <w:r>
-        <w:rPr>
-          <w:rFonts w:ascii="Times New Roman" w:hAnsi="Times New Roman" w:cs="Times New Roman"/>
-          <w:sz w:val="24"/>
-          <w:szCs w:val="24"/>
+          <w:b/>
+          <w:bCs/>
+          <w:sz w:val="36"/>
+          <w:szCs w:val="36"/>
+        </w:rPr>
+      </w:pPr>
+      <w:r>
+        <w:rPr>
+          <w:rFonts w:ascii="Times New Roman" w:hAnsi="Times New Roman" w:cs="Times New Roman"/>
+          <w:b/>
+          <w:bCs/>
+          <w:sz w:val="36"/>
+          <w:szCs w:val="36"/>
+        </w:rPr>
+        <w:t xml:space="preserve">To update the website I used </w:t>
+      </w:r>
+      <w:r>
+        <w:rPr>
+          <w:rFonts w:ascii="Times New Roman" w:hAnsi="Times New Roman" w:cs="Times New Roman"/>
+          <w:b/>
+          <w:bCs/>
+          <w:sz w:val="36"/>
+          <w:szCs w:val="36"/>
         </w:rPr>
         <w:t>the following commands.</w:t>
       </w:r>
@@ -6762,15 +6730,7 @@
           <w:sz w:val="24"/>
           <w:szCs w:val="24"/>
         </w:rPr>
-        <w:t>&lt;file&gt;</w:t>
-      </w:r>
-      <w:r>
-        <w:rPr>
-          <w:rFonts w:ascii="Times New Roman" w:hAnsi="Times New Roman" w:cs="Times New Roman"/>
-          <w:sz w:val="24"/>
-          <w:szCs w:val="24"/>
-        </w:rPr>
-        <w:t>…</w:t>
+        <w:t>.</w:t>
       </w:r>
     </w:p>
     <w:p>
@@ -6902,43 +6862,16 @@
           <w:sz w:val="24"/>
           <w:szCs w:val="24"/>
         </w:rPr>
-        <w:t xml:space="preserve">In the image below, we can see a CSS selector where #banner is an ID selector </w:t>
-      </w:r>
-      <w:proofErr w:type="gramStart"/>
-      <w:r>
-        <w:rPr>
-          <w:rFonts w:ascii="Times New Roman" w:hAnsi="Times New Roman" w:cs="Times New Roman"/>
-          <w:sz w:val="24"/>
-          <w:szCs w:val="24"/>
-        </w:rPr>
-        <w:t>and .content</w:t>
-      </w:r>
-      <w:proofErr w:type="gramEnd"/>
-      <w:r>
-        <w:rPr>
-          <w:rFonts w:ascii="Times New Roman" w:hAnsi="Times New Roman" w:cs="Times New Roman"/>
-          <w:sz w:val="24"/>
-          <w:szCs w:val="24"/>
-        </w:rPr>
-        <w:t xml:space="preserve"> </w:t>
-      </w:r>
-      <w:proofErr w:type="gramStart"/>
-      <w:r>
-        <w:rPr>
-          <w:rFonts w:ascii="Times New Roman" w:hAnsi="Times New Roman" w:cs="Times New Roman"/>
-          <w:sz w:val="24"/>
-          <w:szCs w:val="24"/>
-        </w:rPr>
-        <w:t>and .image</w:t>
-      </w:r>
-      <w:proofErr w:type="gramEnd"/>
-      <w:r>
-        <w:rPr>
-          <w:rFonts w:ascii="Times New Roman" w:hAnsi="Times New Roman" w:cs="Times New Roman"/>
-          <w:sz w:val="24"/>
-          <w:szCs w:val="24"/>
-        </w:rPr>
-        <w:t xml:space="preserve"> are class selectors. This rule targets elements with the class image inside an element with the class content, within the section that has the ID banner</w:t>
+        <w:t xml:space="preserve">In the image below, we can see a CSS selector where #banner is an ID selector and .content and .image are class selectors. This rule targets </w:t>
+      </w:r>
+      <w:r>
+        <w:rPr>
+          <w:rFonts w:ascii="Times New Roman" w:hAnsi="Times New Roman" w:cs="Times New Roman"/>
+          <w:sz w:val="24"/>
+          <w:szCs w:val="24"/>
+        </w:rPr>
+        <w:lastRenderedPageBreak/>
+        <w:t>elements with the class image inside an element with the class content, within the section that has the ID banner</w:t>
       </w:r>
       <w:r>
         <w:rPr>
@@ -6966,7 +6899,6 @@
           <w:sz w:val="24"/>
           <w:szCs w:val="24"/>
         </w:rPr>
-        <w:lastRenderedPageBreak/>
         <w:drawing>
           <wp:inline distT="0" distB="0" distL="0" distR="0" wp14:anchorId="69D4A220" wp14:editId="7BF20E9F">
             <wp:extent cx="3180522" cy="2145481"/>
@@ -7210,18 +7142,8 @@
           <w:szCs w:val="24"/>
         </w:rPr>
         <w:tab/>
-        <w:t>background: #</w:t>
-      </w:r>
-      <w:proofErr w:type="gramStart"/>
-      <w:r>
-        <w:rPr>
-          <w:rFonts w:ascii="Times New Roman" w:hAnsi="Times New Roman" w:cs="Times New Roman"/>
-          <w:sz w:val="24"/>
-          <w:szCs w:val="24"/>
-        </w:rPr>
-        <w:t>1c1d26;</w:t>
-      </w:r>
-      <w:proofErr w:type="gramEnd"/>
+        <w:t>background: #1c1d26;</w:t>
+      </w:r>
     </w:p>
     <w:p>
       <w:pPr>
@@ -7334,6 +7256,7 @@
           <w:sz w:val="24"/>
           <w:szCs w:val="24"/>
         </w:rPr>
+        <w:lastRenderedPageBreak/>
         <w:t>Current HTML body</w:t>
       </w:r>
     </w:p>
@@ -7353,7 +7276,6 @@
           <w:sz w:val="24"/>
           <w:szCs w:val="24"/>
         </w:rPr>
-        <w:lastRenderedPageBreak/>
         <w:t xml:space="preserve">*: </w:t>
       </w:r>
       <w:r>
@@ -7421,18 +7343,8 @@
           <w:szCs w:val="24"/>
         </w:rPr>
         <w:tab/>
-        <w:t>box-sizing: border-</w:t>
-      </w:r>
-      <w:proofErr w:type="gramStart"/>
-      <w:r>
-        <w:rPr>
-          <w:rFonts w:ascii="Times New Roman" w:hAnsi="Times New Roman" w:cs="Times New Roman"/>
-          <w:sz w:val="24"/>
-          <w:szCs w:val="24"/>
-        </w:rPr>
-        <w:t>box;</w:t>
-      </w:r>
-      <w:proofErr w:type="gramEnd"/>
+        <w:t>box-sizing: border-box;</w:t>
+      </w:r>
     </w:p>
     <w:p>
       <w:pPr>
@@ -7471,43 +7383,7 @@
           <w:szCs w:val="24"/>
         </w:rPr>
         <w:tab/>
-        <w:t xml:space="preserve">*, </w:t>
-      </w:r>
-      <w:proofErr w:type="gramStart"/>
-      <w:r>
-        <w:rPr>
-          <w:rFonts w:ascii="Times New Roman" w:hAnsi="Times New Roman" w:cs="Times New Roman"/>
-          <w:sz w:val="24"/>
-          <w:szCs w:val="24"/>
-        </w:rPr>
-        <w:t>*:before</w:t>
-      </w:r>
-      <w:proofErr w:type="gramEnd"/>
-      <w:r>
-        <w:rPr>
-          <w:rFonts w:ascii="Times New Roman" w:hAnsi="Times New Roman" w:cs="Times New Roman"/>
-          <w:sz w:val="24"/>
-          <w:szCs w:val="24"/>
-        </w:rPr>
-        <w:t xml:space="preserve">, </w:t>
-      </w:r>
-      <w:proofErr w:type="gramStart"/>
-      <w:r>
-        <w:rPr>
-          <w:rFonts w:ascii="Times New Roman" w:hAnsi="Times New Roman" w:cs="Times New Roman"/>
-          <w:sz w:val="24"/>
-          <w:szCs w:val="24"/>
-        </w:rPr>
-        <w:t>*:after</w:t>
-      </w:r>
-      <w:proofErr w:type="gramEnd"/>
-      <w:r>
-        <w:rPr>
-          <w:rFonts w:ascii="Times New Roman" w:hAnsi="Times New Roman" w:cs="Times New Roman"/>
-          <w:sz w:val="24"/>
-          <w:szCs w:val="24"/>
-        </w:rPr>
-        <w:t xml:space="preserve"> {</w:t>
+        <w:t>*, *:before, *:after {</w:t>
       </w:r>
     </w:p>
     <w:p>
@@ -7535,18 +7411,8 @@
           <w:szCs w:val="24"/>
         </w:rPr>
         <w:tab/>
-        <w:t xml:space="preserve">box-sizing: </w:t>
-      </w:r>
-      <w:proofErr w:type="gramStart"/>
-      <w:r>
-        <w:rPr>
-          <w:rFonts w:ascii="Times New Roman" w:hAnsi="Times New Roman" w:cs="Times New Roman"/>
-          <w:sz w:val="24"/>
-          <w:szCs w:val="24"/>
-        </w:rPr>
-        <w:t>inherit;</w:t>
-      </w:r>
-      <w:proofErr w:type="gramEnd"/>
+        <w:t>box-sizing: inherit;</w:t>
+      </w:r>
     </w:p>
     <w:p>
       <w:pPr>
@@ -7613,17 +7479,8 @@
           <w:szCs w:val="24"/>
         </w:rPr>
         <w:tab/>
-      </w:r>
-      <w:proofErr w:type="gramStart"/>
-      <w:r>
-        <w:rPr>
-          <w:rFonts w:ascii="Times New Roman" w:hAnsi="Times New Roman" w:cs="Times New Roman"/>
-          <w:sz w:val="24"/>
-          <w:szCs w:val="24"/>
-        </w:rPr>
         <w:t>background:#05122d;</w:t>
       </w:r>
-      <w:proofErr w:type="gramEnd"/>
     </w:p>
     <w:p>
       <w:pPr>
@@ -7737,7 +7594,6 @@
         <w:t xml:space="preserve">#header nav ul </w:t>
       </w:r>
       <w:proofErr w:type="spellStart"/>
-      <w:proofErr w:type="gramStart"/>
       <w:r>
         <w:rPr>
           <w:rFonts w:ascii="Times New Roman" w:hAnsi="Times New Roman" w:cs="Times New Roman"/>
@@ -7747,7 +7603,6 @@
         <w:t>li.active</w:t>
       </w:r>
       <w:proofErr w:type="spellEnd"/>
-      <w:proofErr w:type="gramEnd"/>
       <w:r>
         <w:rPr>
           <w:rFonts w:ascii="Times New Roman" w:hAnsi="Times New Roman" w:cs="Times New Roman"/>
@@ -7757,7 +7612,6 @@
         <w:t xml:space="preserve"> &gt; a, #header nav ul </w:t>
       </w:r>
       <w:proofErr w:type="spellStart"/>
-      <w:proofErr w:type="gramStart"/>
       <w:r>
         <w:rPr>
           <w:rFonts w:ascii="Times New Roman" w:hAnsi="Times New Roman" w:cs="Times New Roman"/>
@@ -7767,7 +7621,6 @@
         <w:t>li.active</w:t>
       </w:r>
       <w:proofErr w:type="spellEnd"/>
-      <w:proofErr w:type="gramEnd"/>
       <w:r>
         <w:rPr>
           <w:rFonts w:ascii="Times New Roman" w:hAnsi="Times New Roman" w:cs="Times New Roman"/>
